--- a/_sources/defi-tables/fiche_tables_multiplication.docx
+++ b/_sources/defi-tables/fiche_tables_multiplication.docx
@@ -2,1771 +2,260 @@
 <file path=word/document.xml><?xml version="1.0" encoding="utf-8"?>
 <w:document xmlns:wpc="http://schemas.microsoft.com/office/word/2010/wordprocessingCanvas" xmlns:mo="http://schemas.microsoft.com/office/mac/office/2008/main" xmlns:mc="http://schemas.openxmlformats.org/markup-compatibility/2006" xmlns:mv="urn:schemas-microsoft-com:mac:vml" xmlns:o="urn:schemas-microsoft-com:office:office" xmlns:r="http://schemas.openxmlformats.org/officeDocument/2006/relationships" xmlns:m="http://schemas.openxmlformats.org/officeDocument/2006/math" xmlns:v="urn:schemas-microsoft-com:vml" xmlns:wp14="http://schemas.microsoft.com/office/word/2010/wordprocessingDrawing" xmlns:wp="http://schemas.openxmlformats.org/drawingml/2006/wordprocessingDrawing" xmlns:w10="urn:schemas-microsoft-com:office:word" xmlns:w="http://schemas.openxmlformats.org/wordprocessingml/2006/main" xmlns:w14="http://schemas.microsoft.com/office/word/2010/wordml" xmlns:wpg="http://schemas.microsoft.com/office/word/2010/wordprocessingGroup" xmlns:wpi="http://schemas.microsoft.com/office/word/2010/wordprocessingInk" xmlns:wne="http://schemas.microsoft.com/office/word/2006/wordml" xmlns:wps="http://schemas.microsoft.com/office/word/2010/wordprocessingShape" mc:Ignorable="w14 wp14">
   <w:body>
-    <w:p>
-      <w:pPr>
-        <w:spacing w:after="20"/>
-        <w:jc w:val="center"/>
-      </w:pPr>
-      <w:r>
-        <w:drawing>
-          <wp:inline xmlns:a="http://schemas.openxmlformats.org/drawingml/2006/main" xmlns:pic="http://schemas.openxmlformats.org/drawingml/2006/picture">
-            <wp:extent cx="1134000" cy="527166"/>
-            <wp:docPr id="1" name="Picture 1"/>
-            <wp:cNvGraphicFramePr>
-              <a:graphicFrameLocks noChangeAspect="1"/>
-            </wp:cNvGraphicFramePr>
-            <a:graphic>
-              <a:graphicData uri="http://schemas.openxmlformats.org/drawingml/2006/picture">
-                <pic:pic>
-                  <pic:nvPicPr>
-                    <pic:cNvPr id="0" name="mathsgo-logo.png"/>
-                    <pic:cNvPicPr/>
-                  </pic:nvPicPr>
-                  <pic:blipFill>
-                    <a:blip r:embed="rId9"/>
-                    <a:stretch>
-                      <a:fillRect/>
-                    </a:stretch>
-                  </pic:blipFill>
-                  <pic:spPr>
-                    <a:xfrm>
-                      <a:off x="0" y="0"/>
-                      <a:ext cx="1134000" cy="527166"/>
-                    </a:xfrm>
-                    <a:prstGeom prst="rect"/>
-                  </pic:spPr>
-                </pic:pic>
-              </a:graphicData>
-            </a:graphic>
-          </wp:inline>
-        </w:drawing>
-      </w:r>
-    </w:p>
-    <w:p>
-      <w:pPr>
-        <w:spacing w:before="0" w:after="40"/>
-        <w:jc w:val="center"/>
-      </w:pPr>
-      <w:r>
-        <w:rPr>
-          <w:rFonts w:ascii="Calibri" w:hAnsi="Calibri"/>
-          <w:b/>
-          <w:color w:val="143451"/>
-          <w:sz w:val="44"/>
-        </w:rPr>
-        <w:t>Mes tables de multiplication</w:t>
-      </w:r>
-    </w:p>
-    <w:p>
-      <w:pPr>
-        <w:spacing w:before="0" w:after="0"/>
-        <w:jc w:val="center"/>
-      </w:pPr>
-      <w:r>
-        <w:rPr>
-          <w:rFonts w:ascii="Calibri" w:hAnsi="Calibri"/>
-          <w:b/>
-          <w:color w:val="087A71"/>
-          <w:sz w:val="21"/>
-        </w:rPr>
-        <w:t>Pour commencer dans l’application</w:t>
-      </w:r>
-    </w:p>
-    <w:p>
-      <w:pPr>
-        <w:spacing w:before="0" w:after="120"/>
-        <w:jc w:val="center"/>
-      </w:pPr>
-      <w:r>
-        <w:rPr>
-          <w:rFonts w:ascii="Calibri" w:hAnsi="Calibri"/>
-          <w:b/>
-          <w:color w:val="506B7D"/>
-          <w:sz w:val="21"/>
-        </w:rPr>
-        <w:t>J’apprends  &gt;  choisis une table  &gt;  dans l’ordre  &gt;  dans le désordre</w:t>
-      </w:r>
-    </w:p>
     <w:tbl>
       <w:tblPr>
-        <w:tblW w:type="dxa" w:w="10546"/>
+        <w:tblW w:type="dxa" w:w="11100"/>
         <w:jc w:val="center"/>
         <w:tblLayout w:type="fixed"/>
         <w:tblLook w:firstColumn="1" w:firstRow="1" w:lastColumn="0" w:lastRow="0" w:noHBand="0" w:noVBand="1" w:val="04A0"/>
         <w:tblInd w:w="0" w:type="dxa"/>
       </w:tblPr>
       <w:tblGrid>
-        <w:gridCol w:w="3515"/>
-        <w:gridCol w:w="3515"/>
-        <w:gridCol w:w="3516"/>
+        <w:gridCol w:w="3100"/>
+        <w:gridCol w:w="6580"/>
+        <w:gridCol w:w="1420"/>
       </w:tblGrid>
       <w:tr>
         <w:trPr>
           <w:cantSplit/>
+          <w:trHeight w:val="1389" w:hRule="exact"/>
         </w:trPr>
         <w:tc>
           <w:tcPr>
-            <w:tcW w:type="dxa" w:w="3515"/>
+            <w:tcW w:type="dxa" w:w="3100"/>
+            <w:tcMar>
+              <w:top w:w="0" w:type="dxa"/>
+              <w:start w:w="0" w:type="dxa"/>
+              <w:bottom w:w="0" w:type="dxa"/>
+              <w:end w:w="0" w:type="dxa"/>
+            </w:tcMar>
+            <w:tcBorders>
+              <w:top w:val="nil"/>
+              <w:start w:val="nil"/>
+              <w:bottom w:val="nil"/>
+              <w:end w:val="nil"/>
+            </w:tcBorders>
             <w:vAlign w:val="center"/>
-            <w:tcMar>
-              <w:top w:w="115" w:type="dxa"/>
-              <w:start w:w="110" w:type="dxa"/>
-              <w:bottom w:w="115" w:type="dxa"/>
-              <w:end w:w="110" w:type="dxa"/>
-            </w:tcMar>
-            <w:shd w:fill="FFFFFF"/>
-            <w:tcBorders>
-              <w:top w:val="single" w:sz="14" w:space="4" w:color="CFE2ED"/>
-              <w:start w:val="single" w:sz="14" w:space="4" w:color="CFE2ED"/>
-              <w:bottom w:val="single" w:sz="14" w:space="4" w:color="CFE2ED"/>
-              <w:end w:val="single" w:sz="14" w:space="4" w:color="CFE2ED"/>
-            </w:tcBorders>
           </w:tcPr>
           <w:p>
             <w:pPr>
-              <w:spacing w:before="0" w:after="80"/>
-              <w:jc w:val="center"/>
+              <w:spacing w:before="0" w:after="0"/>
+              <w:jc w:val="left"/>
             </w:pPr>
             <w:r>
-              <w:rPr>
-                <w:rFonts w:ascii="Calibri" w:hAnsi="Calibri"/>
-                <w:b/>
-                <w:color w:val="0755B8"/>
-                <w:sz w:val="27"/>
-              </w:rPr>
-              <w:t>TABLE DE 2</w:t>
-            </w:r>
-          </w:p>
-          <w:p>
-            <w:pPr>
-              <w:spacing w:before="0" w:after="0" w:line="252" w:lineRule="auto"/>
-              <w:jc w:val="center"/>
-            </w:pPr>
-            <w:r>
-              <w:rPr>
-                <w:rFonts w:ascii="Calibri" w:hAnsi="Calibri"/>
-                <w:b/>
-                <w:color w:val="143451"/>
-                <w:sz w:val="24"/>
-              </w:rPr>
-              <w:t>2 × 1 = 2</w:t>
-            </w:r>
-          </w:p>
-          <w:p>
-            <w:pPr>
-              <w:spacing w:before="0" w:after="0" w:line="252" w:lineRule="auto"/>
-              <w:jc w:val="center"/>
-            </w:pPr>
-            <w:r>
-              <w:rPr>
-                <w:rFonts w:ascii="Calibri" w:hAnsi="Calibri"/>
-                <w:b w:val="0"/>
-                <w:color w:val="143451"/>
-                <w:sz w:val="24"/>
-              </w:rPr>
-              <w:t>2 × 2 = 4</w:t>
-            </w:r>
-          </w:p>
-          <w:p>
-            <w:pPr>
-              <w:spacing w:before="0" w:after="0" w:line="252" w:lineRule="auto"/>
-              <w:jc w:val="center"/>
-            </w:pPr>
-            <w:r>
-              <w:rPr>
-                <w:rFonts w:ascii="Calibri" w:hAnsi="Calibri"/>
-                <w:b w:val="0"/>
-                <w:color w:val="143451"/>
-                <w:sz w:val="24"/>
-              </w:rPr>
-              <w:t>2 × 3 = 6</w:t>
-            </w:r>
-          </w:p>
-          <w:p>
-            <w:pPr>
-              <w:spacing w:before="0" w:after="0" w:line="252" w:lineRule="auto"/>
-              <w:jc w:val="center"/>
-            </w:pPr>
-            <w:r>
-              <w:rPr>
-                <w:rFonts w:ascii="Calibri" w:hAnsi="Calibri"/>
-                <w:b w:val="0"/>
-                <w:color w:val="143451"/>
-                <w:sz w:val="24"/>
-              </w:rPr>
-              <w:t>2 × 4 = 8</w:t>
-            </w:r>
-          </w:p>
-          <w:p>
-            <w:pPr>
-              <w:spacing w:before="0" w:after="0" w:line="252" w:lineRule="auto"/>
-              <w:jc w:val="center"/>
-            </w:pPr>
-            <w:r>
-              <w:rPr>
-                <w:rFonts w:ascii="Calibri" w:hAnsi="Calibri"/>
-                <w:b w:val="0"/>
-                <w:color w:val="143451"/>
-                <w:sz w:val="24"/>
-              </w:rPr>
-              <w:t>2 × 5 = 10</w:t>
-            </w:r>
-          </w:p>
-          <w:p>
-            <w:pPr>
-              <w:spacing w:before="0" w:after="0" w:line="252" w:lineRule="auto"/>
-              <w:jc w:val="center"/>
-            </w:pPr>
-            <w:r>
-              <w:rPr>
-                <w:rFonts w:ascii="Calibri" w:hAnsi="Calibri"/>
-                <w:b w:val="0"/>
-                <w:color w:val="143451"/>
-                <w:sz w:val="24"/>
-              </w:rPr>
-              <w:t>2 × 6 = 12</w:t>
-            </w:r>
-          </w:p>
-          <w:p>
-            <w:pPr>
-              <w:spacing w:before="0" w:after="0" w:line="252" w:lineRule="auto"/>
-              <w:jc w:val="center"/>
-            </w:pPr>
-            <w:r>
-              <w:rPr>
-                <w:rFonts w:ascii="Calibri" w:hAnsi="Calibri"/>
-                <w:b w:val="0"/>
-                <w:color w:val="143451"/>
-                <w:sz w:val="24"/>
-              </w:rPr>
-              <w:t>2 × 7 = 14</w:t>
-            </w:r>
-          </w:p>
-          <w:p>
-            <w:pPr>
-              <w:spacing w:before="0" w:after="0" w:line="252" w:lineRule="auto"/>
-              <w:jc w:val="center"/>
-            </w:pPr>
-            <w:r>
-              <w:rPr>
-                <w:rFonts w:ascii="Calibri" w:hAnsi="Calibri"/>
-                <w:b w:val="0"/>
-                <w:color w:val="143451"/>
-                <w:sz w:val="24"/>
-              </w:rPr>
-              <w:t>2 × 8 = 16</w:t>
-            </w:r>
-          </w:p>
-          <w:p>
-            <w:pPr>
-              <w:spacing w:before="0" w:after="0" w:line="252" w:lineRule="auto"/>
-              <w:jc w:val="center"/>
-            </w:pPr>
-            <w:r>
-              <w:rPr>
-                <w:rFonts w:ascii="Calibri" w:hAnsi="Calibri"/>
-                <w:b w:val="0"/>
-                <w:color w:val="143451"/>
-                <w:sz w:val="24"/>
-              </w:rPr>
-              <w:t>2 × 9 = 18</w:t>
-            </w:r>
-          </w:p>
-          <w:p>
-            <w:pPr>
-              <w:spacing w:before="0" w:after="0" w:line="252" w:lineRule="auto"/>
-              <w:jc w:val="center"/>
-            </w:pPr>
-            <w:r>
-              <w:rPr>
-                <w:rFonts w:ascii="Calibri" w:hAnsi="Calibri"/>
-                <w:b/>
-                <w:color w:val="143451"/>
-                <w:sz w:val="24"/>
-              </w:rPr>
-              <w:t>2 × 10 = 20</w:t>
+              <w:drawing>
+                <wp:inline xmlns:a="http://schemas.openxmlformats.org/drawingml/2006/main" xmlns:pic="http://schemas.openxmlformats.org/drawingml/2006/picture">
+                  <wp:extent cx="1134000" cy="527166"/>
+                  <wp:docPr id="1" name="Picture 1"/>
+                  <wp:cNvGraphicFramePr>
+                    <a:graphicFrameLocks noChangeAspect="1"/>
+                  </wp:cNvGraphicFramePr>
+                  <a:graphic>
+                    <a:graphicData uri="http://schemas.openxmlformats.org/drawingml/2006/picture">
+                      <pic:pic>
+                        <pic:nvPicPr>
+                          <pic:cNvPr id="0" name="mathsgo-logo.png"/>
+                          <pic:cNvPicPr/>
+                        </pic:nvPicPr>
+                        <pic:blipFill>
+                          <a:blip r:embed="rId9"/>
+                          <a:stretch>
+                            <a:fillRect/>
+                          </a:stretch>
+                        </pic:blipFill>
+                        <pic:spPr>
+                          <a:xfrm>
+                            <a:off x="0" y="0"/>
+                            <a:ext cx="1134000" cy="527166"/>
+                          </a:xfrm>
+                          <a:prstGeom prst="rect"/>
+                        </pic:spPr>
+                      </pic:pic>
+                    </a:graphicData>
+                  </a:graphic>
+                </wp:inline>
+              </w:drawing>
             </w:r>
           </w:p>
         </w:tc>
         <w:tc>
           <w:tcPr>
-            <w:tcW w:type="dxa" w:w="3515"/>
+            <w:tcW w:type="dxa" w:w="6580"/>
+            <w:tcMar>
+              <w:top w:w="0" w:type="dxa"/>
+              <w:start w:w="0" w:type="dxa"/>
+              <w:bottom w:w="0" w:type="dxa"/>
+              <w:end w:w="0" w:type="dxa"/>
+            </w:tcMar>
+            <w:tcBorders>
+              <w:top w:val="nil"/>
+              <w:start w:val="nil"/>
+              <w:bottom w:val="nil"/>
+              <w:end w:val="nil"/>
+            </w:tcBorders>
             <w:vAlign w:val="center"/>
-            <w:tcMar>
-              <w:top w:w="115" w:type="dxa"/>
-              <w:start w:w="110" w:type="dxa"/>
-              <w:bottom w:w="115" w:type="dxa"/>
-              <w:end w:w="110" w:type="dxa"/>
-            </w:tcMar>
-            <w:shd w:fill="F3F8FB"/>
-            <w:tcBorders>
-              <w:top w:val="single" w:sz="14" w:space="4" w:color="CFE2ED"/>
-              <w:start w:val="single" w:sz="14" w:space="4" w:color="CFE2ED"/>
-              <w:bottom w:val="single" w:sz="14" w:space="4" w:color="CFE2ED"/>
-              <w:end w:val="single" w:sz="14" w:space="4" w:color="CFE2ED"/>
-            </w:tcBorders>
           </w:tcPr>
           <w:p>
             <w:pPr>
-              <w:spacing w:before="0" w:after="80"/>
-              <w:jc w:val="center"/>
+              <w:spacing w:before="0" w:after="0" w:line="228" w:lineRule="auto"/>
+              <w:jc w:val="left"/>
             </w:pPr>
             <w:r>
               <w:rPr>
-                <w:rFonts w:ascii="Calibri" w:hAnsi="Calibri"/>
+                <w:rFonts w:ascii="Arial" w:hAnsi="Arial"/>
                 <w:b/>
-                <w:color w:val="087A71"/>
-                <w:sz w:val="27"/>
+                <w:color w:val="123452"/>
+                <w:sz w:val="43"/>
               </w:rPr>
-              <w:t>TABLE DE 3</w:t>
+              <w:t>MES TABLES</w:t>
+              <w:br/>
             </w:r>
-          </w:p>
-          <w:p>
-            <w:pPr>
-              <w:spacing w:before="0" w:after="0" w:line="252" w:lineRule="auto"/>
-              <w:jc w:val="center"/>
-            </w:pPr>
             <w:r>
               <w:rPr>
-                <w:rFonts w:ascii="Calibri" w:hAnsi="Calibri"/>
+                <w:rFonts w:ascii="Arial" w:hAnsi="Arial"/>
                 <w:b/>
-                <w:color w:val="143451"/>
-                <w:sz w:val="24"/>
+                <w:color w:val="123452"/>
+                <w:sz w:val="36"/>
               </w:rPr>
-              <w:t>3 × 1 = 3</w:t>
-            </w:r>
-          </w:p>
-          <w:p>
-            <w:pPr>
-              <w:spacing w:before="0" w:after="0" w:line="252" w:lineRule="auto"/>
-              <w:jc w:val="center"/>
-            </w:pPr>
-            <w:r>
-              <w:rPr>
-                <w:rFonts w:ascii="Calibri" w:hAnsi="Calibri"/>
-                <w:b w:val="0"/>
-                <w:color w:val="143451"/>
-                <w:sz w:val="24"/>
-              </w:rPr>
-              <w:t>3 × 2 = 6</w:t>
-            </w:r>
-          </w:p>
-          <w:p>
-            <w:pPr>
-              <w:spacing w:before="0" w:after="0" w:line="252" w:lineRule="auto"/>
-              <w:jc w:val="center"/>
-            </w:pPr>
-            <w:r>
-              <w:rPr>
-                <w:rFonts w:ascii="Calibri" w:hAnsi="Calibri"/>
-                <w:b w:val="0"/>
-                <w:color w:val="143451"/>
-                <w:sz w:val="24"/>
-              </w:rPr>
-              <w:t>3 × 3 = 9</w:t>
-            </w:r>
-          </w:p>
-          <w:p>
-            <w:pPr>
-              <w:spacing w:before="0" w:after="0" w:line="252" w:lineRule="auto"/>
-              <w:jc w:val="center"/>
-            </w:pPr>
-            <w:r>
-              <w:rPr>
-                <w:rFonts w:ascii="Calibri" w:hAnsi="Calibri"/>
-                <w:b w:val="0"/>
-                <w:color w:val="143451"/>
-                <w:sz w:val="24"/>
-              </w:rPr>
-              <w:t>3 × 4 = 12</w:t>
-            </w:r>
-          </w:p>
-          <w:p>
-            <w:pPr>
-              <w:spacing w:before="0" w:after="0" w:line="252" w:lineRule="auto"/>
-              <w:jc w:val="center"/>
-            </w:pPr>
-            <w:r>
-              <w:rPr>
-                <w:rFonts w:ascii="Calibri" w:hAnsi="Calibri"/>
-                <w:b w:val="0"/>
-                <w:color w:val="143451"/>
-                <w:sz w:val="24"/>
-              </w:rPr>
-              <w:t>3 × 5 = 15</w:t>
-            </w:r>
-          </w:p>
-          <w:p>
-            <w:pPr>
-              <w:spacing w:before="0" w:after="0" w:line="252" w:lineRule="auto"/>
-              <w:jc w:val="center"/>
-            </w:pPr>
-            <w:r>
-              <w:rPr>
-                <w:rFonts w:ascii="Calibri" w:hAnsi="Calibri"/>
-                <w:b w:val="0"/>
-                <w:color w:val="143451"/>
-                <w:sz w:val="24"/>
-              </w:rPr>
-              <w:t>3 × 6 = 18</w:t>
-            </w:r>
-          </w:p>
-          <w:p>
-            <w:pPr>
-              <w:spacing w:before="0" w:after="0" w:line="252" w:lineRule="auto"/>
-              <w:jc w:val="center"/>
-            </w:pPr>
-            <w:r>
-              <w:rPr>
-                <w:rFonts w:ascii="Calibri" w:hAnsi="Calibri"/>
-                <w:b w:val="0"/>
-                <w:color w:val="143451"/>
-                <w:sz w:val="24"/>
-              </w:rPr>
-              <w:t>3 × 7 = 21</w:t>
-            </w:r>
-          </w:p>
-          <w:p>
-            <w:pPr>
-              <w:spacing w:before="0" w:after="0" w:line="252" w:lineRule="auto"/>
-              <w:jc w:val="center"/>
-            </w:pPr>
-            <w:r>
-              <w:rPr>
-                <w:rFonts w:ascii="Calibri" w:hAnsi="Calibri"/>
-                <w:b w:val="0"/>
-                <w:color w:val="143451"/>
-                <w:sz w:val="24"/>
-              </w:rPr>
-              <w:t>3 × 8 = 24</w:t>
-            </w:r>
-          </w:p>
-          <w:p>
-            <w:pPr>
-              <w:spacing w:before="0" w:after="0" w:line="252" w:lineRule="auto"/>
-              <w:jc w:val="center"/>
-            </w:pPr>
-            <w:r>
-              <w:rPr>
-                <w:rFonts w:ascii="Calibri" w:hAnsi="Calibri"/>
-                <w:b w:val="0"/>
-                <w:color w:val="143451"/>
-                <w:sz w:val="24"/>
-              </w:rPr>
-              <w:t>3 × 9 = 27</w:t>
-            </w:r>
-          </w:p>
-          <w:p>
-            <w:pPr>
-              <w:spacing w:before="0" w:after="0" w:line="252" w:lineRule="auto"/>
-              <w:jc w:val="center"/>
-            </w:pPr>
-            <w:r>
-              <w:rPr>
-                <w:rFonts w:ascii="Calibri" w:hAnsi="Calibri"/>
-                <w:b/>
-                <w:color w:val="143451"/>
-                <w:sz w:val="24"/>
-              </w:rPr>
-              <w:t>3 × 10 = 30</w:t>
+              <w:t>DE MULTIPLICATION</w:t>
             </w:r>
           </w:p>
         </w:tc>
         <w:tc>
           <w:tcPr>
-            <w:tcW w:type="dxa" w:w="3516"/>
+            <w:tcW w:type="dxa" w:w="1420"/>
+            <w:tcMar>
+              <w:top w:w="0" w:type="dxa"/>
+              <w:start w:w="0" w:type="dxa"/>
+              <w:bottom w:w="0" w:type="dxa"/>
+              <w:end w:w="0" w:type="dxa"/>
+            </w:tcMar>
+            <w:tcBorders>
+              <w:top w:val="nil"/>
+              <w:start w:val="nil"/>
+              <w:bottom w:val="nil"/>
+              <w:end w:val="nil"/>
+            </w:tcBorders>
+            <w:vAlign w:val="center"/>
+          </w:tcPr>
+          <w:p>
+            <w:pPr>
+              <w:spacing w:before="0" w:after="0"/>
+              <w:jc w:val="center"/>
+            </w:pPr>
+            <w:r>
+              <w:drawing>
+                <wp:inline xmlns:a="http://schemas.openxmlformats.org/drawingml/2006/main" xmlns:pic="http://schemas.openxmlformats.org/drawingml/2006/picture">
+                  <wp:extent cx="568800" cy="568800"/>
+                  <wp:docPr id="2" name="Picture 2"/>
+                  <wp:cNvGraphicFramePr>
+                    <a:graphicFrameLocks noChangeAspect="1"/>
+                  </wp:cNvGraphicFramePr>
+                  <a:graphic>
+                    <a:graphicData uri="http://schemas.openxmlformats.org/drawingml/2006/picture">
+                      <pic:pic>
+                        <pic:nvPicPr>
+                          <pic:cNvPr id="0" name="qr-defi-tables.png"/>
+                          <pic:cNvPicPr/>
+                        </pic:nvPicPr>
+                        <pic:blipFill>
+                          <a:blip r:embed="rId10"/>
+                          <a:stretch>
+                            <a:fillRect/>
+                          </a:stretch>
+                        </pic:blipFill>
+                        <pic:spPr>
+                          <a:xfrm>
+                            <a:off x="0" y="0"/>
+                            <a:ext cx="568800" cy="568800"/>
+                          </a:xfrm>
+                          <a:prstGeom prst="rect"/>
+                        </pic:spPr>
+                      </pic:pic>
+                    </a:graphicData>
+                  </a:graphic>
+                </wp:inline>
+              </w:drawing>
+            </w:r>
+          </w:p>
+          <w:p>
+            <w:pPr>
+              <w:spacing w:before="0" w:after="0"/>
+              <w:jc w:val="center"/>
+            </w:pPr>
+            <w:r>
+              <w:rPr>
+                <w:rFonts w:ascii="Arial" w:hAnsi="Arial"/>
+                <w:b/>
+                <w:color w:val="123452"/>
+                <w:sz w:val="15"/>
+              </w:rPr>
+              <w:t>DÉFI TABLES</w:t>
+            </w:r>
+          </w:p>
+        </w:tc>
+      </w:tr>
+    </w:tbl>
+    <w:tbl>
+      <w:tblPr>
+        <w:tblW w:type="dxa" w:w="11100"/>
+        <w:jc w:val="center"/>
+        <w:tblLayout w:type="fixed"/>
+        <w:tblLook w:firstColumn="1" w:firstRow="1" w:lastColumn="0" w:lastRow="0" w:noHBand="0" w:noVBand="1" w:val="04A0"/>
+        <w:tblInd w:w="0" w:type="dxa"/>
+      </w:tblPr>
+      <w:tblGrid>
+        <w:gridCol w:w="11100"/>
+      </w:tblGrid>
+      <w:tr>
+        <w:trPr>
+          <w:cantSplit/>
+          <w:trHeight w:val="822" w:hRule="exact"/>
+        </w:trPr>
+        <w:tc>
+          <w:tcPr>
+            <w:tcW w:type="dxa" w:w="11100"/>
             <w:vAlign w:val="center"/>
             <w:tcMar>
-              <w:top w:w="115" w:type="dxa"/>
-              <w:start w:w="110" w:type="dxa"/>
-              <w:bottom w:w="115" w:type="dxa"/>
-              <w:end w:w="110" w:type="dxa"/>
+              <w:top w:w="70" w:type="dxa"/>
+              <w:start w:w="180" w:type="dxa"/>
+              <w:bottom w:w="65" w:type="dxa"/>
+              <w:end w:w="180" w:type="dxa"/>
             </w:tcMar>
-            <w:shd w:fill="FFFFFF"/>
+            <w:shd w:fill="E7F7F4"/>
             <w:tcBorders>
-              <w:top w:val="single" w:sz="14" w:space="4" w:color="CFE2ED"/>
-              <w:start w:val="single" w:sz="14" w:space="4" w:color="CFE2ED"/>
-              <w:bottom w:val="single" w:sz="14" w:space="4" w:color="CFE2ED"/>
-              <w:end w:val="single" w:sz="14" w:space="4" w:color="CFE2ED"/>
+              <w:top w:val="single" w:sz="10" w:space="0" w:color="A4DDD7"/>
+              <w:start w:val="single" w:sz="10" w:space="0" w:color="A4DDD7"/>
+              <w:bottom w:val="single" w:sz="10" w:space="0" w:color="A4DDD7"/>
+              <w:end w:val="single" w:sz="10" w:space="0" w:color="A4DDD7"/>
             </w:tcBorders>
           </w:tcPr>
           <w:p>
             <w:pPr>
-              <w:spacing w:before="0" w:after="80"/>
-              <w:jc w:val="center"/>
+              <w:spacing w:before="0" w:after="0"/>
             </w:pPr>
             <w:r>
               <w:rPr>
-                <w:rFonts w:ascii="Calibri" w:hAnsi="Calibri"/>
+                <w:rFonts w:ascii="Arial" w:hAnsi="Arial"/>
                 <w:b/>
-                <w:color w:val="E66D19"/>
-                <w:sz w:val="27"/>
+                <w:color w:val="087F75"/>
+                <w:sz w:val="20"/>
               </w:rPr>
-              <w:t>TABLE DE 4</w:t>
+              <w:t>POUR COMMENCER SUR L’APPLICATION</w:t>
             </w:r>
           </w:p>
           <w:p>
             <w:pPr>
-              <w:spacing w:before="0" w:after="0" w:line="252" w:lineRule="auto"/>
-              <w:jc w:val="center"/>
+              <w:spacing w:before="20" w:after="0"/>
             </w:pPr>
             <w:r>
               <w:rPr>
-                <w:rFonts w:ascii="Calibri" w:hAnsi="Calibri"/>
-                <w:b/>
-                <w:color w:val="143451"/>
-                <w:sz w:val="24"/>
+                <w:rFonts w:ascii="Arial" w:hAnsi="Arial"/>
+                <w:b w:val="0"/>
+                <w:color w:val="123452"/>
+                <w:sz w:val="19"/>
               </w:rPr>
-              <w:t>4 × 1 = 4</w:t>
-            </w:r>
-          </w:p>
-          <w:p>
-            <w:pPr>
-              <w:spacing w:before="0" w:after="0" w:line="252" w:lineRule="auto"/>
-              <w:jc w:val="center"/>
-            </w:pPr>
-            <w:r>
-              <w:rPr>
-                <w:rFonts w:ascii="Calibri" w:hAnsi="Calibri"/>
-                <w:b w:val="0"/>
-                <w:color w:val="143451"/>
-                <w:sz w:val="24"/>
-              </w:rPr>
-              <w:t>4 × 2 = 8</w:t>
-            </w:r>
-          </w:p>
-          <w:p>
-            <w:pPr>
-              <w:spacing w:before="0" w:after="0" w:line="252" w:lineRule="auto"/>
-              <w:jc w:val="center"/>
-            </w:pPr>
-            <w:r>
-              <w:rPr>
-                <w:rFonts w:ascii="Calibri" w:hAnsi="Calibri"/>
-                <w:b w:val="0"/>
-                <w:color w:val="143451"/>
-                <w:sz w:val="24"/>
-              </w:rPr>
-              <w:t>4 × 3 = 12</w:t>
-            </w:r>
-          </w:p>
-          <w:p>
-            <w:pPr>
-              <w:spacing w:before="0" w:after="0" w:line="252" w:lineRule="auto"/>
-              <w:jc w:val="center"/>
-            </w:pPr>
-            <w:r>
-              <w:rPr>
-                <w:rFonts w:ascii="Calibri" w:hAnsi="Calibri"/>
-                <w:b w:val="0"/>
-                <w:color w:val="143451"/>
-                <w:sz w:val="24"/>
-              </w:rPr>
-              <w:t>4 × 4 = 16</w:t>
-            </w:r>
-          </w:p>
-          <w:p>
-            <w:pPr>
-              <w:spacing w:before="0" w:after="0" w:line="252" w:lineRule="auto"/>
-              <w:jc w:val="center"/>
-            </w:pPr>
-            <w:r>
-              <w:rPr>
-                <w:rFonts w:ascii="Calibri" w:hAnsi="Calibri"/>
-                <w:b w:val="0"/>
-                <w:color w:val="143451"/>
-                <w:sz w:val="24"/>
-              </w:rPr>
-              <w:t>4 × 5 = 20</w:t>
-            </w:r>
-          </w:p>
-          <w:p>
-            <w:pPr>
-              <w:spacing w:before="0" w:after="0" w:line="252" w:lineRule="auto"/>
-              <w:jc w:val="center"/>
-            </w:pPr>
-            <w:r>
-              <w:rPr>
-                <w:rFonts w:ascii="Calibri" w:hAnsi="Calibri"/>
-                <w:b w:val="0"/>
-                <w:color w:val="143451"/>
-                <w:sz w:val="24"/>
-              </w:rPr>
-              <w:t>4 × 6 = 24</w:t>
-            </w:r>
-          </w:p>
-          <w:p>
-            <w:pPr>
-              <w:spacing w:before="0" w:after="0" w:line="252" w:lineRule="auto"/>
-              <w:jc w:val="center"/>
-            </w:pPr>
-            <w:r>
-              <w:rPr>
-                <w:rFonts w:ascii="Calibri" w:hAnsi="Calibri"/>
-                <w:b w:val="0"/>
-                <w:color w:val="143451"/>
-                <w:sz w:val="24"/>
-              </w:rPr>
-              <w:t>4 × 7 = 28</w:t>
-            </w:r>
-          </w:p>
-          <w:p>
-            <w:pPr>
-              <w:spacing w:before="0" w:after="0" w:line="252" w:lineRule="auto"/>
-              <w:jc w:val="center"/>
-            </w:pPr>
-            <w:r>
-              <w:rPr>
-                <w:rFonts w:ascii="Calibri" w:hAnsi="Calibri"/>
-                <w:b w:val="0"/>
-                <w:color w:val="143451"/>
-                <w:sz w:val="24"/>
-              </w:rPr>
-              <w:t>4 × 8 = 32</w:t>
-            </w:r>
-          </w:p>
-          <w:p>
-            <w:pPr>
-              <w:spacing w:before="0" w:after="0" w:line="252" w:lineRule="auto"/>
-              <w:jc w:val="center"/>
-            </w:pPr>
-            <w:r>
-              <w:rPr>
-                <w:rFonts w:ascii="Calibri" w:hAnsi="Calibri"/>
-                <w:b w:val="0"/>
-                <w:color w:val="143451"/>
-                <w:sz w:val="24"/>
-              </w:rPr>
-              <w:t>4 × 9 = 36</w:t>
-            </w:r>
-          </w:p>
-          <w:p>
-            <w:pPr>
-              <w:spacing w:before="0" w:after="0" w:line="252" w:lineRule="auto"/>
-              <w:jc w:val="center"/>
-            </w:pPr>
-            <w:r>
-              <w:rPr>
-                <w:rFonts w:ascii="Calibri" w:hAnsi="Calibri"/>
-                <w:b/>
-                <w:color w:val="143451"/>
-                <w:sz w:val="24"/>
-              </w:rPr>
-              <w:t>4 × 10 = 40</w:t>
-            </w:r>
-          </w:p>
-        </w:tc>
-      </w:tr>
-      <w:tr>
-        <w:trPr>
-          <w:cantSplit/>
-        </w:trPr>
-        <w:tc>
-          <w:tcPr>
-            <w:tcW w:type="dxa" w:w="3515"/>
-            <w:vAlign w:val="center"/>
-            <w:tcMar>
-              <w:top w:w="115" w:type="dxa"/>
-              <w:start w:w="110" w:type="dxa"/>
-              <w:bottom w:w="115" w:type="dxa"/>
-              <w:end w:w="110" w:type="dxa"/>
-            </w:tcMar>
-            <w:shd w:fill="F3F8FB"/>
-            <w:tcBorders>
-              <w:top w:val="single" w:sz="14" w:space="4" w:color="CFE2ED"/>
-              <w:start w:val="single" w:sz="14" w:space="4" w:color="CFE2ED"/>
-              <w:bottom w:val="single" w:sz="14" w:space="4" w:color="CFE2ED"/>
-              <w:end w:val="single" w:sz="14" w:space="4" w:color="CFE2ED"/>
-            </w:tcBorders>
-          </w:tcPr>
-          <w:p>
-            <w:pPr>
-              <w:spacing w:before="0" w:after="80"/>
-              <w:jc w:val="center"/>
-            </w:pPr>
-            <w:r>
-              <w:rPr>
-                <w:rFonts w:ascii="Calibri" w:hAnsi="Calibri"/>
-                <w:b/>
-                <w:color w:val="0755B8"/>
-                <w:sz w:val="27"/>
-              </w:rPr>
-              <w:t>TABLE DE 5</w:t>
-            </w:r>
-          </w:p>
-          <w:p>
-            <w:pPr>
-              <w:spacing w:before="0" w:after="0" w:line="252" w:lineRule="auto"/>
-              <w:jc w:val="center"/>
-            </w:pPr>
-            <w:r>
-              <w:rPr>
-                <w:rFonts w:ascii="Calibri" w:hAnsi="Calibri"/>
-                <w:b/>
-                <w:color w:val="143451"/>
-                <w:sz w:val="24"/>
-              </w:rPr>
-              <w:t>5 × 1 = 5</w:t>
-            </w:r>
-          </w:p>
-          <w:p>
-            <w:pPr>
-              <w:spacing w:before="0" w:after="0" w:line="252" w:lineRule="auto"/>
-              <w:jc w:val="center"/>
-            </w:pPr>
-            <w:r>
-              <w:rPr>
-                <w:rFonts w:ascii="Calibri" w:hAnsi="Calibri"/>
-                <w:b w:val="0"/>
-                <w:color w:val="143451"/>
-                <w:sz w:val="24"/>
-              </w:rPr>
-              <w:t>5 × 2 = 10</w:t>
-            </w:r>
-          </w:p>
-          <w:p>
-            <w:pPr>
-              <w:spacing w:before="0" w:after="0" w:line="252" w:lineRule="auto"/>
-              <w:jc w:val="center"/>
-            </w:pPr>
-            <w:r>
-              <w:rPr>
-                <w:rFonts w:ascii="Calibri" w:hAnsi="Calibri"/>
-                <w:b w:val="0"/>
-                <w:color w:val="143451"/>
-                <w:sz w:val="24"/>
-              </w:rPr>
-              <w:t>5 × 3 = 15</w:t>
-            </w:r>
-          </w:p>
-          <w:p>
-            <w:pPr>
-              <w:spacing w:before="0" w:after="0" w:line="252" w:lineRule="auto"/>
-              <w:jc w:val="center"/>
-            </w:pPr>
-            <w:r>
-              <w:rPr>
-                <w:rFonts w:ascii="Calibri" w:hAnsi="Calibri"/>
-                <w:b w:val="0"/>
-                <w:color w:val="143451"/>
-                <w:sz w:val="24"/>
-              </w:rPr>
-              <w:t>5 × 4 = 20</w:t>
-            </w:r>
-          </w:p>
-          <w:p>
-            <w:pPr>
-              <w:spacing w:before="0" w:after="0" w:line="252" w:lineRule="auto"/>
-              <w:jc w:val="center"/>
-            </w:pPr>
-            <w:r>
-              <w:rPr>
-                <w:rFonts w:ascii="Calibri" w:hAnsi="Calibri"/>
-                <w:b w:val="0"/>
-                <w:color w:val="143451"/>
-                <w:sz w:val="24"/>
-              </w:rPr>
-              <w:t>5 × 5 = 25</w:t>
-            </w:r>
-          </w:p>
-          <w:p>
-            <w:pPr>
-              <w:spacing w:before="0" w:after="0" w:line="252" w:lineRule="auto"/>
-              <w:jc w:val="center"/>
-            </w:pPr>
-            <w:r>
-              <w:rPr>
-                <w:rFonts w:ascii="Calibri" w:hAnsi="Calibri"/>
-                <w:b w:val="0"/>
-                <w:color w:val="143451"/>
-                <w:sz w:val="24"/>
-              </w:rPr>
-              <w:t>5 × 6 = 30</w:t>
-            </w:r>
-          </w:p>
-          <w:p>
-            <w:pPr>
-              <w:spacing w:before="0" w:after="0" w:line="252" w:lineRule="auto"/>
-              <w:jc w:val="center"/>
-            </w:pPr>
-            <w:r>
-              <w:rPr>
-                <w:rFonts w:ascii="Calibri" w:hAnsi="Calibri"/>
-                <w:b w:val="0"/>
-                <w:color w:val="143451"/>
-                <w:sz w:val="24"/>
-              </w:rPr>
-              <w:t>5 × 7 = 35</w:t>
-            </w:r>
-          </w:p>
-          <w:p>
-            <w:pPr>
-              <w:spacing w:before="0" w:after="0" w:line="252" w:lineRule="auto"/>
-              <w:jc w:val="center"/>
-            </w:pPr>
-            <w:r>
-              <w:rPr>
-                <w:rFonts w:ascii="Calibri" w:hAnsi="Calibri"/>
-                <w:b w:val="0"/>
-                <w:color w:val="143451"/>
-                <w:sz w:val="24"/>
-              </w:rPr>
-              <w:t>5 × 8 = 40</w:t>
-            </w:r>
-          </w:p>
-          <w:p>
-            <w:pPr>
-              <w:spacing w:before="0" w:after="0" w:line="252" w:lineRule="auto"/>
-              <w:jc w:val="center"/>
-            </w:pPr>
-            <w:r>
-              <w:rPr>
-                <w:rFonts w:ascii="Calibri" w:hAnsi="Calibri"/>
-                <w:b w:val="0"/>
-                <w:color w:val="143451"/>
-                <w:sz w:val="24"/>
-              </w:rPr>
-              <w:t>5 × 9 = 45</w:t>
-            </w:r>
-          </w:p>
-          <w:p>
-            <w:pPr>
-              <w:spacing w:before="0" w:after="0" w:line="252" w:lineRule="auto"/>
-              <w:jc w:val="center"/>
-            </w:pPr>
-            <w:r>
-              <w:rPr>
-                <w:rFonts w:ascii="Calibri" w:hAnsi="Calibri"/>
-                <w:b/>
-                <w:color w:val="143451"/>
-                <w:sz w:val="24"/>
-              </w:rPr>
-              <w:t>5 × 10 = 50</w:t>
-            </w:r>
-          </w:p>
-        </w:tc>
-        <w:tc>
-          <w:tcPr>
-            <w:tcW w:type="dxa" w:w="3515"/>
-            <w:vAlign w:val="center"/>
-            <w:tcMar>
-              <w:top w:w="115" w:type="dxa"/>
-              <w:start w:w="110" w:type="dxa"/>
-              <w:bottom w:w="115" w:type="dxa"/>
-              <w:end w:w="110" w:type="dxa"/>
-            </w:tcMar>
-            <w:shd w:fill="FFFFFF"/>
-            <w:tcBorders>
-              <w:top w:val="single" w:sz="14" w:space="4" w:color="CFE2ED"/>
-              <w:start w:val="single" w:sz="14" w:space="4" w:color="CFE2ED"/>
-              <w:bottom w:val="single" w:sz="14" w:space="4" w:color="CFE2ED"/>
-              <w:end w:val="single" w:sz="14" w:space="4" w:color="CFE2ED"/>
-            </w:tcBorders>
-          </w:tcPr>
-          <w:p>
-            <w:pPr>
-              <w:spacing w:before="0" w:after="80"/>
-              <w:jc w:val="center"/>
-            </w:pPr>
-            <w:r>
-              <w:rPr>
-                <w:rFonts w:ascii="Calibri" w:hAnsi="Calibri"/>
-                <w:b/>
-                <w:color w:val="087A71"/>
-                <w:sz w:val="27"/>
-              </w:rPr>
-              <w:t>TABLE DE 6</w:t>
-            </w:r>
-          </w:p>
-          <w:p>
-            <w:pPr>
-              <w:spacing w:before="0" w:after="0" w:line="252" w:lineRule="auto"/>
-              <w:jc w:val="center"/>
-            </w:pPr>
-            <w:r>
-              <w:rPr>
-                <w:rFonts w:ascii="Calibri" w:hAnsi="Calibri"/>
-                <w:b/>
-                <w:color w:val="143451"/>
-                <w:sz w:val="24"/>
-              </w:rPr>
-              <w:t>6 × 1 = 6</w:t>
-            </w:r>
-          </w:p>
-          <w:p>
-            <w:pPr>
-              <w:spacing w:before="0" w:after="0" w:line="252" w:lineRule="auto"/>
-              <w:jc w:val="center"/>
-            </w:pPr>
-            <w:r>
-              <w:rPr>
-                <w:rFonts w:ascii="Calibri" w:hAnsi="Calibri"/>
-                <w:b w:val="0"/>
-                <w:color w:val="143451"/>
-                <w:sz w:val="24"/>
-              </w:rPr>
-              <w:t>6 × 2 = 12</w:t>
-            </w:r>
-          </w:p>
-          <w:p>
-            <w:pPr>
-              <w:spacing w:before="0" w:after="0" w:line="252" w:lineRule="auto"/>
-              <w:jc w:val="center"/>
-            </w:pPr>
-            <w:r>
-              <w:rPr>
-                <w:rFonts w:ascii="Calibri" w:hAnsi="Calibri"/>
-                <w:b w:val="0"/>
-                <w:color w:val="143451"/>
-                <w:sz w:val="24"/>
-              </w:rPr>
-              <w:t>6 × 3 = 18</w:t>
-            </w:r>
-          </w:p>
-          <w:p>
-            <w:pPr>
-              <w:spacing w:before="0" w:after="0" w:line="252" w:lineRule="auto"/>
-              <w:jc w:val="center"/>
-            </w:pPr>
-            <w:r>
-              <w:rPr>
-                <w:rFonts w:ascii="Calibri" w:hAnsi="Calibri"/>
-                <w:b w:val="0"/>
-                <w:color w:val="143451"/>
-                <w:sz w:val="24"/>
-              </w:rPr>
-              <w:t>6 × 4 = 24</w:t>
-            </w:r>
-          </w:p>
-          <w:p>
-            <w:pPr>
-              <w:spacing w:before="0" w:after="0" w:line="252" w:lineRule="auto"/>
-              <w:jc w:val="center"/>
-            </w:pPr>
-            <w:r>
-              <w:rPr>
-                <w:rFonts w:ascii="Calibri" w:hAnsi="Calibri"/>
-                <w:b w:val="0"/>
-                <w:color w:val="143451"/>
-                <w:sz w:val="24"/>
-              </w:rPr>
-              <w:t>6 × 5 = 30</w:t>
-            </w:r>
-          </w:p>
-          <w:p>
-            <w:pPr>
-              <w:spacing w:before="0" w:after="0" w:line="252" w:lineRule="auto"/>
-              <w:jc w:val="center"/>
-            </w:pPr>
-            <w:r>
-              <w:rPr>
-                <w:rFonts w:ascii="Calibri" w:hAnsi="Calibri"/>
-                <w:b w:val="0"/>
-                <w:color w:val="143451"/>
-                <w:sz w:val="24"/>
-              </w:rPr>
-              <w:t>6 × 6 = 36</w:t>
-            </w:r>
-          </w:p>
-          <w:p>
-            <w:pPr>
-              <w:spacing w:before="0" w:after="0" w:line="252" w:lineRule="auto"/>
-              <w:jc w:val="center"/>
-            </w:pPr>
-            <w:r>
-              <w:rPr>
-                <w:rFonts w:ascii="Calibri" w:hAnsi="Calibri"/>
-                <w:b w:val="0"/>
-                <w:color w:val="143451"/>
-                <w:sz w:val="24"/>
-              </w:rPr>
-              <w:t>6 × 7 = 42</w:t>
-            </w:r>
-          </w:p>
-          <w:p>
-            <w:pPr>
-              <w:spacing w:before="0" w:after="0" w:line="252" w:lineRule="auto"/>
-              <w:jc w:val="center"/>
-            </w:pPr>
-            <w:r>
-              <w:rPr>
-                <w:rFonts w:ascii="Calibri" w:hAnsi="Calibri"/>
-                <w:b w:val="0"/>
-                <w:color w:val="143451"/>
-                <w:sz w:val="24"/>
-              </w:rPr>
-              <w:t>6 × 8 = 48</w:t>
-            </w:r>
-          </w:p>
-          <w:p>
-            <w:pPr>
-              <w:spacing w:before="0" w:after="0" w:line="252" w:lineRule="auto"/>
-              <w:jc w:val="center"/>
-            </w:pPr>
-            <w:r>
-              <w:rPr>
-                <w:rFonts w:ascii="Calibri" w:hAnsi="Calibri"/>
-                <w:b w:val="0"/>
-                <w:color w:val="143451"/>
-                <w:sz w:val="24"/>
-              </w:rPr>
-              <w:t>6 × 9 = 54</w:t>
-            </w:r>
-          </w:p>
-          <w:p>
-            <w:pPr>
-              <w:spacing w:before="0" w:after="0" w:line="252" w:lineRule="auto"/>
-              <w:jc w:val="center"/>
-            </w:pPr>
-            <w:r>
-              <w:rPr>
-                <w:rFonts w:ascii="Calibri" w:hAnsi="Calibri"/>
-                <w:b/>
-                <w:color w:val="143451"/>
-                <w:sz w:val="24"/>
-              </w:rPr>
-              <w:t>6 × 10 = 60</w:t>
-            </w:r>
-          </w:p>
-        </w:tc>
-        <w:tc>
-          <w:tcPr>
-            <w:tcW w:type="dxa" w:w="3516"/>
-            <w:vAlign w:val="center"/>
-            <w:tcMar>
-              <w:top w:w="115" w:type="dxa"/>
-              <w:start w:w="110" w:type="dxa"/>
-              <w:bottom w:w="115" w:type="dxa"/>
-              <w:end w:w="110" w:type="dxa"/>
-            </w:tcMar>
-            <w:shd w:fill="F3F8FB"/>
-            <w:tcBorders>
-              <w:top w:val="single" w:sz="14" w:space="4" w:color="CFE2ED"/>
-              <w:start w:val="single" w:sz="14" w:space="4" w:color="CFE2ED"/>
-              <w:bottom w:val="single" w:sz="14" w:space="4" w:color="CFE2ED"/>
-              <w:end w:val="single" w:sz="14" w:space="4" w:color="CFE2ED"/>
-            </w:tcBorders>
-          </w:tcPr>
-          <w:p>
-            <w:pPr>
-              <w:spacing w:before="0" w:after="80"/>
-              <w:jc w:val="center"/>
-            </w:pPr>
-            <w:r>
-              <w:rPr>
-                <w:rFonts w:ascii="Calibri" w:hAnsi="Calibri"/>
-                <w:b/>
-                <w:color w:val="E66D19"/>
-                <w:sz w:val="27"/>
-              </w:rPr>
-              <w:t>TABLE DE 7</w:t>
-            </w:r>
-          </w:p>
-          <w:p>
-            <w:pPr>
-              <w:spacing w:before="0" w:after="0" w:line="252" w:lineRule="auto"/>
-              <w:jc w:val="center"/>
-            </w:pPr>
-            <w:r>
-              <w:rPr>
-                <w:rFonts w:ascii="Calibri" w:hAnsi="Calibri"/>
-                <w:b/>
-                <w:color w:val="143451"/>
-                <w:sz w:val="24"/>
-              </w:rPr>
-              <w:t>7 × 1 = 7</w:t>
-            </w:r>
-          </w:p>
-          <w:p>
-            <w:pPr>
-              <w:spacing w:before="0" w:after="0" w:line="252" w:lineRule="auto"/>
-              <w:jc w:val="center"/>
-            </w:pPr>
-            <w:r>
-              <w:rPr>
-                <w:rFonts w:ascii="Calibri" w:hAnsi="Calibri"/>
-                <w:b w:val="0"/>
-                <w:color w:val="143451"/>
-                <w:sz w:val="24"/>
-              </w:rPr>
-              <w:t>7 × 2 = 14</w:t>
-            </w:r>
-          </w:p>
-          <w:p>
-            <w:pPr>
-              <w:spacing w:before="0" w:after="0" w:line="252" w:lineRule="auto"/>
-              <w:jc w:val="center"/>
-            </w:pPr>
-            <w:r>
-              <w:rPr>
-                <w:rFonts w:ascii="Calibri" w:hAnsi="Calibri"/>
-                <w:b w:val="0"/>
-                <w:color w:val="143451"/>
-                <w:sz w:val="24"/>
-              </w:rPr>
-              <w:t>7 × 3 = 21</w:t>
-            </w:r>
-          </w:p>
-          <w:p>
-            <w:pPr>
-              <w:spacing w:before="0" w:after="0" w:line="252" w:lineRule="auto"/>
-              <w:jc w:val="center"/>
-            </w:pPr>
-            <w:r>
-              <w:rPr>
-                <w:rFonts w:ascii="Calibri" w:hAnsi="Calibri"/>
-                <w:b w:val="0"/>
-                <w:color w:val="143451"/>
-                <w:sz w:val="24"/>
-              </w:rPr>
-              <w:t>7 × 4 = 28</w:t>
-            </w:r>
-          </w:p>
-          <w:p>
-            <w:pPr>
-              <w:spacing w:before="0" w:after="0" w:line="252" w:lineRule="auto"/>
-              <w:jc w:val="center"/>
-            </w:pPr>
-            <w:r>
-              <w:rPr>
-                <w:rFonts w:ascii="Calibri" w:hAnsi="Calibri"/>
-                <w:b w:val="0"/>
-                <w:color w:val="143451"/>
-                <w:sz w:val="24"/>
-              </w:rPr>
-              <w:t>7 × 5 = 35</w:t>
-            </w:r>
-          </w:p>
-          <w:p>
-            <w:pPr>
-              <w:spacing w:before="0" w:after="0" w:line="252" w:lineRule="auto"/>
-              <w:jc w:val="center"/>
-            </w:pPr>
-            <w:r>
-              <w:rPr>
-                <w:rFonts w:ascii="Calibri" w:hAnsi="Calibri"/>
-                <w:b w:val="0"/>
-                <w:color w:val="143451"/>
-                <w:sz w:val="24"/>
-              </w:rPr>
-              <w:t>7 × 6 = 42</w:t>
-            </w:r>
-          </w:p>
-          <w:p>
-            <w:pPr>
-              <w:spacing w:before="0" w:after="0" w:line="252" w:lineRule="auto"/>
-              <w:jc w:val="center"/>
-            </w:pPr>
-            <w:r>
-              <w:rPr>
-                <w:rFonts w:ascii="Calibri" w:hAnsi="Calibri"/>
-                <w:b w:val="0"/>
-                <w:color w:val="143451"/>
-                <w:sz w:val="24"/>
-              </w:rPr>
-              <w:t>7 × 7 = 49</w:t>
-            </w:r>
-          </w:p>
-          <w:p>
-            <w:pPr>
-              <w:spacing w:before="0" w:after="0" w:line="252" w:lineRule="auto"/>
-              <w:jc w:val="center"/>
-            </w:pPr>
-            <w:r>
-              <w:rPr>
-                <w:rFonts w:ascii="Calibri" w:hAnsi="Calibri"/>
-                <w:b w:val="0"/>
-                <w:color w:val="143451"/>
-                <w:sz w:val="24"/>
-              </w:rPr>
-              <w:t>7 × 8 = 56</w:t>
-            </w:r>
-          </w:p>
-          <w:p>
-            <w:pPr>
-              <w:spacing w:before="0" w:after="0" w:line="252" w:lineRule="auto"/>
-              <w:jc w:val="center"/>
-            </w:pPr>
-            <w:r>
-              <w:rPr>
-                <w:rFonts w:ascii="Calibri" w:hAnsi="Calibri"/>
-                <w:b w:val="0"/>
-                <w:color w:val="143451"/>
-                <w:sz w:val="24"/>
-              </w:rPr>
-              <w:t>7 × 9 = 63</w:t>
-            </w:r>
-          </w:p>
-          <w:p>
-            <w:pPr>
-              <w:spacing w:before="0" w:after="0" w:line="252" w:lineRule="auto"/>
-              <w:jc w:val="center"/>
-            </w:pPr>
-            <w:r>
-              <w:rPr>
-                <w:rFonts w:ascii="Calibri" w:hAnsi="Calibri"/>
-                <w:b/>
-                <w:color w:val="143451"/>
-                <w:sz w:val="24"/>
-              </w:rPr>
-              <w:t>7 × 10 = 70</w:t>
-            </w:r>
-          </w:p>
-        </w:tc>
-      </w:tr>
-      <w:tr>
-        <w:trPr>
-          <w:cantSplit/>
-        </w:trPr>
-        <w:tc>
-          <w:tcPr>
-            <w:tcW w:type="dxa" w:w="3515"/>
-            <w:vAlign w:val="center"/>
-            <w:tcMar>
-              <w:top w:w="115" w:type="dxa"/>
-              <w:start w:w="110" w:type="dxa"/>
-              <w:bottom w:w="115" w:type="dxa"/>
-              <w:end w:w="110" w:type="dxa"/>
-            </w:tcMar>
-            <w:shd w:fill="FFFFFF"/>
-            <w:tcBorders>
-              <w:top w:val="single" w:sz="14" w:space="4" w:color="CFE2ED"/>
-              <w:start w:val="single" w:sz="14" w:space="4" w:color="CFE2ED"/>
-              <w:bottom w:val="single" w:sz="14" w:space="4" w:color="CFE2ED"/>
-              <w:end w:val="single" w:sz="14" w:space="4" w:color="CFE2ED"/>
-            </w:tcBorders>
-          </w:tcPr>
-          <w:p>
-            <w:pPr>
-              <w:spacing w:before="0" w:after="80"/>
-              <w:jc w:val="center"/>
-            </w:pPr>
-            <w:r>
-              <w:rPr>
-                <w:rFonts w:ascii="Calibri" w:hAnsi="Calibri"/>
-                <w:b/>
-                <w:color w:val="0755B8"/>
-                <w:sz w:val="27"/>
-              </w:rPr>
-              <w:t>TABLE DE 8</w:t>
-            </w:r>
-          </w:p>
-          <w:p>
-            <w:pPr>
-              <w:spacing w:before="0" w:after="0" w:line="252" w:lineRule="auto"/>
-              <w:jc w:val="center"/>
-            </w:pPr>
-            <w:r>
-              <w:rPr>
-                <w:rFonts w:ascii="Calibri" w:hAnsi="Calibri"/>
-                <w:b/>
-                <w:color w:val="143451"/>
-                <w:sz w:val="24"/>
-              </w:rPr>
-              <w:t>8 × 1 = 8</w:t>
-            </w:r>
-          </w:p>
-          <w:p>
-            <w:pPr>
-              <w:spacing w:before="0" w:after="0" w:line="252" w:lineRule="auto"/>
-              <w:jc w:val="center"/>
-            </w:pPr>
-            <w:r>
-              <w:rPr>
-                <w:rFonts w:ascii="Calibri" w:hAnsi="Calibri"/>
-                <w:b w:val="0"/>
-                <w:color w:val="143451"/>
-                <w:sz w:val="24"/>
-              </w:rPr>
-              <w:t>8 × 2 = 16</w:t>
-            </w:r>
-          </w:p>
-          <w:p>
-            <w:pPr>
-              <w:spacing w:before="0" w:after="0" w:line="252" w:lineRule="auto"/>
-              <w:jc w:val="center"/>
-            </w:pPr>
-            <w:r>
-              <w:rPr>
-                <w:rFonts w:ascii="Calibri" w:hAnsi="Calibri"/>
-                <w:b w:val="0"/>
-                <w:color w:val="143451"/>
-                <w:sz w:val="24"/>
-              </w:rPr>
-              <w:t>8 × 3 = 24</w:t>
-            </w:r>
-          </w:p>
-          <w:p>
-            <w:pPr>
-              <w:spacing w:before="0" w:after="0" w:line="252" w:lineRule="auto"/>
-              <w:jc w:val="center"/>
-            </w:pPr>
-            <w:r>
-              <w:rPr>
-                <w:rFonts w:ascii="Calibri" w:hAnsi="Calibri"/>
-                <w:b w:val="0"/>
-                <w:color w:val="143451"/>
-                <w:sz w:val="24"/>
-              </w:rPr>
-              <w:t>8 × 4 = 32</w:t>
-            </w:r>
-          </w:p>
-          <w:p>
-            <w:pPr>
-              <w:spacing w:before="0" w:after="0" w:line="252" w:lineRule="auto"/>
-              <w:jc w:val="center"/>
-            </w:pPr>
-            <w:r>
-              <w:rPr>
-                <w:rFonts w:ascii="Calibri" w:hAnsi="Calibri"/>
-                <w:b w:val="0"/>
-                <w:color w:val="143451"/>
-                <w:sz w:val="24"/>
-              </w:rPr>
-              <w:t>8 × 5 = 40</w:t>
-            </w:r>
-          </w:p>
-          <w:p>
-            <w:pPr>
-              <w:spacing w:before="0" w:after="0" w:line="252" w:lineRule="auto"/>
-              <w:jc w:val="center"/>
-            </w:pPr>
-            <w:r>
-              <w:rPr>
-                <w:rFonts w:ascii="Calibri" w:hAnsi="Calibri"/>
-                <w:b w:val="0"/>
-                <w:color w:val="143451"/>
-                <w:sz w:val="24"/>
-              </w:rPr>
-              <w:t>8 × 6 = 48</w:t>
-            </w:r>
-          </w:p>
-          <w:p>
-            <w:pPr>
-              <w:spacing w:before="0" w:after="0" w:line="252" w:lineRule="auto"/>
-              <w:jc w:val="center"/>
-            </w:pPr>
-            <w:r>
-              <w:rPr>
-                <w:rFonts w:ascii="Calibri" w:hAnsi="Calibri"/>
-                <w:b w:val="0"/>
-                <w:color w:val="143451"/>
-                <w:sz w:val="24"/>
-              </w:rPr>
-              <w:t>8 × 7 = 56</w:t>
-            </w:r>
-          </w:p>
-          <w:p>
-            <w:pPr>
-              <w:spacing w:before="0" w:after="0" w:line="252" w:lineRule="auto"/>
-              <w:jc w:val="center"/>
-            </w:pPr>
-            <w:r>
-              <w:rPr>
-                <w:rFonts w:ascii="Calibri" w:hAnsi="Calibri"/>
-                <w:b w:val="0"/>
-                <w:color w:val="143451"/>
-                <w:sz w:val="24"/>
-              </w:rPr>
-              <w:t>8 × 8 = 64</w:t>
-            </w:r>
-          </w:p>
-          <w:p>
-            <w:pPr>
-              <w:spacing w:before="0" w:after="0" w:line="252" w:lineRule="auto"/>
-              <w:jc w:val="center"/>
-            </w:pPr>
-            <w:r>
-              <w:rPr>
-                <w:rFonts w:ascii="Calibri" w:hAnsi="Calibri"/>
-                <w:b w:val="0"/>
-                <w:color w:val="143451"/>
-                <w:sz w:val="24"/>
-              </w:rPr>
-              <w:t>8 × 9 = 72</w:t>
-            </w:r>
-          </w:p>
-          <w:p>
-            <w:pPr>
-              <w:spacing w:before="0" w:after="0" w:line="252" w:lineRule="auto"/>
-              <w:jc w:val="center"/>
-            </w:pPr>
-            <w:r>
-              <w:rPr>
-                <w:rFonts w:ascii="Calibri" w:hAnsi="Calibri"/>
-                <w:b/>
-                <w:color w:val="143451"/>
-                <w:sz w:val="24"/>
-              </w:rPr>
-              <w:t>8 × 10 = 80</w:t>
-            </w:r>
-          </w:p>
-        </w:tc>
-        <w:tc>
-          <w:tcPr>
-            <w:tcW w:type="dxa" w:w="3515"/>
-            <w:vAlign w:val="center"/>
-            <w:tcMar>
-              <w:top w:w="115" w:type="dxa"/>
-              <w:start w:w="110" w:type="dxa"/>
-              <w:bottom w:w="115" w:type="dxa"/>
-              <w:end w:w="110" w:type="dxa"/>
-            </w:tcMar>
-            <w:shd w:fill="F3F8FB"/>
-            <w:tcBorders>
-              <w:top w:val="single" w:sz="14" w:space="4" w:color="CFE2ED"/>
-              <w:start w:val="single" w:sz="14" w:space="4" w:color="CFE2ED"/>
-              <w:bottom w:val="single" w:sz="14" w:space="4" w:color="CFE2ED"/>
-              <w:end w:val="single" w:sz="14" w:space="4" w:color="CFE2ED"/>
-            </w:tcBorders>
-          </w:tcPr>
-          <w:p>
-            <w:pPr>
-              <w:spacing w:before="0" w:after="80"/>
-              <w:jc w:val="center"/>
-            </w:pPr>
-            <w:r>
-              <w:rPr>
-                <w:rFonts w:ascii="Calibri" w:hAnsi="Calibri"/>
-                <w:b/>
-                <w:color w:val="087A71"/>
-                <w:sz w:val="27"/>
-              </w:rPr>
-              <w:t>TABLE DE 9</w:t>
-            </w:r>
-          </w:p>
-          <w:p>
-            <w:pPr>
-              <w:spacing w:before="0" w:after="0" w:line="252" w:lineRule="auto"/>
-              <w:jc w:val="center"/>
-            </w:pPr>
-            <w:r>
-              <w:rPr>
-                <w:rFonts w:ascii="Calibri" w:hAnsi="Calibri"/>
-                <w:b/>
-                <w:color w:val="143451"/>
-                <w:sz w:val="24"/>
-              </w:rPr>
-              <w:t>9 × 1 = 9</w:t>
-            </w:r>
-          </w:p>
-          <w:p>
-            <w:pPr>
-              <w:spacing w:before="0" w:after="0" w:line="252" w:lineRule="auto"/>
-              <w:jc w:val="center"/>
-            </w:pPr>
-            <w:r>
-              <w:rPr>
-                <w:rFonts w:ascii="Calibri" w:hAnsi="Calibri"/>
-                <w:b w:val="0"/>
-                <w:color w:val="143451"/>
-                <w:sz w:val="24"/>
-              </w:rPr>
-              <w:t>9 × 2 = 18</w:t>
-            </w:r>
-          </w:p>
-          <w:p>
-            <w:pPr>
-              <w:spacing w:before="0" w:after="0" w:line="252" w:lineRule="auto"/>
-              <w:jc w:val="center"/>
-            </w:pPr>
-            <w:r>
-              <w:rPr>
-                <w:rFonts w:ascii="Calibri" w:hAnsi="Calibri"/>
-                <w:b w:val="0"/>
-                <w:color w:val="143451"/>
-                <w:sz w:val="24"/>
-              </w:rPr>
-              <w:t>9 × 3 = 27</w:t>
-            </w:r>
-          </w:p>
-          <w:p>
-            <w:pPr>
-              <w:spacing w:before="0" w:after="0" w:line="252" w:lineRule="auto"/>
-              <w:jc w:val="center"/>
-            </w:pPr>
-            <w:r>
-              <w:rPr>
-                <w:rFonts w:ascii="Calibri" w:hAnsi="Calibri"/>
-                <w:b w:val="0"/>
-                <w:color w:val="143451"/>
-                <w:sz w:val="24"/>
-              </w:rPr>
-              <w:t>9 × 4 = 36</w:t>
-            </w:r>
-          </w:p>
-          <w:p>
-            <w:pPr>
-              <w:spacing w:before="0" w:after="0" w:line="252" w:lineRule="auto"/>
-              <w:jc w:val="center"/>
-            </w:pPr>
-            <w:r>
-              <w:rPr>
-                <w:rFonts w:ascii="Calibri" w:hAnsi="Calibri"/>
-                <w:b w:val="0"/>
-                <w:color w:val="143451"/>
-                <w:sz w:val="24"/>
-              </w:rPr>
-              <w:t>9 × 5 = 45</w:t>
-            </w:r>
-          </w:p>
-          <w:p>
-            <w:pPr>
-              <w:spacing w:before="0" w:after="0" w:line="252" w:lineRule="auto"/>
-              <w:jc w:val="center"/>
-            </w:pPr>
-            <w:r>
-              <w:rPr>
-                <w:rFonts w:ascii="Calibri" w:hAnsi="Calibri"/>
-                <w:b w:val="0"/>
-                <w:color w:val="143451"/>
-                <w:sz w:val="24"/>
-              </w:rPr>
-              <w:t>9 × 6 = 54</w:t>
-            </w:r>
-          </w:p>
-          <w:p>
-            <w:pPr>
-              <w:spacing w:before="0" w:after="0" w:line="252" w:lineRule="auto"/>
-              <w:jc w:val="center"/>
-            </w:pPr>
-            <w:r>
-              <w:rPr>
-                <w:rFonts w:ascii="Calibri" w:hAnsi="Calibri"/>
-                <w:b w:val="0"/>
-                <w:color w:val="143451"/>
-                <w:sz w:val="24"/>
-              </w:rPr>
-              <w:t>9 × 7 = 63</w:t>
-            </w:r>
-          </w:p>
-          <w:p>
-            <w:pPr>
-              <w:spacing w:before="0" w:after="0" w:line="252" w:lineRule="auto"/>
-              <w:jc w:val="center"/>
-            </w:pPr>
-            <w:r>
-              <w:rPr>
-                <w:rFonts w:ascii="Calibri" w:hAnsi="Calibri"/>
-                <w:b w:val="0"/>
-                <w:color w:val="143451"/>
-                <w:sz w:val="24"/>
-              </w:rPr>
-              <w:t>9 × 8 = 72</w:t>
-            </w:r>
-          </w:p>
-          <w:p>
-            <w:pPr>
-              <w:spacing w:before="0" w:after="0" w:line="252" w:lineRule="auto"/>
-              <w:jc w:val="center"/>
-            </w:pPr>
-            <w:r>
-              <w:rPr>
-                <w:rFonts w:ascii="Calibri" w:hAnsi="Calibri"/>
-                <w:b w:val="0"/>
-                <w:color w:val="143451"/>
-                <w:sz w:val="24"/>
-              </w:rPr>
-              <w:t>9 × 9 = 81</w:t>
-            </w:r>
-          </w:p>
-          <w:p>
-            <w:pPr>
-              <w:spacing w:before="0" w:after="0" w:line="252" w:lineRule="auto"/>
-              <w:jc w:val="center"/>
-            </w:pPr>
-            <w:r>
-              <w:rPr>
-                <w:rFonts w:ascii="Calibri" w:hAnsi="Calibri"/>
-                <w:b/>
-                <w:color w:val="143451"/>
-                <w:sz w:val="24"/>
-              </w:rPr>
-              <w:t>9 × 10 = 90</w:t>
-            </w:r>
-          </w:p>
-        </w:tc>
-        <w:tc>
-          <w:tcPr>
-            <w:tcW w:type="dxa" w:w="3516"/>
-            <w:vAlign w:val="center"/>
-            <w:tcMar>
-              <w:top w:w="115" w:type="dxa"/>
-              <w:start w:w="110" w:type="dxa"/>
-              <w:bottom w:w="115" w:type="dxa"/>
-              <w:end w:w="110" w:type="dxa"/>
-            </w:tcMar>
-            <w:shd w:fill="FFFFFF"/>
-            <w:tcBorders>
-              <w:top w:val="single" w:sz="14" w:space="4" w:color="CFE2ED"/>
-              <w:start w:val="single" w:sz="14" w:space="4" w:color="CFE2ED"/>
-              <w:bottom w:val="single" w:sz="14" w:space="4" w:color="CFE2ED"/>
-              <w:end w:val="single" w:sz="14" w:space="4" w:color="CFE2ED"/>
-            </w:tcBorders>
-          </w:tcPr>
-          <w:p>
-            <w:pPr>
-              <w:spacing w:before="0" w:after="80"/>
-              <w:jc w:val="center"/>
-            </w:pPr>
-            <w:r>
-              <w:rPr>
-                <w:rFonts w:ascii="Calibri" w:hAnsi="Calibri"/>
-                <w:b/>
-                <w:color w:val="E66D19"/>
-                <w:sz w:val="27"/>
-              </w:rPr>
-              <w:t>TABLE DE 10</w:t>
-            </w:r>
-          </w:p>
-          <w:p>
-            <w:pPr>
-              <w:spacing w:before="0" w:after="0" w:line="252" w:lineRule="auto"/>
-              <w:jc w:val="center"/>
-            </w:pPr>
-            <w:r>
-              <w:rPr>
-                <w:rFonts w:ascii="Calibri" w:hAnsi="Calibri"/>
-                <w:b/>
-                <w:color w:val="143451"/>
-                <w:sz w:val="24"/>
-              </w:rPr>
-              <w:t>10 × 1 = 10</w:t>
-            </w:r>
-          </w:p>
-          <w:p>
-            <w:pPr>
-              <w:spacing w:before="0" w:after="0" w:line="252" w:lineRule="auto"/>
-              <w:jc w:val="center"/>
-            </w:pPr>
-            <w:r>
-              <w:rPr>
-                <w:rFonts w:ascii="Calibri" w:hAnsi="Calibri"/>
-                <w:b w:val="0"/>
-                <w:color w:val="143451"/>
-                <w:sz w:val="24"/>
-              </w:rPr>
-              <w:t>10 × 2 = 20</w:t>
-            </w:r>
-          </w:p>
-          <w:p>
-            <w:pPr>
-              <w:spacing w:before="0" w:after="0" w:line="252" w:lineRule="auto"/>
-              <w:jc w:val="center"/>
-            </w:pPr>
-            <w:r>
-              <w:rPr>
-                <w:rFonts w:ascii="Calibri" w:hAnsi="Calibri"/>
-                <w:b w:val="0"/>
-                <w:color w:val="143451"/>
-                <w:sz w:val="24"/>
-              </w:rPr>
-              <w:t>10 × 3 = 30</w:t>
-            </w:r>
-          </w:p>
-          <w:p>
-            <w:pPr>
-              <w:spacing w:before="0" w:after="0" w:line="252" w:lineRule="auto"/>
-              <w:jc w:val="center"/>
-            </w:pPr>
-            <w:r>
-              <w:rPr>
-                <w:rFonts w:ascii="Calibri" w:hAnsi="Calibri"/>
-                <w:b w:val="0"/>
-                <w:color w:val="143451"/>
-                <w:sz w:val="24"/>
-              </w:rPr>
-              <w:t>10 × 4 = 40</w:t>
-            </w:r>
-          </w:p>
-          <w:p>
-            <w:pPr>
-              <w:spacing w:before="0" w:after="0" w:line="252" w:lineRule="auto"/>
-              <w:jc w:val="center"/>
-            </w:pPr>
-            <w:r>
-              <w:rPr>
-                <w:rFonts w:ascii="Calibri" w:hAnsi="Calibri"/>
-                <w:b w:val="0"/>
-                <w:color w:val="143451"/>
-                <w:sz w:val="24"/>
-              </w:rPr>
-              <w:t>10 × 5 = 50</w:t>
-            </w:r>
-          </w:p>
-          <w:p>
-            <w:pPr>
-              <w:spacing w:before="0" w:after="0" w:line="252" w:lineRule="auto"/>
-              <w:jc w:val="center"/>
-            </w:pPr>
-            <w:r>
-              <w:rPr>
-                <w:rFonts w:ascii="Calibri" w:hAnsi="Calibri"/>
-                <w:b w:val="0"/>
-                <w:color w:val="143451"/>
-                <w:sz w:val="24"/>
-              </w:rPr>
-              <w:t>10 × 6 = 60</w:t>
-            </w:r>
-          </w:p>
-          <w:p>
-            <w:pPr>
-              <w:spacing w:before="0" w:after="0" w:line="252" w:lineRule="auto"/>
-              <w:jc w:val="center"/>
-            </w:pPr>
-            <w:r>
-              <w:rPr>
-                <w:rFonts w:ascii="Calibri" w:hAnsi="Calibri"/>
-                <w:b w:val="0"/>
-                <w:color w:val="143451"/>
-                <w:sz w:val="24"/>
-              </w:rPr>
-              <w:t>10 × 7 = 70</w:t>
-            </w:r>
-          </w:p>
-          <w:p>
-            <w:pPr>
-              <w:spacing w:before="0" w:after="0" w:line="252" w:lineRule="auto"/>
-              <w:jc w:val="center"/>
-            </w:pPr>
-            <w:r>
-              <w:rPr>
-                <w:rFonts w:ascii="Calibri" w:hAnsi="Calibri"/>
-                <w:b w:val="0"/>
-                <w:color w:val="143451"/>
-                <w:sz w:val="24"/>
-              </w:rPr>
-              <w:t>10 × 8 = 80</w:t>
-            </w:r>
-          </w:p>
-          <w:p>
-            <w:pPr>
-              <w:spacing w:before="0" w:after="0" w:line="252" w:lineRule="auto"/>
-              <w:jc w:val="center"/>
-            </w:pPr>
-            <w:r>
-              <w:rPr>
-                <w:rFonts w:ascii="Calibri" w:hAnsi="Calibri"/>
-                <w:b w:val="0"/>
-                <w:color w:val="143451"/>
-                <w:sz w:val="24"/>
-              </w:rPr>
-              <w:t>10 × 9 = 90</w:t>
-            </w:r>
-          </w:p>
-          <w:p>
-            <w:pPr>
-              <w:spacing w:before="0" w:after="0" w:line="252" w:lineRule="auto"/>
-              <w:jc w:val="center"/>
-            </w:pPr>
-            <w:r>
-              <w:rPr>
-                <w:rFonts w:ascii="Calibri" w:hAnsi="Calibri"/>
-                <w:b/>
-                <w:color w:val="143451"/>
-                <w:sz w:val="24"/>
-              </w:rPr>
-              <w:t>10 × 10 = 100</w:t>
+              <w:t>Suis le parcours : J’apprends  →  Je m’entraîne  →  Je deviens expert.</w:t>
             </w:r>
           </w:p>
         </w:tc>
@@ -1774,57 +263,4338 @@
     </w:tbl>
     <w:p>
       <w:pPr>
-        <w:spacing w:before="100" w:after="0"/>
-        <w:jc w:val="center"/>
+        <w:spacing w:before="0" w:after="0" w:line="60" w:lineRule="auto"/>
       </w:pPr>
       <w:r>
-        <w:drawing>
-          <wp:inline xmlns:a="http://schemas.openxmlformats.org/drawingml/2006/main" xmlns:pic="http://schemas.openxmlformats.org/drawingml/2006/picture">
-            <wp:extent cx="486000" cy="486000"/>
-            <wp:docPr id="2" name="Picture 2"/>
-            <wp:cNvGraphicFramePr>
-              <a:graphicFrameLocks noChangeAspect="1"/>
-            </wp:cNvGraphicFramePr>
-            <a:graphic>
-              <a:graphicData uri="http://schemas.openxmlformats.org/drawingml/2006/picture">
-                <pic:pic>
-                  <pic:nvPicPr>
-                    <pic:cNvPr id="0" name="qr-defi-tables.png"/>
-                    <pic:cNvPicPr/>
-                  </pic:nvPicPr>
-                  <pic:blipFill>
-                    <a:blip r:embed="rId10"/>
-                    <a:stretch>
-                      <a:fillRect/>
-                    </a:stretch>
-                  </pic:blipFill>
-                  <pic:spPr>
-                    <a:xfrm>
-                      <a:off x="0" y="0"/>
-                      <a:ext cx="486000" cy="486000"/>
-                    </a:xfrm>
-                    <a:prstGeom prst="rect"/>
-                  </pic:spPr>
-                </pic:pic>
-              </a:graphicData>
-            </a:graphic>
-          </wp:inline>
-        </w:drawing>
-      </w:r>
-      <w:r>
         <w:rPr>
-          <w:rFonts w:ascii="Calibri" w:hAnsi="Calibri"/>
-          <w:b/>
-          <w:color w:val="506B7D"/>
-          <w:sz w:val="17"/>
+          <w:rFonts w:ascii="Arial" w:hAnsi="Arial"/>
+          <w:b w:val="0"/>
+          <w:color w:val="123452"/>
+          <w:sz w:val="6"/>
         </w:rPr>
-        <w:t xml:space="preserve">  Scanne pour ouvrir Défi tables sur mathsgo.re</w:t>
+        <w:t xml:space="preserve"> </w:t>
       </w:r>
     </w:p>
+    <w:tbl>
+      <w:tblPr>
+        <w:tblW w:type="dxa" w:w="11100"/>
+        <w:jc w:val="center"/>
+        <w:tblLayout w:type="fixed"/>
+        <w:tblLook w:firstColumn="1" w:firstRow="1" w:lastColumn="0" w:lastRow="0" w:noHBand="0" w:noVBand="1" w:val="04A0"/>
+        <w:tblInd w:w="0" w:type="dxa"/>
+      </w:tblPr>
+      <w:tblGrid>
+        <w:gridCol w:w="3700"/>
+        <w:gridCol w:w="3700"/>
+        <w:gridCol w:w="3700"/>
+      </w:tblGrid>
+      <w:tr>
+        <w:trPr>
+          <w:cantSplit/>
+          <w:trHeight w:val="3821" w:hRule="exact"/>
+        </w:trPr>
+        <w:tc>
+          <w:tcPr>
+            <w:tcW w:type="dxa" w:w="3700"/>
+            <w:vAlign w:val="center"/>
+            <w:tcMar>
+              <w:top w:w="45" w:type="dxa"/>
+              <w:start w:w="55" w:type="dxa"/>
+              <w:bottom w:w="45" w:type="dxa"/>
+              <w:end w:w="55" w:type="dxa"/>
+            </w:tcMar>
+            <w:tcBorders>
+              <w:top w:val="nil"/>
+              <w:start w:val="nil"/>
+              <w:bottom w:val="nil"/>
+              <w:end w:val="nil"/>
+            </w:tcBorders>
+          </w:tcPr>
+          <w:p>
+            <w:pPr>
+              <w:spacing w:before="0" w:after="0"/>
+            </w:pPr>
+          </w:p>
+          <w:tbl>
+            <w:tblPr>
+              <w:tblW w:type="dxa" w:w="3160"/>
+              <w:tblLayout w:type="fixed"/>
+              <w:tblLook w:firstColumn="1" w:firstRow="1" w:lastColumn="0" w:lastRow="0" w:noHBand="0" w:noVBand="1" w:val="04A0"/>
+              <w:jc w:val="center"/>
+              <w:tblInd w:w="0" w:type="dxa"/>
+            </w:tblPr>
+            <w:tblGrid>
+              <w:gridCol w:w="3160"/>
+            </w:tblGrid>
+            <w:tr>
+              <w:trPr>
+                <w:cantSplit/>
+                <w:trHeight w:val="499" w:hRule="exact"/>
+              </w:trPr>
+              <w:tc>
+                <w:tcPr>
+                  <w:tcW w:type="dxa" w:w="3160"/>
+                  <w:vAlign w:val="center"/>
+                  <w:tcMar>
+                    <w:top w:w="0" w:type="dxa"/>
+                    <w:start w:w="40" w:type="dxa"/>
+                    <w:bottom w:w="0" w:type="dxa"/>
+                    <w:end w:w="40" w:type="dxa"/>
+                  </w:tcMar>
+                  <w:tcBorders>
+                    <w:top w:val="single" w:sz="9" w:space="0" w:color="CFE2ED"/>
+                    <w:start w:val="single" w:sz="9" w:space="0" w:color="CFE2ED"/>
+                    <w:bottom w:val="nil"/>
+                    <w:end w:val="single" w:sz="9" w:space="0" w:color="CFE2ED"/>
+                  </w:tcBorders>
+                  <w:shd w:fill="087F75"/>
+                </w:tcPr>
+                <w:p>
+                  <w:pPr>
+                    <w:spacing w:before="0" w:after="0"/>
+                    <w:jc w:val="center"/>
+                  </w:pPr>
+                  <w:r>
+                    <w:rPr>
+                      <w:rFonts w:ascii="Arial" w:hAnsi="Arial"/>
+                      <w:b/>
+                      <w:color w:val="FFFFFF"/>
+                      <w:sz w:val="26"/>
+                    </w:rPr>
+                    <w:t>TABLE DE 2</w:t>
+                  </w:r>
+                </w:p>
+              </w:tc>
+            </w:tr>
+            <w:tr>
+              <w:trPr>
+                <w:cantSplit/>
+                <w:trHeight w:val="317" w:hRule="exact"/>
+              </w:trPr>
+              <w:tc>
+                <w:tcPr>
+                  <w:tcW w:type="dxa" w:w="3160"/>
+                  <w:vAlign w:val="center"/>
+                  <w:tcMar>
+                    <w:top w:w="0" w:type="dxa"/>
+                    <w:start w:w="40" w:type="dxa"/>
+                    <w:bottom w:w="0" w:type="dxa"/>
+                    <w:end w:w="40" w:type="dxa"/>
+                  </w:tcMar>
+                  <w:tcBorders>
+                    <w:top w:val="nil"/>
+                    <w:start w:val="single" w:sz="9" w:space="0" w:color="CFE2ED"/>
+                    <w:bottom w:val="nil"/>
+                    <w:end w:val="single" w:sz="9" w:space="0" w:color="CFE2ED"/>
+                  </w:tcBorders>
+                  <w:shd w:fill="FFFFFF"/>
+                </w:tcPr>
+                <w:p>
+                  <w:pPr>
+                    <w:spacing w:before="0" w:after="0"/>
+                    <w:jc w:val="center"/>
+                  </w:pPr>
+                  <w:r>
+                    <w:rPr>
+                      <w:rFonts w:ascii="Arial" w:hAnsi="Arial"/>
+                      <w:b w:val="0"/>
+                      <w:color w:val="123452"/>
+                      <w:sz w:val="23"/>
+                    </w:rPr>
+                    <w:t>2 × 1 = 2</w:t>
+                  </w:r>
+                </w:p>
+              </w:tc>
+            </w:tr>
+            <w:tr>
+              <w:trPr>
+                <w:cantSplit/>
+                <w:trHeight w:val="317" w:hRule="exact"/>
+              </w:trPr>
+              <w:tc>
+                <w:tcPr>
+                  <w:tcW w:type="dxa" w:w="3160"/>
+                  <w:vAlign w:val="center"/>
+                  <w:tcMar>
+                    <w:top w:w="0" w:type="dxa"/>
+                    <w:start w:w="40" w:type="dxa"/>
+                    <w:bottom w:w="0" w:type="dxa"/>
+                    <w:end w:w="40" w:type="dxa"/>
+                  </w:tcMar>
+                  <w:tcBorders>
+                    <w:top w:val="nil"/>
+                    <w:start w:val="single" w:sz="9" w:space="0" w:color="CFE2ED"/>
+                    <w:bottom w:val="nil"/>
+                    <w:end w:val="single" w:sz="9" w:space="0" w:color="CFE2ED"/>
+                  </w:tcBorders>
+                  <w:shd w:fill="E8F6F3"/>
+                </w:tcPr>
+                <w:p>
+                  <w:pPr>
+                    <w:spacing w:before="0" w:after="0"/>
+                    <w:jc w:val="center"/>
+                  </w:pPr>
+                  <w:r>
+                    <w:rPr>
+                      <w:rFonts w:ascii="Arial" w:hAnsi="Arial"/>
+                      <w:b w:val="0"/>
+                      <w:color w:val="123452"/>
+                      <w:sz w:val="23"/>
+                    </w:rPr>
+                    <w:t>2 × 2 = 4</w:t>
+                  </w:r>
+                </w:p>
+              </w:tc>
+            </w:tr>
+            <w:tr>
+              <w:trPr>
+                <w:cantSplit/>
+                <w:trHeight w:val="317" w:hRule="exact"/>
+              </w:trPr>
+              <w:tc>
+                <w:tcPr>
+                  <w:tcW w:type="dxa" w:w="3160"/>
+                  <w:vAlign w:val="center"/>
+                  <w:tcMar>
+                    <w:top w:w="0" w:type="dxa"/>
+                    <w:start w:w="40" w:type="dxa"/>
+                    <w:bottom w:w="0" w:type="dxa"/>
+                    <w:end w:w="40" w:type="dxa"/>
+                  </w:tcMar>
+                  <w:tcBorders>
+                    <w:top w:val="nil"/>
+                    <w:start w:val="single" w:sz="9" w:space="0" w:color="CFE2ED"/>
+                    <w:bottom w:val="nil"/>
+                    <w:end w:val="single" w:sz="9" w:space="0" w:color="CFE2ED"/>
+                  </w:tcBorders>
+                  <w:shd w:fill="FFFFFF"/>
+                </w:tcPr>
+                <w:p>
+                  <w:pPr>
+                    <w:spacing w:before="0" w:after="0"/>
+                    <w:jc w:val="center"/>
+                  </w:pPr>
+                  <w:r>
+                    <w:rPr>
+                      <w:rFonts w:ascii="Arial" w:hAnsi="Arial"/>
+                      <w:b w:val="0"/>
+                      <w:color w:val="123452"/>
+                      <w:sz w:val="23"/>
+                    </w:rPr>
+                    <w:t>2 × 3 = 6</w:t>
+                  </w:r>
+                </w:p>
+              </w:tc>
+            </w:tr>
+            <w:tr>
+              <w:trPr>
+                <w:cantSplit/>
+                <w:trHeight w:val="317" w:hRule="exact"/>
+              </w:trPr>
+              <w:tc>
+                <w:tcPr>
+                  <w:tcW w:type="dxa" w:w="3160"/>
+                  <w:vAlign w:val="center"/>
+                  <w:tcMar>
+                    <w:top w:w="0" w:type="dxa"/>
+                    <w:start w:w="40" w:type="dxa"/>
+                    <w:bottom w:w="0" w:type="dxa"/>
+                    <w:end w:w="40" w:type="dxa"/>
+                  </w:tcMar>
+                  <w:tcBorders>
+                    <w:top w:val="nil"/>
+                    <w:start w:val="single" w:sz="9" w:space="0" w:color="CFE2ED"/>
+                    <w:bottom w:val="nil"/>
+                    <w:end w:val="single" w:sz="9" w:space="0" w:color="CFE2ED"/>
+                  </w:tcBorders>
+                  <w:shd w:fill="E8F6F3"/>
+                </w:tcPr>
+                <w:p>
+                  <w:pPr>
+                    <w:spacing w:before="0" w:after="0"/>
+                    <w:jc w:val="center"/>
+                  </w:pPr>
+                  <w:r>
+                    <w:rPr>
+                      <w:rFonts w:ascii="Arial" w:hAnsi="Arial"/>
+                      <w:b w:val="0"/>
+                      <w:color w:val="123452"/>
+                      <w:sz w:val="23"/>
+                    </w:rPr>
+                    <w:t>2 × 4 = 8</w:t>
+                  </w:r>
+                </w:p>
+              </w:tc>
+            </w:tr>
+            <w:tr>
+              <w:trPr>
+                <w:cantSplit/>
+                <w:trHeight w:val="317" w:hRule="exact"/>
+              </w:trPr>
+              <w:tc>
+                <w:tcPr>
+                  <w:tcW w:type="dxa" w:w="3160"/>
+                  <w:vAlign w:val="center"/>
+                  <w:tcMar>
+                    <w:top w:w="0" w:type="dxa"/>
+                    <w:start w:w="40" w:type="dxa"/>
+                    <w:bottom w:w="0" w:type="dxa"/>
+                    <w:end w:w="40" w:type="dxa"/>
+                  </w:tcMar>
+                  <w:tcBorders>
+                    <w:top w:val="nil"/>
+                    <w:start w:val="single" w:sz="9" w:space="0" w:color="CFE2ED"/>
+                    <w:bottom w:val="nil"/>
+                    <w:end w:val="single" w:sz="9" w:space="0" w:color="CFE2ED"/>
+                  </w:tcBorders>
+                  <w:shd w:fill="FFFFFF"/>
+                </w:tcPr>
+                <w:p>
+                  <w:pPr>
+                    <w:spacing w:before="0" w:after="0"/>
+                    <w:jc w:val="center"/>
+                  </w:pPr>
+                  <w:r>
+                    <w:rPr>
+                      <w:rFonts w:ascii="Arial" w:hAnsi="Arial"/>
+                      <w:b w:val="0"/>
+                      <w:color w:val="123452"/>
+                      <w:sz w:val="23"/>
+                    </w:rPr>
+                    <w:t>2 × 5 = 10</w:t>
+                  </w:r>
+                </w:p>
+              </w:tc>
+            </w:tr>
+            <w:tr>
+              <w:trPr>
+                <w:cantSplit/>
+                <w:trHeight w:val="317" w:hRule="exact"/>
+              </w:trPr>
+              <w:tc>
+                <w:tcPr>
+                  <w:tcW w:type="dxa" w:w="3160"/>
+                  <w:vAlign w:val="center"/>
+                  <w:tcMar>
+                    <w:top w:w="0" w:type="dxa"/>
+                    <w:start w:w="40" w:type="dxa"/>
+                    <w:bottom w:w="0" w:type="dxa"/>
+                    <w:end w:w="40" w:type="dxa"/>
+                  </w:tcMar>
+                  <w:tcBorders>
+                    <w:top w:val="nil"/>
+                    <w:start w:val="single" w:sz="9" w:space="0" w:color="CFE2ED"/>
+                    <w:bottom w:val="nil"/>
+                    <w:end w:val="single" w:sz="9" w:space="0" w:color="CFE2ED"/>
+                  </w:tcBorders>
+                  <w:shd w:fill="E8F6F3"/>
+                </w:tcPr>
+                <w:p>
+                  <w:pPr>
+                    <w:spacing w:before="0" w:after="0"/>
+                    <w:jc w:val="center"/>
+                  </w:pPr>
+                  <w:r>
+                    <w:rPr>
+                      <w:rFonts w:ascii="Arial" w:hAnsi="Arial"/>
+                      <w:b w:val="0"/>
+                      <w:color w:val="123452"/>
+                      <w:sz w:val="23"/>
+                    </w:rPr>
+                    <w:t>2 × 6 = 12</w:t>
+                  </w:r>
+                </w:p>
+              </w:tc>
+            </w:tr>
+            <w:tr>
+              <w:trPr>
+                <w:cantSplit/>
+                <w:trHeight w:val="317" w:hRule="exact"/>
+              </w:trPr>
+              <w:tc>
+                <w:tcPr>
+                  <w:tcW w:type="dxa" w:w="3160"/>
+                  <w:vAlign w:val="center"/>
+                  <w:tcMar>
+                    <w:top w:w="0" w:type="dxa"/>
+                    <w:start w:w="40" w:type="dxa"/>
+                    <w:bottom w:w="0" w:type="dxa"/>
+                    <w:end w:w="40" w:type="dxa"/>
+                  </w:tcMar>
+                  <w:tcBorders>
+                    <w:top w:val="nil"/>
+                    <w:start w:val="single" w:sz="9" w:space="0" w:color="CFE2ED"/>
+                    <w:bottom w:val="nil"/>
+                    <w:end w:val="single" w:sz="9" w:space="0" w:color="CFE2ED"/>
+                  </w:tcBorders>
+                  <w:shd w:fill="FFFFFF"/>
+                </w:tcPr>
+                <w:p>
+                  <w:pPr>
+                    <w:spacing w:before="0" w:after="0"/>
+                    <w:jc w:val="center"/>
+                  </w:pPr>
+                  <w:r>
+                    <w:rPr>
+                      <w:rFonts w:ascii="Arial" w:hAnsi="Arial"/>
+                      <w:b w:val="0"/>
+                      <w:color w:val="123452"/>
+                      <w:sz w:val="23"/>
+                    </w:rPr>
+                    <w:t>2 × 7 = 14</w:t>
+                  </w:r>
+                </w:p>
+              </w:tc>
+            </w:tr>
+            <w:tr>
+              <w:trPr>
+                <w:cantSplit/>
+                <w:trHeight w:val="317" w:hRule="exact"/>
+              </w:trPr>
+              <w:tc>
+                <w:tcPr>
+                  <w:tcW w:type="dxa" w:w="3160"/>
+                  <w:vAlign w:val="center"/>
+                  <w:tcMar>
+                    <w:top w:w="0" w:type="dxa"/>
+                    <w:start w:w="40" w:type="dxa"/>
+                    <w:bottom w:w="0" w:type="dxa"/>
+                    <w:end w:w="40" w:type="dxa"/>
+                  </w:tcMar>
+                  <w:tcBorders>
+                    <w:top w:val="nil"/>
+                    <w:start w:val="single" w:sz="9" w:space="0" w:color="CFE2ED"/>
+                    <w:bottom w:val="nil"/>
+                    <w:end w:val="single" w:sz="9" w:space="0" w:color="CFE2ED"/>
+                  </w:tcBorders>
+                  <w:shd w:fill="E8F6F3"/>
+                </w:tcPr>
+                <w:p>
+                  <w:pPr>
+                    <w:spacing w:before="0" w:after="0"/>
+                    <w:jc w:val="center"/>
+                  </w:pPr>
+                  <w:r>
+                    <w:rPr>
+                      <w:rFonts w:ascii="Arial" w:hAnsi="Arial"/>
+                      <w:b w:val="0"/>
+                      <w:color w:val="123452"/>
+                      <w:sz w:val="23"/>
+                    </w:rPr>
+                    <w:t>2 × 8 = 16</w:t>
+                  </w:r>
+                </w:p>
+              </w:tc>
+            </w:tr>
+            <w:tr>
+              <w:trPr>
+                <w:cantSplit/>
+                <w:trHeight w:val="317" w:hRule="exact"/>
+              </w:trPr>
+              <w:tc>
+                <w:tcPr>
+                  <w:tcW w:type="dxa" w:w="3160"/>
+                  <w:vAlign w:val="center"/>
+                  <w:tcMar>
+                    <w:top w:w="0" w:type="dxa"/>
+                    <w:start w:w="40" w:type="dxa"/>
+                    <w:bottom w:w="0" w:type="dxa"/>
+                    <w:end w:w="40" w:type="dxa"/>
+                  </w:tcMar>
+                  <w:tcBorders>
+                    <w:top w:val="nil"/>
+                    <w:start w:val="single" w:sz="9" w:space="0" w:color="CFE2ED"/>
+                    <w:bottom w:val="nil"/>
+                    <w:end w:val="single" w:sz="9" w:space="0" w:color="CFE2ED"/>
+                  </w:tcBorders>
+                  <w:shd w:fill="FFFFFF"/>
+                </w:tcPr>
+                <w:p>
+                  <w:pPr>
+                    <w:spacing w:before="0" w:after="0"/>
+                    <w:jc w:val="center"/>
+                  </w:pPr>
+                  <w:r>
+                    <w:rPr>
+                      <w:rFonts w:ascii="Arial" w:hAnsi="Arial"/>
+                      <w:b w:val="0"/>
+                      <w:color w:val="123452"/>
+                      <w:sz w:val="23"/>
+                    </w:rPr>
+                    <w:t>2 × 9 = 18</w:t>
+                  </w:r>
+                </w:p>
+              </w:tc>
+            </w:tr>
+            <w:tr>
+              <w:trPr>
+                <w:cantSplit/>
+                <w:trHeight w:val="317" w:hRule="exact"/>
+              </w:trPr>
+              <w:tc>
+                <w:tcPr>
+                  <w:tcW w:type="dxa" w:w="3160"/>
+                  <w:vAlign w:val="center"/>
+                  <w:tcMar>
+                    <w:top w:w="0" w:type="dxa"/>
+                    <w:start w:w="40" w:type="dxa"/>
+                    <w:bottom w:w="0" w:type="dxa"/>
+                    <w:end w:w="40" w:type="dxa"/>
+                  </w:tcMar>
+                  <w:tcBorders>
+                    <w:top w:val="nil"/>
+                    <w:start w:val="single" w:sz="9" w:space="0" w:color="CFE2ED"/>
+                    <w:bottom w:val="single" w:sz="9" w:space="0" w:color="CFE2ED"/>
+                    <w:end w:val="single" w:sz="9" w:space="0" w:color="CFE2ED"/>
+                  </w:tcBorders>
+                  <w:shd w:fill="E8F6F3"/>
+                </w:tcPr>
+                <w:p>
+                  <w:pPr>
+                    <w:spacing w:before="0" w:after="0"/>
+                    <w:jc w:val="center"/>
+                  </w:pPr>
+                  <w:r>
+                    <w:rPr>
+                      <w:rFonts w:ascii="Arial" w:hAnsi="Arial"/>
+                      <w:b w:val="0"/>
+                      <w:color w:val="123452"/>
+                      <w:sz w:val="23"/>
+                    </w:rPr>
+                    <w:t>2 × 10 = 20</w:t>
+                  </w:r>
+                </w:p>
+              </w:tc>
+            </w:tr>
+          </w:tbl>
+          <w:p/>
+        </w:tc>
+        <w:tc>
+          <w:tcPr>
+            <w:tcW w:type="dxa" w:w="3700"/>
+            <w:vAlign w:val="center"/>
+            <w:tcMar>
+              <w:top w:w="45" w:type="dxa"/>
+              <w:start w:w="55" w:type="dxa"/>
+              <w:bottom w:w="45" w:type="dxa"/>
+              <w:end w:w="55" w:type="dxa"/>
+            </w:tcMar>
+            <w:tcBorders>
+              <w:top w:val="nil"/>
+              <w:start w:val="nil"/>
+              <w:bottom w:val="nil"/>
+              <w:end w:val="nil"/>
+            </w:tcBorders>
+          </w:tcPr>
+          <w:p>
+            <w:pPr>
+              <w:spacing w:before="0" w:after="0"/>
+            </w:pPr>
+          </w:p>
+          <w:tbl>
+            <w:tblPr>
+              <w:tblW w:type="dxa" w:w="3160"/>
+              <w:tblLayout w:type="fixed"/>
+              <w:tblLook w:firstColumn="1" w:firstRow="1" w:lastColumn="0" w:lastRow="0" w:noHBand="0" w:noVBand="1" w:val="04A0"/>
+              <w:jc w:val="center"/>
+              <w:tblInd w:w="0" w:type="dxa"/>
+            </w:tblPr>
+            <w:tblGrid>
+              <w:gridCol w:w="3160"/>
+            </w:tblGrid>
+            <w:tr>
+              <w:trPr>
+                <w:cantSplit/>
+                <w:trHeight w:val="499" w:hRule="exact"/>
+              </w:trPr>
+              <w:tc>
+                <w:tcPr>
+                  <w:tcW w:type="dxa" w:w="3160"/>
+                  <w:vAlign w:val="center"/>
+                  <w:tcMar>
+                    <w:top w:w="0" w:type="dxa"/>
+                    <w:start w:w="40" w:type="dxa"/>
+                    <w:bottom w:w="0" w:type="dxa"/>
+                    <w:end w:w="40" w:type="dxa"/>
+                  </w:tcMar>
+                  <w:tcBorders>
+                    <w:top w:val="single" w:sz="9" w:space="0" w:color="CFE2ED"/>
+                    <w:start w:val="single" w:sz="9" w:space="0" w:color="CFE2ED"/>
+                    <w:bottom w:val="nil"/>
+                    <w:end w:val="single" w:sz="9" w:space="0" w:color="CFE2ED"/>
+                  </w:tcBorders>
+                  <w:shd w:fill="0B57B7"/>
+                </w:tcPr>
+                <w:p>
+                  <w:pPr>
+                    <w:spacing w:before="0" w:after="0"/>
+                    <w:jc w:val="center"/>
+                  </w:pPr>
+                  <w:r>
+                    <w:rPr>
+                      <w:rFonts w:ascii="Arial" w:hAnsi="Arial"/>
+                      <w:b/>
+                      <w:color w:val="FFFFFF"/>
+                      <w:sz w:val="26"/>
+                    </w:rPr>
+                    <w:t>TABLE DE 3</w:t>
+                  </w:r>
+                </w:p>
+              </w:tc>
+            </w:tr>
+            <w:tr>
+              <w:trPr>
+                <w:cantSplit/>
+                <w:trHeight w:val="317" w:hRule="exact"/>
+              </w:trPr>
+              <w:tc>
+                <w:tcPr>
+                  <w:tcW w:type="dxa" w:w="3160"/>
+                  <w:vAlign w:val="center"/>
+                  <w:tcMar>
+                    <w:top w:w="0" w:type="dxa"/>
+                    <w:start w:w="40" w:type="dxa"/>
+                    <w:bottom w:w="0" w:type="dxa"/>
+                    <w:end w:w="40" w:type="dxa"/>
+                  </w:tcMar>
+                  <w:tcBorders>
+                    <w:top w:val="nil"/>
+                    <w:start w:val="single" w:sz="9" w:space="0" w:color="CFE2ED"/>
+                    <w:bottom w:val="nil"/>
+                    <w:end w:val="single" w:sz="9" w:space="0" w:color="CFE2ED"/>
+                  </w:tcBorders>
+                  <w:shd w:fill="FFFFFF"/>
+                </w:tcPr>
+                <w:p>
+                  <w:pPr>
+                    <w:spacing w:before="0" w:after="0"/>
+                    <w:jc w:val="center"/>
+                  </w:pPr>
+                  <w:r>
+                    <w:rPr>
+                      <w:rFonts w:ascii="Arial" w:hAnsi="Arial"/>
+                      <w:b w:val="0"/>
+                      <w:color w:val="123452"/>
+                      <w:sz w:val="23"/>
+                    </w:rPr>
+                    <w:t>3 × 1 = 3</w:t>
+                  </w:r>
+                </w:p>
+              </w:tc>
+            </w:tr>
+            <w:tr>
+              <w:trPr>
+                <w:cantSplit/>
+                <w:trHeight w:val="317" w:hRule="exact"/>
+              </w:trPr>
+              <w:tc>
+                <w:tcPr>
+                  <w:tcW w:type="dxa" w:w="3160"/>
+                  <w:vAlign w:val="center"/>
+                  <w:tcMar>
+                    <w:top w:w="0" w:type="dxa"/>
+                    <w:start w:w="40" w:type="dxa"/>
+                    <w:bottom w:w="0" w:type="dxa"/>
+                    <w:end w:w="40" w:type="dxa"/>
+                  </w:tcMar>
+                  <w:tcBorders>
+                    <w:top w:val="nil"/>
+                    <w:start w:val="single" w:sz="9" w:space="0" w:color="CFE2ED"/>
+                    <w:bottom w:val="nil"/>
+                    <w:end w:val="single" w:sz="9" w:space="0" w:color="CFE2ED"/>
+                  </w:tcBorders>
+                  <w:shd w:fill="EEF5FB"/>
+                </w:tcPr>
+                <w:p>
+                  <w:pPr>
+                    <w:spacing w:before="0" w:after="0"/>
+                    <w:jc w:val="center"/>
+                  </w:pPr>
+                  <w:r>
+                    <w:rPr>
+                      <w:rFonts w:ascii="Arial" w:hAnsi="Arial"/>
+                      <w:b w:val="0"/>
+                      <w:color w:val="123452"/>
+                      <w:sz w:val="23"/>
+                    </w:rPr>
+                    <w:t>3 × 2 = 6</w:t>
+                  </w:r>
+                </w:p>
+              </w:tc>
+            </w:tr>
+            <w:tr>
+              <w:trPr>
+                <w:cantSplit/>
+                <w:trHeight w:val="317" w:hRule="exact"/>
+              </w:trPr>
+              <w:tc>
+                <w:tcPr>
+                  <w:tcW w:type="dxa" w:w="3160"/>
+                  <w:vAlign w:val="center"/>
+                  <w:tcMar>
+                    <w:top w:w="0" w:type="dxa"/>
+                    <w:start w:w="40" w:type="dxa"/>
+                    <w:bottom w:w="0" w:type="dxa"/>
+                    <w:end w:w="40" w:type="dxa"/>
+                  </w:tcMar>
+                  <w:tcBorders>
+                    <w:top w:val="nil"/>
+                    <w:start w:val="single" w:sz="9" w:space="0" w:color="CFE2ED"/>
+                    <w:bottom w:val="nil"/>
+                    <w:end w:val="single" w:sz="9" w:space="0" w:color="CFE2ED"/>
+                  </w:tcBorders>
+                  <w:shd w:fill="FFFFFF"/>
+                </w:tcPr>
+                <w:p>
+                  <w:pPr>
+                    <w:spacing w:before="0" w:after="0"/>
+                    <w:jc w:val="center"/>
+                  </w:pPr>
+                  <w:r>
+                    <w:rPr>
+                      <w:rFonts w:ascii="Arial" w:hAnsi="Arial"/>
+                      <w:b w:val="0"/>
+                      <w:color w:val="123452"/>
+                      <w:sz w:val="23"/>
+                    </w:rPr>
+                    <w:t>3 × 3 = 9</w:t>
+                  </w:r>
+                </w:p>
+              </w:tc>
+            </w:tr>
+            <w:tr>
+              <w:trPr>
+                <w:cantSplit/>
+                <w:trHeight w:val="317" w:hRule="exact"/>
+              </w:trPr>
+              <w:tc>
+                <w:tcPr>
+                  <w:tcW w:type="dxa" w:w="3160"/>
+                  <w:vAlign w:val="center"/>
+                  <w:tcMar>
+                    <w:top w:w="0" w:type="dxa"/>
+                    <w:start w:w="40" w:type="dxa"/>
+                    <w:bottom w:w="0" w:type="dxa"/>
+                    <w:end w:w="40" w:type="dxa"/>
+                  </w:tcMar>
+                  <w:tcBorders>
+                    <w:top w:val="nil"/>
+                    <w:start w:val="single" w:sz="9" w:space="0" w:color="CFE2ED"/>
+                    <w:bottom w:val="nil"/>
+                    <w:end w:val="single" w:sz="9" w:space="0" w:color="CFE2ED"/>
+                  </w:tcBorders>
+                  <w:shd w:fill="EEF5FB"/>
+                </w:tcPr>
+                <w:p>
+                  <w:pPr>
+                    <w:spacing w:before="0" w:after="0"/>
+                    <w:jc w:val="center"/>
+                  </w:pPr>
+                  <w:r>
+                    <w:rPr>
+                      <w:rFonts w:ascii="Arial" w:hAnsi="Arial"/>
+                      <w:b w:val="0"/>
+                      <w:color w:val="123452"/>
+                      <w:sz w:val="23"/>
+                    </w:rPr>
+                    <w:t>3 × 4 = 12</w:t>
+                  </w:r>
+                </w:p>
+              </w:tc>
+            </w:tr>
+            <w:tr>
+              <w:trPr>
+                <w:cantSplit/>
+                <w:trHeight w:val="317" w:hRule="exact"/>
+              </w:trPr>
+              <w:tc>
+                <w:tcPr>
+                  <w:tcW w:type="dxa" w:w="3160"/>
+                  <w:vAlign w:val="center"/>
+                  <w:tcMar>
+                    <w:top w:w="0" w:type="dxa"/>
+                    <w:start w:w="40" w:type="dxa"/>
+                    <w:bottom w:w="0" w:type="dxa"/>
+                    <w:end w:w="40" w:type="dxa"/>
+                  </w:tcMar>
+                  <w:tcBorders>
+                    <w:top w:val="nil"/>
+                    <w:start w:val="single" w:sz="9" w:space="0" w:color="CFE2ED"/>
+                    <w:bottom w:val="nil"/>
+                    <w:end w:val="single" w:sz="9" w:space="0" w:color="CFE2ED"/>
+                  </w:tcBorders>
+                  <w:shd w:fill="FFFFFF"/>
+                </w:tcPr>
+                <w:p>
+                  <w:pPr>
+                    <w:spacing w:before="0" w:after="0"/>
+                    <w:jc w:val="center"/>
+                  </w:pPr>
+                  <w:r>
+                    <w:rPr>
+                      <w:rFonts w:ascii="Arial" w:hAnsi="Arial"/>
+                      <w:b w:val="0"/>
+                      <w:color w:val="123452"/>
+                      <w:sz w:val="23"/>
+                    </w:rPr>
+                    <w:t>3 × 5 = 15</w:t>
+                  </w:r>
+                </w:p>
+              </w:tc>
+            </w:tr>
+            <w:tr>
+              <w:trPr>
+                <w:cantSplit/>
+                <w:trHeight w:val="317" w:hRule="exact"/>
+              </w:trPr>
+              <w:tc>
+                <w:tcPr>
+                  <w:tcW w:type="dxa" w:w="3160"/>
+                  <w:vAlign w:val="center"/>
+                  <w:tcMar>
+                    <w:top w:w="0" w:type="dxa"/>
+                    <w:start w:w="40" w:type="dxa"/>
+                    <w:bottom w:w="0" w:type="dxa"/>
+                    <w:end w:w="40" w:type="dxa"/>
+                  </w:tcMar>
+                  <w:tcBorders>
+                    <w:top w:val="nil"/>
+                    <w:start w:val="single" w:sz="9" w:space="0" w:color="CFE2ED"/>
+                    <w:bottom w:val="nil"/>
+                    <w:end w:val="single" w:sz="9" w:space="0" w:color="CFE2ED"/>
+                  </w:tcBorders>
+                  <w:shd w:fill="EEF5FB"/>
+                </w:tcPr>
+                <w:p>
+                  <w:pPr>
+                    <w:spacing w:before="0" w:after="0"/>
+                    <w:jc w:val="center"/>
+                  </w:pPr>
+                  <w:r>
+                    <w:rPr>
+                      <w:rFonts w:ascii="Arial" w:hAnsi="Arial"/>
+                      <w:b w:val="0"/>
+                      <w:color w:val="123452"/>
+                      <w:sz w:val="23"/>
+                    </w:rPr>
+                    <w:t>3 × 6 = 18</w:t>
+                  </w:r>
+                </w:p>
+              </w:tc>
+            </w:tr>
+            <w:tr>
+              <w:trPr>
+                <w:cantSplit/>
+                <w:trHeight w:val="317" w:hRule="exact"/>
+              </w:trPr>
+              <w:tc>
+                <w:tcPr>
+                  <w:tcW w:type="dxa" w:w="3160"/>
+                  <w:vAlign w:val="center"/>
+                  <w:tcMar>
+                    <w:top w:w="0" w:type="dxa"/>
+                    <w:start w:w="40" w:type="dxa"/>
+                    <w:bottom w:w="0" w:type="dxa"/>
+                    <w:end w:w="40" w:type="dxa"/>
+                  </w:tcMar>
+                  <w:tcBorders>
+                    <w:top w:val="nil"/>
+                    <w:start w:val="single" w:sz="9" w:space="0" w:color="CFE2ED"/>
+                    <w:bottom w:val="nil"/>
+                    <w:end w:val="single" w:sz="9" w:space="0" w:color="CFE2ED"/>
+                  </w:tcBorders>
+                  <w:shd w:fill="FFFFFF"/>
+                </w:tcPr>
+                <w:p>
+                  <w:pPr>
+                    <w:spacing w:before="0" w:after="0"/>
+                    <w:jc w:val="center"/>
+                  </w:pPr>
+                  <w:r>
+                    <w:rPr>
+                      <w:rFonts w:ascii="Arial" w:hAnsi="Arial"/>
+                      <w:b w:val="0"/>
+                      <w:color w:val="123452"/>
+                      <w:sz w:val="23"/>
+                    </w:rPr>
+                    <w:t>3 × 7 = 21</w:t>
+                  </w:r>
+                </w:p>
+              </w:tc>
+            </w:tr>
+            <w:tr>
+              <w:trPr>
+                <w:cantSplit/>
+                <w:trHeight w:val="317" w:hRule="exact"/>
+              </w:trPr>
+              <w:tc>
+                <w:tcPr>
+                  <w:tcW w:type="dxa" w:w="3160"/>
+                  <w:vAlign w:val="center"/>
+                  <w:tcMar>
+                    <w:top w:w="0" w:type="dxa"/>
+                    <w:start w:w="40" w:type="dxa"/>
+                    <w:bottom w:w="0" w:type="dxa"/>
+                    <w:end w:w="40" w:type="dxa"/>
+                  </w:tcMar>
+                  <w:tcBorders>
+                    <w:top w:val="nil"/>
+                    <w:start w:val="single" w:sz="9" w:space="0" w:color="CFE2ED"/>
+                    <w:bottom w:val="nil"/>
+                    <w:end w:val="single" w:sz="9" w:space="0" w:color="CFE2ED"/>
+                  </w:tcBorders>
+                  <w:shd w:fill="EEF5FB"/>
+                </w:tcPr>
+                <w:p>
+                  <w:pPr>
+                    <w:spacing w:before="0" w:after="0"/>
+                    <w:jc w:val="center"/>
+                  </w:pPr>
+                  <w:r>
+                    <w:rPr>
+                      <w:rFonts w:ascii="Arial" w:hAnsi="Arial"/>
+                      <w:b w:val="0"/>
+                      <w:color w:val="123452"/>
+                      <w:sz w:val="23"/>
+                    </w:rPr>
+                    <w:t>3 × 8 = 24</w:t>
+                  </w:r>
+                </w:p>
+              </w:tc>
+            </w:tr>
+            <w:tr>
+              <w:trPr>
+                <w:cantSplit/>
+                <w:trHeight w:val="317" w:hRule="exact"/>
+              </w:trPr>
+              <w:tc>
+                <w:tcPr>
+                  <w:tcW w:type="dxa" w:w="3160"/>
+                  <w:vAlign w:val="center"/>
+                  <w:tcMar>
+                    <w:top w:w="0" w:type="dxa"/>
+                    <w:start w:w="40" w:type="dxa"/>
+                    <w:bottom w:w="0" w:type="dxa"/>
+                    <w:end w:w="40" w:type="dxa"/>
+                  </w:tcMar>
+                  <w:tcBorders>
+                    <w:top w:val="nil"/>
+                    <w:start w:val="single" w:sz="9" w:space="0" w:color="CFE2ED"/>
+                    <w:bottom w:val="nil"/>
+                    <w:end w:val="single" w:sz="9" w:space="0" w:color="CFE2ED"/>
+                  </w:tcBorders>
+                  <w:shd w:fill="FFFFFF"/>
+                </w:tcPr>
+                <w:p>
+                  <w:pPr>
+                    <w:spacing w:before="0" w:after="0"/>
+                    <w:jc w:val="center"/>
+                  </w:pPr>
+                  <w:r>
+                    <w:rPr>
+                      <w:rFonts w:ascii="Arial" w:hAnsi="Arial"/>
+                      <w:b w:val="0"/>
+                      <w:color w:val="123452"/>
+                      <w:sz w:val="23"/>
+                    </w:rPr>
+                    <w:t>3 × 9 = 27</w:t>
+                  </w:r>
+                </w:p>
+              </w:tc>
+            </w:tr>
+            <w:tr>
+              <w:trPr>
+                <w:cantSplit/>
+                <w:trHeight w:val="317" w:hRule="exact"/>
+              </w:trPr>
+              <w:tc>
+                <w:tcPr>
+                  <w:tcW w:type="dxa" w:w="3160"/>
+                  <w:vAlign w:val="center"/>
+                  <w:tcMar>
+                    <w:top w:w="0" w:type="dxa"/>
+                    <w:start w:w="40" w:type="dxa"/>
+                    <w:bottom w:w="0" w:type="dxa"/>
+                    <w:end w:w="40" w:type="dxa"/>
+                  </w:tcMar>
+                  <w:tcBorders>
+                    <w:top w:val="nil"/>
+                    <w:start w:val="single" w:sz="9" w:space="0" w:color="CFE2ED"/>
+                    <w:bottom w:val="single" w:sz="9" w:space="0" w:color="CFE2ED"/>
+                    <w:end w:val="single" w:sz="9" w:space="0" w:color="CFE2ED"/>
+                  </w:tcBorders>
+                  <w:shd w:fill="EEF5FB"/>
+                </w:tcPr>
+                <w:p>
+                  <w:pPr>
+                    <w:spacing w:before="0" w:after="0"/>
+                    <w:jc w:val="center"/>
+                  </w:pPr>
+                  <w:r>
+                    <w:rPr>
+                      <w:rFonts w:ascii="Arial" w:hAnsi="Arial"/>
+                      <w:b w:val="0"/>
+                      <w:color w:val="123452"/>
+                      <w:sz w:val="23"/>
+                    </w:rPr>
+                    <w:t>3 × 10 = 30</w:t>
+                  </w:r>
+                </w:p>
+              </w:tc>
+            </w:tr>
+          </w:tbl>
+          <w:p/>
+        </w:tc>
+        <w:tc>
+          <w:tcPr>
+            <w:tcW w:type="dxa" w:w="3700"/>
+            <w:vAlign w:val="center"/>
+            <w:tcMar>
+              <w:top w:w="45" w:type="dxa"/>
+              <w:start w:w="55" w:type="dxa"/>
+              <w:bottom w:w="45" w:type="dxa"/>
+              <w:end w:w="55" w:type="dxa"/>
+            </w:tcMar>
+            <w:tcBorders>
+              <w:top w:val="nil"/>
+              <w:start w:val="nil"/>
+              <w:bottom w:val="nil"/>
+              <w:end w:val="nil"/>
+            </w:tcBorders>
+          </w:tcPr>
+          <w:p>
+            <w:pPr>
+              <w:spacing w:before="0" w:after="0"/>
+            </w:pPr>
+          </w:p>
+          <w:tbl>
+            <w:tblPr>
+              <w:tblW w:type="dxa" w:w="3160"/>
+              <w:tblLayout w:type="fixed"/>
+              <w:tblLook w:firstColumn="1" w:firstRow="1" w:lastColumn="0" w:lastRow="0" w:noHBand="0" w:noVBand="1" w:val="04A0"/>
+              <w:jc w:val="center"/>
+              <w:tblInd w:w="0" w:type="dxa"/>
+            </w:tblPr>
+            <w:tblGrid>
+              <w:gridCol w:w="3160"/>
+            </w:tblGrid>
+            <w:tr>
+              <w:trPr>
+                <w:cantSplit/>
+                <w:trHeight w:val="499" w:hRule="exact"/>
+              </w:trPr>
+              <w:tc>
+                <w:tcPr>
+                  <w:tcW w:type="dxa" w:w="3160"/>
+                  <w:vAlign w:val="center"/>
+                  <w:tcMar>
+                    <w:top w:w="0" w:type="dxa"/>
+                    <w:start w:w="40" w:type="dxa"/>
+                    <w:bottom w:w="0" w:type="dxa"/>
+                    <w:end w:w="40" w:type="dxa"/>
+                  </w:tcMar>
+                  <w:tcBorders>
+                    <w:top w:val="single" w:sz="9" w:space="0" w:color="CFE2ED"/>
+                    <w:start w:val="single" w:sz="9" w:space="0" w:color="CFE2ED"/>
+                    <w:bottom w:val="nil"/>
+                    <w:end w:val="single" w:sz="9" w:space="0" w:color="CFE2ED"/>
+                  </w:tcBorders>
+                  <w:shd w:fill="E66D0A"/>
+                </w:tcPr>
+                <w:p>
+                  <w:pPr>
+                    <w:spacing w:before="0" w:after="0"/>
+                    <w:jc w:val="center"/>
+                  </w:pPr>
+                  <w:r>
+                    <w:rPr>
+                      <w:rFonts w:ascii="Arial" w:hAnsi="Arial"/>
+                      <w:b/>
+                      <w:color w:val="FFFFFF"/>
+                      <w:sz w:val="26"/>
+                    </w:rPr>
+                    <w:t>TABLE DE 4</w:t>
+                  </w:r>
+                </w:p>
+              </w:tc>
+            </w:tr>
+            <w:tr>
+              <w:trPr>
+                <w:cantSplit/>
+                <w:trHeight w:val="317" w:hRule="exact"/>
+              </w:trPr>
+              <w:tc>
+                <w:tcPr>
+                  <w:tcW w:type="dxa" w:w="3160"/>
+                  <w:vAlign w:val="center"/>
+                  <w:tcMar>
+                    <w:top w:w="0" w:type="dxa"/>
+                    <w:start w:w="40" w:type="dxa"/>
+                    <w:bottom w:w="0" w:type="dxa"/>
+                    <w:end w:w="40" w:type="dxa"/>
+                  </w:tcMar>
+                  <w:tcBorders>
+                    <w:top w:val="nil"/>
+                    <w:start w:val="single" w:sz="9" w:space="0" w:color="CFE2ED"/>
+                    <w:bottom w:val="nil"/>
+                    <w:end w:val="single" w:sz="9" w:space="0" w:color="CFE2ED"/>
+                  </w:tcBorders>
+                  <w:shd w:fill="FFFFFF"/>
+                </w:tcPr>
+                <w:p>
+                  <w:pPr>
+                    <w:spacing w:before="0" w:after="0"/>
+                    <w:jc w:val="center"/>
+                  </w:pPr>
+                  <w:r>
+                    <w:rPr>
+                      <w:rFonts w:ascii="Arial" w:hAnsi="Arial"/>
+                      <w:b w:val="0"/>
+                      <w:color w:val="123452"/>
+                      <w:sz w:val="23"/>
+                    </w:rPr>
+                    <w:t>4 × 1 = 4</w:t>
+                  </w:r>
+                </w:p>
+              </w:tc>
+            </w:tr>
+            <w:tr>
+              <w:trPr>
+                <w:cantSplit/>
+                <w:trHeight w:val="317" w:hRule="exact"/>
+              </w:trPr>
+              <w:tc>
+                <w:tcPr>
+                  <w:tcW w:type="dxa" w:w="3160"/>
+                  <w:vAlign w:val="center"/>
+                  <w:tcMar>
+                    <w:top w:w="0" w:type="dxa"/>
+                    <w:start w:w="40" w:type="dxa"/>
+                    <w:bottom w:w="0" w:type="dxa"/>
+                    <w:end w:w="40" w:type="dxa"/>
+                  </w:tcMar>
+                  <w:tcBorders>
+                    <w:top w:val="nil"/>
+                    <w:start w:val="single" w:sz="9" w:space="0" w:color="CFE2ED"/>
+                    <w:bottom w:val="nil"/>
+                    <w:end w:val="single" w:sz="9" w:space="0" w:color="CFE2ED"/>
+                  </w:tcBorders>
+                  <w:shd w:fill="FFF1E5"/>
+                </w:tcPr>
+                <w:p>
+                  <w:pPr>
+                    <w:spacing w:before="0" w:after="0"/>
+                    <w:jc w:val="center"/>
+                  </w:pPr>
+                  <w:r>
+                    <w:rPr>
+                      <w:rFonts w:ascii="Arial" w:hAnsi="Arial"/>
+                      <w:b w:val="0"/>
+                      <w:color w:val="123452"/>
+                      <w:sz w:val="23"/>
+                    </w:rPr>
+                    <w:t>4 × 2 = 8</w:t>
+                  </w:r>
+                </w:p>
+              </w:tc>
+            </w:tr>
+            <w:tr>
+              <w:trPr>
+                <w:cantSplit/>
+                <w:trHeight w:val="317" w:hRule="exact"/>
+              </w:trPr>
+              <w:tc>
+                <w:tcPr>
+                  <w:tcW w:type="dxa" w:w="3160"/>
+                  <w:vAlign w:val="center"/>
+                  <w:tcMar>
+                    <w:top w:w="0" w:type="dxa"/>
+                    <w:start w:w="40" w:type="dxa"/>
+                    <w:bottom w:w="0" w:type="dxa"/>
+                    <w:end w:w="40" w:type="dxa"/>
+                  </w:tcMar>
+                  <w:tcBorders>
+                    <w:top w:val="nil"/>
+                    <w:start w:val="single" w:sz="9" w:space="0" w:color="CFE2ED"/>
+                    <w:bottom w:val="nil"/>
+                    <w:end w:val="single" w:sz="9" w:space="0" w:color="CFE2ED"/>
+                  </w:tcBorders>
+                  <w:shd w:fill="FFFFFF"/>
+                </w:tcPr>
+                <w:p>
+                  <w:pPr>
+                    <w:spacing w:before="0" w:after="0"/>
+                    <w:jc w:val="center"/>
+                  </w:pPr>
+                  <w:r>
+                    <w:rPr>
+                      <w:rFonts w:ascii="Arial" w:hAnsi="Arial"/>
+                      <w:b w:val="0"/>
+                      <w:color w:val="123452"/>
+                      <w:sz w:val="23"/>
+                    </w:rPr>
+                    <w:t>4 × 3 = 12</w:t>
+                  </w:r>
+                </w:p>
+              </w:tc>
+            </w:tr>
+            <w:tr>
+              <w:trPr>
+                <w:cantSplit/>
+                <w:trHeight w:val="317" w:hRule="exact"/>
+              </w:trPr>
+              <w:tc>
+                <w:tcPr>
+                  <w:tcW w:type="dxa" w:w="3160"/>
+                  <w:vAlign w:val="center"/>
+                  <w:tcMar>
+                    <w:top w:w="0" w:type="dxa"/>
+                    <w:start w:w="40" w:type="dxa"/>
+                    <w:bottom w:w="0" w:type="dxa"/>
+                    <w:end w:w="40" w:type="dxa"/>
+                  </w:tcMar>
+                  <w:tcBorders>
+                    <w:top w:val="nil"/>
+                    <w:start w:val="single" w:sz="9" w:space="0" w:color="CFE2ED"/>
+                    <w:bottom w:val="nil"/>
+                    <w:end w:val="single" w:sz="9" w:space="0" w:color="CFE2ED"/>
+                  </w:tcBorders>
+                  <w:shd w:fill="FFF1E5"/>
+                </w:tcPr>
+                <w:p>
+                  <w:pPr>
+                    <w:spacing w:before="0" w:after="0"/>
+                    <w:jc w:val="center"/>
+                  </w:pPr>
+                  <w:r>
+                    <w:rPr>
+                      <w:rFonts w:ascii="Arial" w:hAnsi="Arial"/>
+                      <w:b w:val="0"/>
+                      <w:color w:val="123452"/>
+                      <w:sz w:val="23"/>
+                    </w:rPr>
+                    <w:t>4 × 4 = 16</w:t>
+                  </w:r>
+                </w:p>
+              </w:tc>
+            </w:tr>
+            <w:tr>
+              <w:trPr>
+                <w:cantSplit/>
+                <w:trHeight w:val="317" w:hRule="exact"/>
+              </w:trPr>
+              <w:tc>
+                <w:tcPr>
+                  <w:tcW w:type="dxa" w:w="3160"/>
+                  <w:vAlign w:val="center"/>
+                  <w:tcMar>
+                    <w:top w:w="0" w:type="dxa"/>
+                    <w:start w:w="40" w:type="dxa"/>
+                    <w:bottom w:w="0" w:type="dxa"/>
+                    <w:end w:w="40" w:type="dxa"/>
+                  </w:tcMar>
+                  <w:tcBorders>
+                    <w:top w:val="nil"/>
+                    <w:start w:val="single" w:sz="9" w:space="0" w:color="CFE2ED"/>
+                    <w:bottom w:val="nil"/>
+                    <w:end w:val="single" w:sz="9" w:space="0" w:color="CFE2ED"/>
+                  </w:tcBorders>
+                  <w:shd w:fill="FFFFFF"/>
+                </w:tcPr>
+                <w:p>
+                  <w:pPr>
+                    <w:spacing w:before="0" w:after="0"/>
+                    <w:jc w:val="center"/>
+                  </w:pPr>
+                  <w:r>
+                    <w:rPr>
+                      <w:rFonts w:ascii="Arial" w:hAnsi="Arial"/>
+                      <w:b w:val="0"/>
+                      <w:color w:val="123452"/>
+                      <w:sz w:val="23"/>
+                    </w:rPr>
+                    <w:t>4 × 5 = 20</w:t>
+                  </w:r>
+                </w:p>
+              </w:tc>
+            </w:tr>
+            <w:tr>
+              <w:trPr>
+                <w:cantSplit/>
+                <w:trHeight w:val="317" w:hRule="exact"/>
+              </w:trPr>
+              <w:tc>
+                <w:tcPr>
+                  <w:tcW w:type="dxa" w:w="3160"/>
+                  <w:vAlign w:val="center"/>
+                  <w:tcMar>
+                    <w:top w:w="0" w:type="dxa"/>
+                    <w:start w:w="40" w:type="dxa"/>
+                    <w:bottom w:w="0" w:type="dxa"/>
+                    <w:end w:w="40" w:type="dxa"/>
+                  </w:tcMar>
+                  <w:tcBorders>
+                    <w:top w:val="nil"/>
+                    <w:start w:val="single" w:sz="9" w:space="0" w:color="CFE2ED"/>
+                    <w:bottom w:val="nil"/>
+                    <w:end w:val="single" w:sz="9" w:space="0" w:color="CFE2ED"/>
+                  </w:tcBorders>
+                  <w:shd w:fill="FFF1E5"/>
+                </w:tcPr>
+                <w:p>
+                  <w:pPr>
+                    <w:spacing w:before="0" w:after="0"/>
+                    <w:jc w:val="center"/>
+                  </w:pPr>
+                  <w:r>
+                    <w:rPr>
+                      <w:rFonts w:ascii="Arial" w:hAnsi="Arial"/>
+                      <w:b w:val="0"/>
+                      <w:color w:val="123452"/>
+                      <w:sz w:val="23"/>
+                    </w:rPr>
+                    <w:t>4 × 6 = 24</w:t>
+                  </w:r>
+                </w:p>
+              </w:tc>
+            </w:tr>
+            <w:tr>
+              <w:trPr>
+                <w:cantSplit/>
+                <w:trHeight w:val="317" w:hRule="exact"/>
+              </w:trPr>
+              <w:tc>
+                <w:tcPr>
+                  <w:tcW w:type="dxa" w:w="3160"/>
+                  <w:vAlign w:val="center"/>
+                  <w:tcMar>
+                    <w:top w:w="0" w:type="dxa"/>
+                    <w:start w:w="40" w:type="dxa"/>
+                    <w:bottom w:w="0" w:type="dxa"/>
+                    <w:end w:w="40" w:type="dxa"/>
+                  </w:tcMar>
+                  <w:tcBorders>
+                    <w:top w:val="nil"/>
+                    <w:start w:val="single" w:sz="9" w:space="0" w:color="CFE2ED"/>
+                    <w:bottom w:val="nil"/>
+                    <w:end w:val="single" w:sz="9" w:space="0" w:color="CFE2ED"/>
+                  </w:tcBorders>
+                  <w:shd w:fill="FFFFFF"/>
+                </w:tcPr>
+                <w:p>
+                  <w:pPr>
+                    <w:spacing w:before="0" w:after="0"/>
+                    <w:jc w:val="center"/>
+                  </w:pPr>
+                  <w:r>
+                    <w:rPr>
+                      <w:rFonts w:ascii="Arial" w:hAnsi="Arial"/>
+                      <w:b w:val="0"/>
+                      <w:color w:val="123452"/>
+                      <w:sz w:val="23"/>
+                    </w:rPr>
+                    <w:t>4 × 7 = 28</w:t>
+                  </w:r>
+                </w:p>
+              </w:tc>
+            </w:tr>
+            <w:tr>
+              <w:trPr>
+                <w:cantSplit/>
+                <w:trHeight w:val="317" w:hRule="exact"/>
+              </w:trPr>
+              <w:tc>
+                <w:tcPr>
+                  <w:tcW w:type="dxa" w:w="3160"/>
+                  <w:vAlign w:val="center"/>
+                  <w:tcMar>
+                    <w:top w:w="0" w:type="dxa"/>
+                    <w:start w:w="40" w:type="dxa"/>
+                    <w:bottom w:w="0" w:type="dxa"/>
+                    <w:end w:w="40" w:type="dxa"/>
+                  </w:tcMar>
+                  <w:tcBorders>
+                    <w:top w:val="nil"/>
+                    <w:start w:val="single" w:sz="9" w:space="0" w:color="CFE2ED"/>
+                    <w:bottom w:val="nil"/>
+                    <w:end w:val="single" w:sz="9" w:space="0" w:color="CFE2ED"/>
+                  </w:tcBorders>
+                  <w:shd w:fill="FFF1E5"/>
+                </w:tcPr>
+                <w:p>
+                  <w:pPr>
+                    <w:spacing w:before="0" w:after="0"/>
+                    <w:jc w:val="center"/>
+                  </w:pPr>
+                  <w:r>
+                    <w:rPr>
+                      <w:rFonts w:ascii="Arial" w:hAnsi="Arial"/>
+                      <w:b w:val="0"/>
+                      <w:color w:val="123452"/>
+                      <w:sz w:val="23"/>
+                    </w:rPr>
+                    <w:t>4 × 8 = 32</w:t>
+                  </w:r>
+                </w:p>
+              </w:tc>
+            </w:tr>
+            <w:tr>
+              <w:trPr>
+                <w:cantSplit/>
+                <w:trHeight w:val="317" w:hRule="exact"/>
+              </w:trPr>
+              <w:tc>
+                <w:tcPr>
+                  <w:tcW w:type="dxa" w:w="3160"/>
+                  <w:vAlign w:val="center"/>
+                  <w:tcMar>
+                    <w:top w:w="0" w:type="dxa"/>
+                    <w:start w:w="40" w:type="dxa"/>
+                    <w:bottom w:w="0" w:type="dxa"/>
+                    <w:end w:w="40" w:type="dxa"/>
+                  </w:tcMar>
+                  <w:tcBorders>
+                    <w:top w:val="nil"/>
+                    <w:start w:val="single" w:sz="9" w:space="0" w:color="CFE2ED"/>
+                    <w:bottom w:val="nil"/>
+                    <w:end w:val="single" w:sz="9" w:space="0" w:color="CFE2ED"/>
+                  </w:tcBorders>
+                  <w:shd w:fill="FFFFFF"/>
+                </w:tcPr>
+                <w:p>
+                  <w:pPr>
+                    <w:spacing w:before="0" w:after="0"/>
+                    <w:jc w:val="center"/>
+                  </w:pPr>
+                  <w:r>
+                    <w:rPr>
+                      <w:rFonts w:ascii="Arial" w:hAnsi="Arial"/>
+                      <w:b w:val="0"/>
+                      <w:color w:val="123452"/>
+                      <w:sz w:val="23"/>
+                    </w:rPr>
+                    <w:t>4 × 9 = 36</w:t>
+                  </w:r>
+                </w:p>
+              </w:tc>
+            </w:tr>
+            <w:tr>
+              <w:trPr>
+                <w:cantSplit/>
+                <w:trHeight w:val="317" w:hRule="exact"/>
+              </w:trPr>
+              <w:tc>
+                <w:tcPr>
+                  <w:tcW w:type="dxa" w:w="3160"/>
+                  <w:vAlign w:val="center"/>
+                  <w:tcMar>
+                    <w:top w:w="0" w:type="dxa"/>
+                    <w:start w:w="40" w:type="dxa"/>
+                    <w:bottom w:w="0" w:type="dxa"/>
+                    <w:end w:w="40" w:type="dxa"/>
+                  </w:tcMar>
+                  <w:tcBorders>
+                    <w:top w:val="nil"/>
+                    <w:start w:val="single" w:sz="9" w:space="0" w:color="CFE2ED"/>
+                    <w:bottom w:val="single" w:sz="9" w:space="0" w:color="CFE2ED"/>
+                    <w:end w:val="single" w:sz="9" w:space="0" w:color="CFE2ED"/>
+                  </w:tcBorders>
+                  <w:shd w:fill="FFF1E5"/>
+                </w:tcPr>
+                <w:p>
+                  <w:pPr>
+                    <w:spacing w:before="0" w:after="0"/>
+                    <w:jc w:val="center"/>
+                  </w:pPr>
+                  <w:r>
+                    <w:rPr>
+                      <w:rFonts w:ascii="Arial" w:hAnsi="Arial"/>
+                      <w:b w:val="0"/>
+                      <w:color w:val="123452"/>
+                      <w:sz w:val="23"/>
+                    </w:rPr>
+                    <w:t>4 × 10 = 40</w:t>
+                  </w:r>
+                </w:p>
+              </w:tc>
+            </w:tr>
+          </w:tbl>
+          <w:p/>
+        </w:tc>
+      </w:tr>
+      <w:tr>
+        <w:trPr>
+          <w:cantSplit/>
+          <w:trHeight w:val="3821" w:hRule="exact"/>
+        </w:trPr>
+        <w:tc>
+          <w:tcPr>
+            <w:tcW w:type="dxa" w:w="3700"/>
+            <w:vAlign w:val="center"/>
+            <w:tcMar>
+              <w:top w:w="45" w:type="dxa"/>
+              <w:start w:w="55" w:type="dxa"/>
+              <w:bottom w:w="45" w:type="dxa"/>
+              <w:end w:w="55" w:type="dxa"/>
+            </w:tcMar>
+            <w:tcBorders>
+              <w:top w:val="nil"/>
+              <w:start w:val="nil"/>
+              <w:bottom w:val="nil"/>
+              <w:end w:val="nil"/>
+            </w:tcBorders>
+          </w:tcPr>
+          <w:p>
+            <w:pPr>
+              <w:spacing w:before="0" w:after="0"/>
+            </w:pPr>
+          </w:p>
+          <w:tbl>
+            <w:tblPr>
+              <w:tblW w:type="dxa" w:w="3160"/>
+              <w:tblLayout w:type="fixed"/>
+              <w:tblLook w:firstColumn="1" w:firstRow="1" w:lastColumn="0" w:lastRow="0" w:noHBand="0" w:noVBand="1" w:val="04A0"/>
+              <w:jc w:val="center"/>
+              <w:tblInd w:w="0" w:type="dxa"/>
+            </w:tblPr>
+            <w:tblGrid>
+              <w:gridCol w:w="3160"/>
+            </w:tblGrid>
+            <w:tr>
+              <w:trPr>
+                <w:cantSplit/>
+                <w:trHeight w:val="499" w:hRule="exact"/>
+              </w:trPr>
+              <w:tc>
+                <w:tcPr>
+                  <w:tcW w:type="dxa" w:w="3160"/>
+                  <w:vAlign w:val="center"/>
+                  <w:tcMar>
+                    <w:top w:w="0" w:type="dxa"/>
+                    <w:start w:w="40" w:type="dxa"/>
+                    <w:bottom w:w="0" w:type="dxa"/>
+                    <w:end w:w="40" w:type="dxa"/>
+                  </w:tcMar>
+                  <w:tcBorders>
+                    <w:top w:val="single" w:sz="9" w:space="0" w:color="CFE2ED"/>
+                    <w:start w:val="single" w:sz="9" w:space="0" w:color="CFE2ED"/>
+                    <w:bottom w:val="nil"/>
+                    <w:end w:val="single" w:sz="9" w:space="0" w:color="CFE2ED"/>
+                  </w:tcBorders>
+                  <w:shd w:fill="087F75"/>
+                </w:tcPr>
+                <w:p>
+                  <w:pPr>
+                    <w:spacing w:before="0" w:after="0"/>
+                    <w:jc w:val="center"/>
+                  </w:pPr>
+                  <w:r>
+                    <w:rPr>
+                      <w:rFonts w:ascii="Arial" w:hAnsi="Arial"/>
+                      <w:b/>
+                      <w:color w:val="FFFFFF"/>
+                      <w:sz w:val="26"/>
+                    </w:rPr>
+                    <w:t>TABLE DE 5</w:t>
+                  </w:r>
+                </w:p>
+              </w:tc>
+            </w:tr>
+            <w:tr>
+              <w:trPr>
+                <w:cantSplit/>
+                <w:trHeight w:val="317" w:hRule="exact"/>
+              </w:trPr>
+              <w:tc>
+                <w:tcPr>
+                  <w:tcW w:type="dxa" w:w="3160"/>
+                  <w:vAlign w:val="center"/>
+                  <w:tcMar>
+                    <w:top w:w="0" w:type="dxa"/>
+                    <w:start w:w="40" w:type="dxa"/>
+                    <w:bottom w:w="0" w:type="dxa"/>
+                    <w:end w:w="40" w:type="dxa"/>
+                  </w:tcMar>
+                  <w:tcBorders>
+                    <w:top w:val="nil"/>
+                    <w:start w:val="single" w:sz="9" w:space="0" w:color="CFE2ED"/>
+                    <w:bottom w:val="nil"/>
+                    <w:end w:val="single" w:sz="9" w:space="0" w:color="CFE2ED"/>
+                  </w:tcBorders>
+                  <w:shd w:fill="FFFFFF"/>
+                </w:tcPr>
+                <w:p>
+                  <w:pPr>
+                    <w:spacing w:before="0" w:after="0"/>
+                    <w:jc w:val="center"/>
+                  </w:pPr>
+                  <w:r>
+                    <w:rPr>
+                      <w:rFonts w:ascii="Arial" w:hAnsi="Arial"/>
+                      <w:b w:val="0"/>
+                      <w:color w:val="123452"/>
+                      <w:sz w:val="23"/>
+                    </w:rPr>
+                    <w:t>5 × 1 = 5</w:t>
+                  </w:r>
+                </w:p>
+              </w:tc>
+            </w:tr>
+            <w:tr>
+              <w:trPr>
+                <w:cantSplit/>
+                <w:trHeight w:val="317" w:hRule="exact"/>
+              </w:trPr>
+              <w:tc>
+                <w:tcPr>
+                  <w:tcW w:type="dxa" w:w="3160"/>
+                  <w:vAlign w:val="center"/>
+                  <w:tcMar>
+                    <w:top w:w="0" w:type="dxa"/>
+                    <w:start w:w="40" w:type="dxa"/>
+                    <w:bottom w:w="0" w:type="dxa"/>
+                    <w:end w:w="40" w:type="dxa"/>
+                  </w:tcMar>
+                  <w:tcBorders>
+                    <w:top w:val="nil"/>
+                    <w:start w:val="single" w:sz="9" w:space="0" w:color="CFE2ED"/>
+                    <w:bottom w:val="nil"/>
+                    <w:end w:val="single" w:sz="9" w:space="0" w:color="CFE2ED"/>
+                  </w:tcBorders>
+                  <w:shd w:fill="E8F6F3"/>
+                </w:tcPr>
+                <w:p>
+                  <w:pPr>
+                    <w:spacing w:before="0" w:after="0"/>
+                    <w:jc w:val="center"/>
+                  </w:pPr>
+                  <w:r>
+                    <w:rPr>
+                      <w:rFonts w:ascii="Arial" w:hAnsi="Arial"/>
+                      <w:b w:val="0"/>
+                      <w:color w:val="123452"/>
+                      <w:sz w:val="23"/>
+                    </w:rPr>
+                    <w:t>5 × 2 = 10</w:t>
+                  </w:r>
+                </w:p>
+              </w:tc>
+            </w:tr>
+            <w:tr>
+              <w:trPr>
+                <w:cantSplit/>
+                <w:trHeight w:val="317" w:hRule="exact"/>
+              </w:trPr>
+              <w:tc>
+                <w:tcPr>
+                  <w:tcW w:type="dxa" w:w="3160"/>
+                  <w:vAlign w:val="center"/>
+                  <w:tcMar>
+                    <w:top w:w="0" w:type="dxa"/>
+                    <w:start w:w="40" w:type="dxa"/>
+                    <w:bottom w:w="0" w:type="dxa"/>
+                    <w:end w:w="40" w:type="dxa"/>
+                  </w:tcMar>
+                  <w:tcBorders>
+                    <w:top w:val="nil"/>
+                    <w:start w:val="single" w:sz="9" w:space="0" w:color="CFE2ED"/>
+                    <w:bottom w:val="nil"/>
+                    <w:end w:val="single" w:sz="9" w:space="0" w:color="CFE2ED"/>
+                  </w:tcBorders>
+                  <w:shd w:fill="FFFFFF"/>
+                </w:tcPr>
+                <w:p>
+                  <w:pPr>
+                    <w:spacing w:before="0" w:after="0"/>
+                    <w:jc w:val="center"/>
+                  </w:pPr>
+                  <w:r>
+                    <w:rPr>
+                      <w:rFonts w:ascii="Arial" w:hAnsi="Arial"/>
+                      <w:b w:val="0"/>
+                      <w:color w:val="123452"/>
+                      <w:sz w:val="23"/>
+                    </w:rPr>
+                    <w:t>5 × 3 = 15</w:t>
+                  </w:r>
+                </w:p>
+              </w:tc>
+            </w:tr>
+            <w:tr>
+              <w:trPr>
+                <w:cantSplit/>
+                <w:trHeight w:val="317" w:hRule="exact"/>
+              </w:trPr>
+              <w:tc>
+                <w:tcPr>
+                  <w:tcW w:type="dxa" w:w="3160"/>
+                  <w:vAlign w:val="center"/>
+                  <w:tcMar>
+                    <w:top w:w="0" w:type="dxa"/>
+                    <w:start w:w="40" w:type="dxa"/>
+                    <w:bottom w:w="0" w:type="dxa"/>
+                    <w:end w:w="40" w:type="dxa"/>
+                  </w:tcMar>
+                  <w:tcBorders>
+                    <w:top w:val="nil"/>
+                    <w:start w:val="single" w:sz="9" w:space="0" w:color="CFE2ED"/>
+                    <w:bottom w:val="nil"/>
+                    <w:end w:val="single" w:sz="9" w:space="0" w:color="CFE2ED"/>
+                  </w:tcBorders>
+                  <w:shd w:fill="E8F6F3"/>
+                </w:tcPr>
+                <w:p>
+                  <w:pPr>
+                    <w:spacing w:before="0" w:after="0"/>
+                    <w:jc w:val="center"/>
+                  </w:pPr>
+                  <w:r>
+                    <w:rPr>
+                      <w:rFonts w:ascii="Arial" w:hAnsi="Arial"/>
+                      <w:b w:val="0"/>
+                      <w:color w:val="123452"/>
+                      <w:sz w:val="23"/>
+                    </w:rPr>
+                    <w:t>5 × 4 = 20</w:t>
+                  </w:r>
+                </w:p>
+              </w:tc>
+            </w:tr>
+            <w:tr>
+              <w:trPr>
+                <w:cantSplit/>
+                <w:trHeight w:val="317" w:hRule="exact"/>
+              </w:trPr>
+              <w:tc>
+                <w:tcPr>
+                  <w:tcW w:type="dxa" w:w="3160"/>
+                  <w:vAlign w:val="center"/>
+                  <w:tcMar>
+                    <w:top w:w="0" w:type="dxa"/>
+                    <w:start w:w="40" w:type="dxa"/>
+                    <w:bottom w:w="0" w:type="dxa"/>
+                    <w:end w:w="40" w:type="dxa"/>
+                  </w:tcMar>
+                  <w:tcBorders>
+                    <w:top w:val="nil"/>
+                    <w:start w:val="single" w:sz="9" w:space="0" w:color="CFE2ED"/>
+                    <w:bottom w:val="nil"/>
+                    <w:end w:val="single" w:sz="9" w:space="0" w:color="CFE2ED"/>
+                  </w:tcBorders>
+                  <w:shd w:fill="FFFFFF"/>
+                </w:tcPr>
+                <w:p>
+                  <w:pPr>
+                    <w:spacing w:before="0" w:after="0"/>
+                    <w:jc w:val="center"/>
+                  </w:pPr>
+                  <w:r>
+                    <w:rPr>
+                      <w:rFonts w:ascii="Arial" w:hAnsi="Arial"/>
+                      <w:b w:val="0"/>
+                      <w:color w:val="123452"/>
+                      <w:sz w:val="23"/>
+                    </w:rPr>
+                    <w:t>5 × 5 = 25</w:t>
+                  </w:r>
+                </w:p>
+              </w:tc>
+            </w:tr>
+            <w:tr>
+              <w:trPr>
+                <w:cantSplit/>
+                <w:trHeight w:val="317" w:hRule="exact"/>
+              </w:trPr>
+              <w:tc>
+                <w:tcPr>
+                  <w:tcW w:type="dxa" w:w="3160"/>
+                  <w:vAlign w:val="center"/>
+                  <w:tcMar>
+                    <w:top w:w="0" w:type="dxa"/>
+                    <w:start w:w="40" w:type="dxa"/>
+                    <w:bottom w:w="0" w:type="dxa"/>
+                    <w:end w:w="40" w:type="dxa"/>
+                  </w:tcMar>
+                  <w:tcBorders>
+                    <w:top w:val="nil"/>
+                    <w:start w:val="single" w:sz="9" w:space="0" w:color="CFE2ED"/>
+                    <w:bottom w:val="nil"/>
+                    <w:end w:val="single" w:sz="9" w:space="0" w:color="CFE2ED"/>
+                  </w:tcBorders>
+                  <w:shd w:fill="E8F6F3"/>
+                </w:tcPr>
+                <w:p>
+                  <w:pPr>
+                    <w:spacing w:before="0" w:after="0"/>
+                    <w:jc w:val="center"/>
+                  </w:pPr>
+                  <w:r>
+                    <w:rPr>
+                      <w:rFonts w:ascii="Arial" w:hAnsi="Arial"/>
+                      <w:b w:val="0"/>
+                      <w:color w:val="123452"/>
+                      <w:sz w:val="23"/>
+                    </w:rPr>
+                    <w:t>5 × 6 = 30</w:t>
+                  </w:r>
+                </w:p>
+              </w:tc>
+            </w:tr>
+            <w:tr>
+              <w:trPr>
+                <w:cantSplit/>
+                <w:trHeight w:val="317" w:hRule="exact"/>
+              </w:trPr>
+              <w:tc>
+                <w:tcPr>
+                  <w:tcW w:type="dxa" w:w="3160"/>
+                  <w:vAlign w:val="center"/>
+                  <w:tcMar>
+                    <w:top w:w="0" w:type="dxa"/>
+                    <w:start w:w="40" w:type="dxa"/>
+                    <w:bottom w:w="0" w:type="dxa"/>
+                    <w:end w:w="40" w:type="dxa"/>
+                  </w:tcMar>
+                  <w:tcBorders>
+                    <w:top w:val="nil"/>
+                    <w:start w:val="single" w:sz="9" w:space="0" w:color="CFE2ED"/>
+                    <w:bottom w:val="nil"/>
+                    <w:end w:val="single" w:sz="9" w:space="0" w:color="CFE2ED"/>
+                  </w:tcBorders>
+                  <w:shd w:fill="FFFFFF"/>
+                </w:tcPr>
+                <w:p>
+                  <w:pPr>
+                    <w:spacing w:before="0" w:after="0"/>
+                    <w:jc w:val="center"/>
+                  </w:pPr>
+                  <w:r>
+                    <w:rPr>
+                      <w:rFonts w:ascii="Arial" w:hAnsi="Arial"/>
+                      <w:b w:val="0"/>
+                      <w:color w:val="123452"/>
+                      <w:sz w:val="23"/>
+                    </w:rPr>
+                    <w:t>5 × 7 = 35</w:t>
+                  </w:r>
+                </w:p>
+              </w:tc>
+            </w:tr>
+            <w:tr>
+              <w:trPr>
+                <w:cantSplit/>
+                <w:trHeight w:val="317" w:hRule="exact"/>
+              </w:trPr>
+              <w:tc>
+                <w:tcPr>
+                  <w:tcW w:type="dxa" w:w="3160"/>
+                  <w:vAlign w:val="center"/>
+                  <w:tcMar>
+                    <w:top w:w="0" w:type="dxa"/>
+                    <w:start w:w="40" w:type="dxa"/>
+                    <w:bottom w:w="0" w:type="dxa"/>
+                    <w:end w:w="40" w:type="dxa"/>
+                  </w:tcMar>
+                  <w:tcBorders>
+                    <w:top w:val="nil"/>
+                    <w:start w:val="single" w:sz="9" w:space="0" w:color="CFE2ED"/>
+                    <w:bottom w:val="nil"/>
+                    <w:end w:val="single" w:sz="9" w:space="0" w:color="CFE2ED"/>
+                  </w:tcBorders>
+                  <w:shd w:fill="E8F6F3"/>
+                </w:tcPr>
+                <w:p>
+                  <w:pPr>
+                    <w:spacing w:before="0" w:after="0"/>
+                    <w:jc w:val="center"/>
+                  </w:pPr>
+                  <w:r>
+                    <w:rPr>
+                      <w:rFonts w:ascii="Arial" w:hAnsi="Arial"/>
+                      <w:b w:val="0"/>
+                      <w:color w:val="123452"/>
+                      <w:sz w:val="23"/>
+                    </w:rPr>
+                    <w:t>5 × 8 = 40</w:t>
+                  </w:r>
+                </w:p>
+              </w:tc>
+            </w:tr>
+            <w:tr>
+              <w:trPr>
+                <w:cantSplit/>
+                <w:trHeight w:val="317" w:hRule="exact"/>
+              </w:trPr>
+              <w:tc>
+                <w:tcPr>
+                  <w:tcW w:type="dxa" w:w="3160"/>
+                  <w:vAlign w:val="center"/>
+                  <w:tcMar>
+                    <w:top w:w="0" w:type="dxa"/>
+                    <w:start w:w="40" w:type="dxa"/>
+                    <w:bottom w:w="0" w:type="dxa"/>
+                    <w:end w:w="40" w:type="dxa"/>
+                  </w:tcMar>
+                  <w:tcBorders>
+                    <w:top w:val="nil"/>
+                    <w:start w:val="single" w:sz="9" w:space="0" w:color="CFE2ED"/>
+                    <w:bottom w:val="nil"/>
+                    <w:end w:val="single" w:sz="9" w:space="0" w:color="CFE2ED"/>
+                  </w:tcBorders>
+                  <w:shd w:fill="FFFFFF"/>
+                </w:tcPr>
+                <w:p>
+                  <w:pPr>
+                    <w:spacing w:before="0" w:after="0"/>
+                    <w:jc w:val="center"/>
+                  </w:pPr>
+                  <w:r>
+                    <w:rPr>
+                      <w:rFonts w:ascii="Arial" w:hAnsi="Arial"/>
+                      <w:b w:val="0"/>
+                      <w:color w:val="123452"/>
+                      <w:sz w:val="23"/>
+                    </w:rPr>
+                    <w:t>5 × 9 = 45</w:t>
+                  </w:r>
+                </w:p>
+              </w:tc>
+            </w:tr>
+            <w:tr>
+              <w:trPr>
+                <w:cantSplit/>
+                <w:trHeight w:val="317" w:hRule="exact"/>
+              </w:trPr>
+              <w:tc>
+                <w:tcPr>
+                  <w:tcW w:type="dxa" w:w="3160"/>
+                  <w:vAlign w:val="center"/>
+                  <w:tcMar>
+                    <w:top w:w="0" w:type="dxa"/>
+                    <w:start w:w="40" w:type="dxa"/>
+                    <w:bottom w:w="0" w:type="dxa"/>
+                    <w:end w:w="40" w:type="dxa"/>
+                  </w:tcMar>
+                  <w:tcBorders>
+                    <w:top w:val="nil"/>
+                    <w:start w:val="single" w:sz="9" w:space="0" w:color="CFE2ED"/>
+                    <w:bottom w:val="single" w:sz="9" w:space="0" w:color="CFE2ED"/>
+                    <w:end w:val="single" w:sz="9" w:space="0" w:color="CFE2ED"/>
+                  </w:tcBorders>
+                  <w:shd w:fill="E8F6F3"/>
+                </w:tcPr>
+                <w:p>
+                  <w:pPr>
+                    <w:spacing w:before="0" w:after="0"/>
+                    <w:jc w:val="center"/>
+                  </w:pPr>
+                  <w:r>
+                    <w:rPr>
+                      <w:rFonts w:ascii="Arial" w:hAnsi="Arial"/>
+                      <w:b w:val="0"/>
+                      <w:color w:val="123452"/>
+                      <w:sz w:val="23"/>
+                    </w:rPr>
+                    <w:t>5 × 10 = 50</w:t>
+                  </w:r>
+                </w:p>
+              </w:tc>
+            </w:tr>
+          </w:tbl>
+          <w:p/>
+        </w:tc>
+        <w:tc>
+          <w:tcPr>
+            <w:tcW w:type="dxa" w:w="3700"/>
+            <w:vAlign w:val="center"/>
+            <w:tcMar>
+              <w:top w:w="45" w:type="dxa"/>
+              <w:start w:w="55" w:type="dxa"/>
+              <w:bottom w:w="45" w:type="dxa"/>
+              <w:end w:w="55" w:type="dxa"/>
+            </w:tcMar>
+            <w:tcBorders>
+              <w:top w:val="nil"/>
+              <w:start w:val="nil"/>
+              <w:bottom w:val="nil"/>
+              <w:end w:val="nil"/>
+            </w:tcBorders>
+          </w:tcPr>
+          <w:p>
+            <w:pPr>
+              <w:spacing w:before="0" w:after="0"/>
+            </w:pPr>
+          </w:p>
+          <w:tbl>
+            <w:tblPr>
+              <w:tblW w:type="dxa" w:w="3160"/>
+              <w:tblLayout w:type="fixed"/>
+              <w:tblLook w:firstColumn="1" w:firstRow="1" w:lastColumn="0" w:lastRow="0" w:noHBand="0" w:noVBand="1" w:val="04A0"/>
+              <w:jc w:val="center"/>
+              <w:tblInd w:w="0" w:type="dxa"/>
+            </w:tblPr>
+            <w:tblGrid>
+              <w:gridCol w:w="3160"/>
+            </w:tblGrid>
+            <w:tr>
+              <w:trPr>
+                <w:cantSplit/>
+                <w:trHeight w:val="499" w:hRule="exact"/>
+              </w:trPr>
+              <w:tc>
+                <w:tcPr>
+                  <w:tcW w:type="dxa" w:w="3160"/>
+                  <w:vAlign w:val="center"/>
+                  <w:tcMar>
+                    <w:top w:w="0" w:type="dxa"/>
+                    <w:start w:w="40" w:type="dxa"/>
+                    <w:bottom w:w="0" w:type="dxa"/>
+                    <w:end w:w="40" w:type="dxa"/>
+                  </w:tcMar>
+                  <w:tcBorders>
+                    <w:top w:val="single" w:sz="9" w:space="0" w:color="CFE2ED"/>
+                    <w:start w:val="single" w:sz="9" w:space="0" w:color="CFE2ED"/>
+                    <w:bottom w:val="nil"/>
+                    <w:end w:val="single" w:sz="9" w:space="0" w:color="CFE2ED"/>
+                  </w:tcBorders>
+                  <w:shd w:fill="0B57B7"/>
+                </w:tcPr>
+                <w:p>
+                  <w:pPr>
+                    <w:spacing w:before="0" w:after="0"/>
+                    <w:jc w:val="center"/>
+                  </w:pPr>
+                  <w:r>
+                    <w:rPr>
+                      <w:rFonts w:ascii="Arial" w:hAnsi="Arial"/>
+                      <w:b/>
+                      <w:color w:val="FFFFFF"/>
+                      <w:sz w:val="26"/>
+                    </w:rPr>
+                    <w:t>TABLE DE 6</w:t>
+                  </w:r>
+                </w:p>
+              </w:tc>
+            </w:tr>
+            <w:tr>
+              <w:trPr>
+                <w:cantSplit/>
+                <w:trHeight w:val="317" w:hRule="exact"/>
+              </w:trPr>
+              <w:tc>
+                <w:tcPr>
+                  <w:tcW w:type="dxa" w:w="3160"/>
+                  <w:vAlign w:val="center"/>
+                  <w:tcMar>
+                    <w:top w:w="0" w:type="dxa"/>
+                    <w:start w:w="40" w:type="dxa"/>
+                    <w:bottom w:w="0" w:type="dxa"/>
+                    <w:end w:w="40" w:type="dxa"/>
+                  </w:tcMar>
+                  <w:tcBorders>
+                    <w:top w:val="nil"/>
+                    <w:start w:val="single" w:sz="9" w:space="0" w:color="CFE2ED"/>
+                    <w:bottom w:val="nil"/>
+                    <w:end w:val="single" w:sz="9" w:space="0" w:color="CFE2ED"/>
+                  </w:tcBorders>
+                  <w:shd w:fill="FFFFFF"/>
+                </w:tcPr>
+                <w:p>
+                  <w:pPr>
+                    <w:spacing w:before="0" w:after="0"/>
+                    <w:jc w:val="center"/>
+                  </w:pPr>
+                  <w:r>
+                    <w:rPr>
+                      <w:rFonts w:ascii="Arial" w:hAnsi="Arial"/>
+                      <w:b w:val="0"/>
+                      <w:color w:val="123452"/>
+                      <w:sz w:val="23"/>
+                    </w:rPr>
+                    <w:t>6 × 1 = 6</w:t>
+                  </w:r>
+                </w:p>
+              </w:tc>
+            </w:tr>
+            <w:tr>
+              <w:trPr>
+                <w:cantSplit/>
+                <w:trHeight w:val="317" w:hRule="exact"/>
+              </w:trPr>
+              <w:tc>
+                <w:tcPr>
+                  <w:tcW w:type="dxa" w:w="3160"/>
+                  <w:vAlign w:val="center"/>
+                  <w:tcMar>
+                    <w:top w:w="0" w:type="dxa"/>
+                    <w:start w:w="40" w:type="dxa"/>
+                    <w:bottom w:w="0" w:type="dxa"/>
+                    <w:end w:w="40" w:type="dxa"/>
+                  </w:tcMar>
+                  <w:tcBorders>
+                    <w:top w:val="nil"/>
+                    <w:start w:val="single" w:sz="9" w:space="0" w:color="CFE2ED"/>
+                    <w:bottom w:val="nil"/>
+                    <w:end w:val="single" w:sz="9" w:space="0" w:color="CFE2ED"/>
+                  </w:tcBorders>
+                  <w:shd w:fill="EEF5FB"/>
+                </w:tcPr>
+                <w:p>
+                  <w:pPr>
+                    <w:spacing w:before="0" w:after="0"/>
+                    <w:jc w:val="center"/>
+                  </w:pPr>
+                  <w:r>
+                    <w:rPr>
+                      <w:rFonts w:ascii="Arial" w:hAnsi="Arial"/>
+                      <w:b w:val="0"/>
+                      <w:color w:val="123452"/>
+                      <w:sz w:val="23"/>
+                    </w:rPr>
+                    <w:t>6 × 2 = 12</w:t>
+                  </w:r>
+                </w:p>
+              </w:tc>
+            </w:tr>
+            <w:tr>
+              <w:trPr>
+                <w:cantSplit/>
+                <w:trHeight w:val="317" w:hRule="exact"/>
+              </w:trPr>
+              <w:tc>
+                <w:tcPr>
+                  <w:tcW w:type="dxa" w:w="3160"/>
+                  <w:vAlign w:val="center"/>
+                  <w:tcMar>
+                    <w:top w:w="0" w:type="dxa"/>
+                    <w:start w:w="40" w:type="dxa"/>
+                    <w:bottom w:w="0" w:type="dxa"/>
+                    <w:end w:w="40" w:type="dxa"/>
+                  </w:tcMar>
+                  <w:tcBorders>
+                    <w:top w:val="nil"/>
+                    <w:start w:val="single" w:sz="9" w:space="0" w:color="CFE2ED"/>
+                    <w:bottom w:val="nil"/>
+                    <w:end w:val="single" w:sz="9" w:space="0" w:color="CFE2ED"/>
+                  </w:tcBorders>
+                  <w:shd w:fill="FFFFFF"/>
+                </w:tcPr>
+                <w:p>
+                  <w:pPr>
+                    <w:spacing w:before="0" w:after="0"/>
+                    <w:jc w:val="center"/>
+                  </w:pPr>
+                  <w:r>
+                    <w:rPr>
+                      <w:rFonts w:ascii="Arial" w:hAnsi="Arial"/>
+                      <w:b w:val="0"/>
+                      <w:color w:val="123452"/>
+                      <w:sz w:val="23"/>
+                    </w:rPr>
+                    <w:t>6 × 3 = 18</w:t>
+                  </w:r>
+                </w:p>
+              </w:tc>
+            </w:tr>
+            <w:tr>
+              <w:trPr>
+                <w:cantSplit/>
+                <w:trHeight w:val="317" w:hRule="exact"/>
+              </w:trPr>
+              <w:tc>
+                <w:tcPr>
+                  <w:tcW w:type="dxa" w:w="3160"/>
+                  <w:vAlign w:val="center"/>
+                  <w:tcMar>
+                    <w:top w:w="0" w:type="dxa"/>
+                    <w:start w:w="40" w:type="dxa"/>
+                    <w:bottom w:w="0" w:type="dxa"/>
+                    <w:end w:w="40" w:type="dxa"/>
+                  </w:tcMar>
+                  <w:tcBorders>
+                    <w:top w:val="nil"/>
+                    <w:start w:val="single" w:sz="9" w:space="0" w:color="CFE2ED"/>
+                    <w:bottom w:val="nil"/>
+                    <w:end w:val="single" w:sz="9" w:space="0" w:color="CFE2ED"/>
+                  </w:tcBorders>
+                  <w:shd w:fill="EEF5FB"/>
+                </w:tcPr>
+                <w:p>
+                  <w:pPr>
+                    <w:spacing w:before="0" w:after="0"/>
+                    <w:jc w:val="center"/>
+                  </w:pPr>
+                  <w:r>
+                    <w:rPr>
+                      <w:rFonts w:ascii="Arial" w:hAnsi="Arial"/>
+                      <w:b w:val="0"/>
+                      <w:color w:val="123452"/>
+                      <w:sz w:val="23"/>
+                    </w:rPr>
+                    <w:t>6 × 4 = 24</w:t>
+                  </w:r>
+                </w:p>
+              </w:tc>
+            </w:tr>
+            <w:tr>
+              <w:trPr>
+                <w:cantSplit/>
+                <w:trHeight w:val="317" w:hRule="exact"/>
+              </w:trPr>
+              <w:tc>
+                <w:tcPr>
+                  <w:tcW w:type="dxa" w:w="3160"/>
+                  <w:vAlign w:val="center"/>
+                  <w:tcMar>
+                    <w:top w:w="0" w:type="dxa"/>
+                    <w:start w:w="40" w:type="dxa"/>
+                    <w:bottom w:w="0" w:type="dxa"/>
+                    <w:end w:w="40" w:type="dxa"/>
+                  </w:tcMar>
+                  <w:tcBorders>
+                    <w:top w:val="nil"/>
+                    <w:start w:val="single" w:sz="9" w:space="0" w:color="CFE2ED"/>
+                    <w:bottom w:val="nil"/>
+                    <w:end w:val="single" w:sz="9" w:space="0" w:color="CFE2ED"/>
+                  </w:tcBorders>
+                  <w:shd w:fill="FFFFFF"/>
+                </w:tcPr>
+                <w:p>
+                  <w:pPr>
+                    <w:spacing w:before="0" w:after="0"/>
+                    <w:jc w:val="center"/>
+                  </w:pPr>
+                  <w:r>
+                    <w:rPr>
+                      <w:rFonts w:ascii="Arial" w:hAnsi="Arial"/>
+                      <w:b w:val="0"/>
+                      <w:color w:val="123452"/>
+                      <w:sz w:val="23"/>
+                    </w:rPr>
+                    <w:t>6 × 5 = 30</w:t>
+                  </w:r>
+                </w:p>
+              </w:tc>
+            </w:tr>
+            <w:tr>
+              <w:trPr>
+                <w:cantSplit/>
+                <w:trHeight w:val="317" w:hRule="exact"/>
+              </w:trPr>
+              <w:tc>
+                <w:tcPr>
+                  <w:tcW w:type="dxa" w:w="3160"/>
+                  <w:vAlign w:val="center"/>
+                  <w:tcMar>
+                    <w:top w:w="0" w:type="dxa"/>
+                    <w:start w:w="40" w:type="dxa"/>
+                    <w:bottom w:w="0" w:type="dxa"/>
+                    <w:end w:w="40" w:type="dxa"/>
+                  </w:tcMar>
+                  <w:tcBorders>
+                    <w:top w:val="nil"/>
+                    <w:start w:val="single" w:sz="9" w:space="0" w:color="CFE2ED"/>
+                    <w:bottom w:val="nil"/>
+                    <w:end w:val="single" w:sz="9" w:space="0" w:color="CFE2ED"/>
+                  </w:tcBorders>
+                  <w:shd w:fill="EEF5FB"/>
+                </w:tcPr>
+                <w:p>
+                  <w:pPr>
+                    <w:spacing w:before="0" w:after="0"/>
+                    <w:jc w:val="center"/>
+                  </w:pPr>
+                  <w:r>
+                    <w:rPr>
+                      <w:rFonts w:ascii="Arial" w:hAnsi="Arial"/>
+                      <w:b w:val="0"/>
+                      <w:color w:val="123452"/>
+                      <w:sz w:val="23"/>
+                    </w:rPr>
+                    <w:t>6 × 6 = 36</w:t>
+                  </w:r>
+                </w:p>
+              </w:tc>
+            </w:tr>
+            <w:tr>
+              <w:trPr>
+                <w:cantSplit/>
+                <w:trHeight w:val="317" w:hRule="exact"/>
+              </w:trPr>
+              <w:tc>
+                <w:tcPr>
+                  <w:tcW w:type="dxa" w:w="3160"/>
+                  <w:vAlign w:val="center"/>
+                  <w:tcMar>
+                    <w:top w:w="0" w:type="dxa"/>
+                    <w:start w:w="40" w:type="dxa"/>
+                    <w:bottom w:w="0" w:type="dxa"/>
+                    <w:end w:w="40" w:type="dxa"/>
+                  </w:tcMar>
+                  <w:tcBorders>
+                    <w:top w:val="nil"/>
+                    <w:start w:val="single" w:sz="9" w:space="0" w:color="CFE2ED"/>
+                    <w:bottom w:val="nil"/>
+                    <w:end w:val="single" w:sz="9" w:space="0" w:color="CFE2ED"/>
+                  </w:tcBorders>
+                  <w:shd w:fill="FFFFFF"/>
+                </w:tcPr>
+                <w:p>
+                  <w:pPr>
+                    <w:spacing w:before="0" w:after="0"/>
+                    <w:jc w:val="center"/>
+                  </w:pPr>
+                  <w:r>
+                    <w:rPr>
+                      <w:rFonts w:ascii="Arial" w:hAnsi="Arial"/>
+                      <w:b w:val="0"/>
+                      <w:color w:val="123452"/>
+                      <w:sz w:val="23"/>
+                    </w:rPr>
+                    <w:t>6 × 7 = 42</w:t>
+                  </w:r>
+                </w:p>
+              </w:tc>
+            </w:tr>
+            <w:tr>
+              <w:trPr>
+                <w:cantSplit/>
+                <w:trHeight w:val="317" w:hRule="exact"/>
+              </w:trPr>
+              <w:tc>
+                <w:tcPr>
+                  <w:tcW w:type="dxa" w:w="3160"/>
+                  <w:vAlign w:val="center"/>
+                  <w:tcMar>
+                    <w:top w:w="0" w:type="dxa"/>
+                    <w:start w:w="40" w:type="dxa"/>
+                    <w:bottom w:w="0" w:type="dxa"/>
+                    <w:end w:w="40" w:type="dxa"/>
+                  </w:tcMar>
+                  <w:tcBorders>
+                    <w:top w:val="nil"/>
+                    <w:start w:val="single" w:sz="9" w:space="0" w:color="CFE2ED"/>
+                    <w:bottom w:val="nil"/>
+                    <w:end w:val="single" w:sz="9" w:space="0" w:color="CFE2ED"/>
+                  </w:tcBorders>
+                  <w:shd w:fill="EEF5FB"/>
+                </w:tcPr>
+                <w:p>
+                  <w:pPr>
+                    <w:spacing w:before="0" w:after="0"/>
+                    <w:jc w:val="center"/>
+                  </w:pPr>
+                  <w:r>
+                    <w:rPr>
+                      <w:rFonts w:ascii="Arial" w:hAnsi="Arial"/>
+                      <w:b w:val="0"/>
+                      <w:color w:val="123452"/>
+                      <w:sz w:val="23"/>
+                    </w:rPr>
+                    <w:t>6 × 8 = 48</w:t>
+                  </w:r>
+                </w:p>
+              </w:tc>
+            </w:tr>
+            <w:tr>
+              <w:trPr>
+                <w:cantSplit/>
+                <w:trHeight w:val="317" w:hRule="exact"/>
+              </w:trPr>
+              <w:tc>
+                <w:tcPr>
+                  <w:tcW w:type="dxa" w:w="3160"/>
+                  <w:vAlign w:val="center"/>
+                  <w:tcMar>
+                    <w:top w:w="0" w:type="dxa"/>
+                    <w:start w:w="40" w:type="dxa"/>
+                    <w:bottom w:w="0" w:type="dxa"/>
+                    <w:end w:w="40" w:type="dxa"/>
+                  </w:tcMar>
+                  <w:tcBorders>
+                    <w:top w:val="nil"/>
+                    <w:start w:val="single" w:sz="9" w:space="0" w:color="CFE2ED"/>
+                    <w:bottom w:val="nil"/>
+                    <w:end w:val="single" w:sz="9" w:space="0" w:color="CFE2ED"/>
+                  </w:tcBorders>
+                  <w:shd w:fill="FFFFFF"/>
+                </w:tcPr>
+                <w:p>
+                  <w:pPr>
+                    <w:spacing w:before="0" w:after="0"/>
+                    <w:jc w:val="center"/>
+                  </w:pPr>
+                  <w:r>
+                    <w:rPr>
+                      <w:rFonts w:ascii="Arial" w:hAnsi="Arial"/>
+                      <w:b w:val="0"/>
+                      <w:color w:val="123452"/>
+                      <w:sz w:val="23"/>
+                    </w:rPr>
+                    <w:t>6 × 9 = 54</w:t>
+                  </w:r>
+                </w:p>
+              </w:tc>
+            </w:tr>
+            <w:tr>
+              <w:trPr>
+                <w:cantSplit/>
+                <w:trHeight w:val="317" w:hRule="exact"/>
+              </w:trPr>
+              <w:tc>
+                <w:tcPr>
+                  <w:tcW w:type="dxa" w:w="3160"/>
+                  <w:vAlign w:val="center"/>
+                  <w:tcMar>
+                    <w:top w:w="0" w:type="dxa"/>
+                    <w:start w:w="40" w:type="dxa"/>
+                    <w:bottom w:w="0" w:type="dxa"/>
+                    <w:end w:w="40" w:type="dxa"/>
+                  </w:tcMar>
+                  <w:tcBorders>
+                    <w:top w:val="nil"/>
+                    <w:start w:val="single" w:sz="9" w:space="0" w:color="CFE2ED"/>
+                    <w:bottom w:val="single" w:sz="9" w:space="0" w:color="CFE2ED"/>
+                    <w:end w:val="single" w:sz="9" w:space="0" w:color="CFE2ED"/>
+                  </w:tcBorders>
+                  <w:shd w:fill="EEF5FB"/>
+                </w:tcPr>
+                <w:p>
+                  <w:pPr>
+                    <w:spacing w:before="0" w:after="0"/>
+                    <w:jc w:val="center"/>
+                  </w:pPr>
+                  <w:r>
+                    <w:rPr>
+                      <w:rFonts w:ascii="Arial" w:hAnsi="Arial"/>
+                      <w:b w:val="0"/>
+                      <w:color w:val="123452"/>
+                      <w:sz w:val="23"/>
+                    </w:rPr>
+                    <w:t>6 × 10 = 60</w:t>
+                  </w:r>
+                </w:p>
+              </w:tc>
+            </w:tr>
+          </w:tbl>
+          <w:p/>
+        </w:tc>
+        <w:tc>
+          <w:tcPr>
+            <w:tcW w:type="dxa" w:w="3700"/>
+            <w:vAlign w:val="center"/>
+            <w:tcMar>
+              <w:top w:w="45" w:type="dxa"/>
+              <w:start w:w="55" w:type="dxa"/>
+              <w:bottom w:w="45" w:type="dxa"/>
+              <w:end w:w="55" w:type="dxa"/>
+            </w:tcMar>
+            <w:tcBorders>
+              <w:top w:val="nil"/>
+              <w:start w:val="nil"/>
+              <w:bottom w:val="nil"/>
+              <w:end w:val="nil"/>
+            </w:tcBorders>
+          </w:tcPr>
+          <w:p>
+            <w:pPr>
+              <w:spacing w:before="0" w:after="0"/>
+            </w:pPr>
+          </w:p>
+          <w:tbl>
+            <w:tblPr>
+              <w:tblW w:type="dxa" w:w="3160"/>
+              <w:tblLayout w:type="fixed"/>
+              <w:tblLook w:firstColumn="1" w:firstRow="1" w:lastColumn="0" w:lastRow="0" w:noHBand="0" w:noVBand="1" w:val="04A0"/>
+              <w:jc w:val="center"/>
+              <w:tblInd w:w="0" w:type="dxa"/>
+            </w:tblPr>
+            <w:tblGrid>
+              <w:gridCol w:w="3160"/>
+            </w:tblGrid>
+            <w:tr>
+              <w:trPr>
+                <w:cantSplit/>
+                <w:trHeight w:val="499" w:hRule="exact"/>
+              </w:trPr>
+              <w:tc>
+                <w:tcPr>
+                  <w:tcW w:type="dxa" w:w="3160"/>
+                  <w:vAlign w:val="center"/>
+                  <w:tcMar>
+                    <w:top w:w="0" w:type="dxa"/>
+                    <w:start w:w="40" w:type="dxa"/>
+                    <w:bottom w:w="0" w:type="dxa"/>
+                    <w:end w:w="40" w:type="dxa"/>
+                  </w:tcMar>
+                  <w:tcBorders>
+                    <w:top w:val="single" w:sz="9" w:space="0" w:color="CFE2ED"/>
+                    <w:start w:val="single" w:sz="9" w:space="0" w:color="CFE2ED"/>
+                    <w:bottom w:val="nil"/>
+                    <w:end w:val="single" w:sz="9" w:space="0" w:color="CFE2ED"/>
+                  </w:tcBorders>
+                  <w:shd w:fill="E66D0A"/>
+                </w:tcPr>
+                <w:p>
+                  <w:pPr>
+                    <w:spacing w:before="0" w:after="0"/>
+                    <w:jc w:val="center"/>
+                  </w:pPr>
+                  <w:r>
+                    <w:rPr>
+                      <w:rFonts w:ascii="Arial" w:hAnsi="Arial"/>
+                      <w:b/>
+                      <w:color w:val="FFFFFF"/>
+                      <w:sz w:val="26"/>
+                    </w:rPr>
+                    <w:t>TABLE DE 7</w:t>
+                  </w:r>
+                </w:p>
+              </w:tc>
+            </w:tr>
+            <w:tr>
+              <w:trPr>
+                <w:cantSplit/>
+                <w:trHeight w:val="317" w:hRule="exact"/>
+              </w:trPr>
+              <w:tc>
+                <w:tcPr>
+                  <w:tcW w:type="dxa" w:w="3160"/>
+                  <w:vAlign w:val="center"/>
+                  <w:tcMar>
+                    <w:top w:w="0" w:type="dxa"/>
+                    <w:start w:w="40" w:type="dxa"/>
+                    <w:bottom w:w="0" w:type="dxa"/>
+                    <w:end w:w="40" w:type="dxa"/>
+                  </w:tcMar>
+                  <w:tcBorders>
+                    <w:top w:val="nil"/>
+                    <w:start w:val="single" w:sz="9" w:space="0" w:color="CFE2ED"/>
+                    <w:bottom w:val="nil"/>
+                    <w:end w:val="single" w:sz="9" w:space="0" w:color="CFE2ED"/>
+                  </w:tcBorders>
+                  <w:shd w:fill="FFFFFF"/>
+                </w:tcPr>
+                <w:p>
+                  <w:pPr>
+                    <w:spacing w:before="0" w:after="0"/>
+                    <w:jc w:val="center"/>
+                  </w:pPr>
+                  <w:r>
+                    <w:rPr>
+                      <w:rFonts w:ascii="Arial" w:hAnsi="Arial"/>
+                      <w:b w:val="0"/>
+                      <w:color w:val="123452"/>
+                      <w:sz w:val="23"/>
+                    </w:rPr>
+                    <w:t>7 × 1 = 7</w:t>
+                  </w:r>
+                </w:p>
+              </w:tc>
+            </w:tr>
+            <w:tr>
+              <w:trPr>
+                <w:cantSplit/>
+                <w:trHeight w:val="317" w:hRule="exact"/>
+              </w:trPr>
+              <w:tc>
+                <w:tcPr>
+                  <w:tcW w:type="dxa" w:w="3160"/>
+                  <w:vAlign w:val="center"/>
+                  <w:tcMar>
+                    <w:top w:w="0" w:type="dxa"/>
+                    <w:start w:w="40" w:type="dxa"/>
+                    <w:bottom w:w="0" w:type="dxa"/>
+                    <w:end w:w="40" w:type="dxa"/>
+                  </w:tcMar>
+                  <w:tcBorders>
+                    <w:top w:val="nil"/>
+                    <w:start w:val="single" w:sz="9" w:space="0" w:color="CFE2ED"/>
+                    <w:bottom w:val="nil"/>
+                    <w:end w:val="single" w:sz="9" w:space="0" w:color="CFE2ED"/>
+                  </w:tcBorders>
+                  <w:shd w:fill="FFF1E5"/>
+                </w:tcPr>
+                <w:p>
+                  <w:pPr>
+                    <w:spacing w:before="0" w:after="0"/>
+                    <w:jc w:val="center"/>
+                  </w:pPr>
+                  <w:r>
+                    <w:rPr>
+                      <w:rFonts w:ascii="Arial" w:hAnsi="Arial"/>
+                      <w:b w:val="0"/>
+                      <w:color w:val="123452"/>
+                      <w:sz w:val="23"/>
+                    </w:rPr>
+                    <w:t>7 × 2 = 14</w:t>
+                  </w:r>
+                </w:p>
+              </w:tc>
+            </w:tr>
+            <w:tr>
+              <w:trPr>
+                <w:cantSplit/>
+                <w:trHeight w:val="317" w:hRule="exact"/>
+              </w:trPr>
+              <w:tc>
+                <w:tcPr>
+                  <w:tcW w:type="dxa" w:w="3160"/>
+                  <w:vAlign w:val="center"/>
+                  <w:tcMar>
+                    <w:top w:w="0" w:type="dxa"/>
+                    <w:start w:w="40" w:type="dxa"/>
+                    <w:bottom w:w="0" w:type="dxa"/>
+                    <w:end w:w="40" w:type="dxa"/>
+                  </w:tcMar>
+                  <w:tcBorders>
+                    <w:top w:val="nil"/>
+                    <w:start w:val="single" w:sz="9" w:space="0" w:color="CFE2ED"/>
+                    <w:bottom w:val="nil"/>
+                    <w:end w:val="single" w:sz="9" w:space="0" w:color="CFE2ED"/>
+                  </w:tcBorders>
+                  <w:shd w:fill="FFFFFF"/>
+                </w:tcPr>
+                <w:p>
+                  <w:pPr>
+                    <w:spacing w:before="0" w:after="0"/>
+                    <w:jc w:val="center"/>
+                  </w:pPr>
+                  <w:r>
+                    <w:rPr>
+                      <w:rFonts w:ascii="Arial" w:hAnsi="Arial"/>
+                      <w:b w:val="0"/>
+                      <w:color w:val="123452"/>
+                      <w:sz w:val="23"/>
+                    </w:rPr>
+                    <w:t>7 × 3 = 21</w:t>
+                  </w:r>
+                </w:p>
+              </w:tc>
+            </w:tr>
+            <w:tr>
+              <w:trPr>
+                <w:cantSplit/>
+                <w:trHeight w:val="317" w:hRule="exact"/>
+              </w:trPr>
+              <w:tc>
+                <w:tcPr>
+                  <w:tcW w:type="dxa" w:w="3160"/>
+                  <w:vAlign w:val="center"/>
+                  <w:tcMar>
+                    <w:top w:w="0" w:type="dxa"/>
+                    <w:start w:w="40" w:type="dxa"/>
+                    <w:bottom w:w="0" w:type="dxa"/>
+                    <w:end w:w="40" w:type="dxa"/>
+                  </w:tcMar>
+                  <w:tcBorders>
+                    <w:top w:val="nil"/>
+                    <w:start w:val="single" w:sz="9" w:space="0" w:color="CFE2ED"/>
+                    <w:bottom w:val="nil"/>
+                    <w:end w:val="single" w:sz="9" w:space="0" w:color="CFE2ED"/>
+                  </w:tcBorders>
+                  <w:shd w:fill="FFF1E5"/>
+                </w:tcPr>
+                <w:p>
+                  <w:pPr>
+                    <w:spacing w:before="0" w:after="0"/>
+                    <w:jc w:val="center"/>
+                  </w:pPr>
+                  <w:r>
+                    <w:rPr>
+                      <w:rFonts w:ascii="Arial" w:hAnsi="Arial"/>
+                      <w:b w:val="0"/>
+                      <w:color w:val="123452"/>
+                      <w:sz w:val="23"/>
+                    </w:rPr>
+                    <w:t>7 × 4 = 28</w:t>
+                  </w:r>
+                </w:p>
+              </w:tc>
+            </w:tr>
+            <w:tr>
+              <w:trPr>
+                <w:cantSplit/>
+                <w:trHeight w:val="317" w:hRule="exact"/>
+              </w:trPr>
+              <w:tc>
+                <w:tcPr>
+                  <w:tcW w:type="dxa" w:w="3160"/>
+                  <w:vAlign w:val="center"/>
+                  <w:tcMar>
+                    <w:top w:w="0" w:type="dxa"/>
+                    <w:start w:w="40" w:type="dxa"/>
+                    <w:bottom w:w="0" w:type="dxa"/>
+                    <w:end w:w="40" w:type="dxa"/>
+                  </w:tcMar>
+                  <w:tcBorders>
+                    <w:top w:val="nil"/>
+                    <w:start w:val="single" w:sz="9" w:space="0" w:color="CFE2ED"/>
+                    <w:bottom w:val="nil"/>
+                    <w:end w:val="single" w:sz="9" w:space="0" w:color="CFE2ED"/>
+                  </w:tcBorders>
+                  <w:shd w:fill="FFFFFF"/>
+                </w:tcPr>
+                <w:p>
+                  <w:pPr>
+                    <w:spacing w:before="0" w:after="0"/>
+                    <w:jc w:val="center"/>
+                  </w:pPr>
+                  <w:r>
+                    <w:rPr>
+                      <w:rFonts w:ascii="Arial" w:hAnsi="Arial"/>
+                      <w:b w:val="0"/>
+                      <w:color w:val="123452"/>
+                      <w:sz w:val="23"/>
+                    </w:rPr>
+                    <w:t>7 × 5 = 35</w:t>
+                  </w:r>
+                </w:p>
+              </w:tc>
+            </w:tr>
+            <w:tr>
+              <w:trPr>
+                <w:cantSplit/>
+                <w:trHeight w:val="317" w:hRule="exact"/>
+              </w:trPr>
+              <w:tc>
+                <w:tcPr>
+                  <w:tcW w:type="dxa" w:w="3160"/>
+                  <w:vAlign w:val="center"/>
+                  <w:tcMar>
+                    <w:top w:w="0" w:type="dxa"/>
+                    <w:start w:w="40" w:type="dxa"/>
+                    <w:bottom w:w="0" w:type="dxa"/>
+                    <w:end w:w="40" w:type="dxa"/>
+                  </w:tcMar>
+                  <w:tcBorders>
+                    <w:top w:val="nil"/>
+                    <w:start w:val="single" w:sz="9" w:space="0" w:color="CFE2ED"/>
+                    <w:bottom w:val="nil"/>
+                    <w:end w:val="single" w:sz="9" w:space="0" w:color="CFE2ED"/>
+                  </w:tcBorders>
+                  <w:shd w:fill="FFF1E5"/>
+                </w:tcPr>
+                <w:p>
+                  <w:pPr>
+                    <w:spacing w:before="0" w:after="0"/>
+                    <w:jc w:val="center"/>
+                  </w:pPr>
+                  <w:r>
+                    <w:rPr>
+                      <w:rFonts w:ascii="Arial" w:hAnsi="Arial"/>
+                      <w:b w:val="0"/>
+                      <w:color w:val="123452"/>
+                      <w:sz w:val="23"/>
+                    </w:rPr>
+                    <w:t>7 × 6 = 42</w:t>
+                  </w:r>
+                </w:p>
+              </w:tc>
+            </w:tr>
+            <w:tr>
+              <w:trPr>
+                <w:cantSplit/>
+                <w:trHeight w:val="317" w:hRule="exact"/>
+              </w:trPr>
+              <w:tc>
+                <w:tcPr>
+                  <w:tcW w:type="dxa" w:w="3160"/>
+                  <w:vAlign w:val="center"/>
+                  <w:tcMar>
+                    <w:top w:w="0" w:type="dxa"/>
+                    <w:start w:w="40" w:type="dxa"/>
+                    <w:bottom w:w="0" w:type="dxa"/>
+                    <w:end w:w="40" w:type="dxa"/>
+                  </w:tcMar>
+                  <w:tcBorders>
+                    <w:top w:val="nil"/>
+                    <w:start w:val="single" w:sz="9" w:space="0" w:color="CFE2ED"/>
+                    <w:bottom w:val="nil"/>
+                    <w:end w:val="single" w:sz="9" w:space="0" w:color="CFE2ED"/>
+                  </w:tcBorders>
+                  <w:shd w:fill="FFFFFF"/>
+                </w:tcPr>
+                <w:p>
+                  <w:pPr>
+                    <w:spacing w:before="0" w:after="0"/>
+                    <w:jc w:val="center"/>
+                  </w:pPr>
+                  <w:r>
+                    <w:rPr>
+                      <w:rFonts w:ascii="Arial" w:hAnsi="Arial"/>
+                      <w:b w:val="0"/>
+                      <w:color w:val="123452"/>
+                      <w:sz w:val="23"/>
+                    </w:rPr>
+                    <w:t>7 × 7 = 49</w:t>
+                  </w:r>
+                </w:p>
+              </w:tc>
+            </w:tr>
+            <w:tr>
+              <w:trPr>
+                <w:cantSplit/>
+                <w:trHeight w:val="317" w:hRule="exact"/>
+              </w:trPr>
+              <w:tc>
+                <w:tcPr>
+                  <w:tcW w:type="dxa" w:w="3160"/>
+                  <w:vAlign w:val="center"/>
+                  <w:tcMar>
+                    <w:top w:w="0" w:type="dxa"/>
+                    <w:start w:w="40" w:type="dxa"/>
+                    <w:bottom w:w="0" w:type="dxa"/>
+                    <w:end w:w="40" w:type="dxa"/>
+                  </w:tcMar>
+                  <w:tcBorders>
+                    <w:top w:val="nil"/>
+                    <w:start w:val="single" w:sz="9" w:space="0" w:color="CFE2ED"/>
+                    <w:bottom w:val="nil"/>
+                    <w:end w:val="single" w:sz="9" w:space="0" w:color="CFE2ED"/>
+                  </w:tcBorders>
+                  <w:shd w:fill="FFF1E5"/>
+                </w:tcPr>
+                <w:p>
+                  <w:pPr>
+                    <w:spacing w:before="0" w:after="0"/>
+                    <w:jc w:val="center"/>
+                  </w:pPr>
+                  <w:r>
+                    <w:rPr>
+                      <w:rFonts w:ascii="Arial" w:hAnsi="Arial"/>
+                      <w:b w:val="0"/>
+                      <w:color w:val="123452"/>
+                      <w:sz w:val="23"/>
+                    </w:rPr>
+                    <w:t>7 × 8 = 56</w:t>
+                  </w:r>
+                </w:p>
+              </w:tc>
+            </w:tr>
+            <w:tr>
+              <w:trPr>
+                <w:cantSplit/>
+                <w:trHeight w:val="317" w:hRule="exact"/>
+              </w:trPr>
+              <w:tc>
+                <w:tcPr>
+                  <w:tcW w:type="dxa" w:w="3160"/>
+                  <w:vAlign w:val="center"/>
+                  <w:tcMar>
+                    <w:top w:w="0" w:type="dxa"/>
+                    <w:start w:w="40" w:type="dxa"/>
+                    <w:bottom w:w="0" w:type="dxa"/>
+                    <w:end w:w="40" w:type="dxa"/>
+                  </w:tcMar>
+                  <w:tcBorders>
+                    <w:top w:val="nil"/>
+                    <w:start w:val="single" w:sz="9" w:space="0" w:color="CFE2ED"/>
+                    <w:bottom w:val="nil"/>
+                    <w:end w:val="single" w:sz="9" w:space="0" w:color="CFE2ED"/>
+                  </w:tcBorders>
+                  <w:shd w:fill="FFFFFF"/>
+                </w:tcPr>
+                <w:p>
+                  <w:pPr>
+                    <w:spacing w:before="0" w:after="0"/>
+                    <w:jc w:val="center"/>
+                  </w:pPr>
+                  <w:r>
+                    <w:rPr>
+                      <w:rFonts w:ascii="Arial" w:hAnsi="Arial"/>
+                      <w:b w:val="0"/>
+                      <w:color w:val="123452"/>
+                      <w:sz w:val="23"/>
+                    </w:rPr>
+                    <w:t>7 × 9 = 63</w:t>
+                  </w:r>
+                </w:p>
+              </w:tc>
+            </w:tr>
+            <w:tr>
+              <w:trPr>
+                <w:cantSplit/>
+                <w:trHeight w:val="317" w:hRule="exact"/>
+              </w:trPr>
+              <w:tc>
+                <w:tcPr>
+                  <w:tcW w:type="dxa" w:w="3160"/>
+                  <w:vAlign w:val="center"/>
+                  <w:tcMar>
+                    <w:top w:w="0" w:type="dxa"/>
+                    <w:start w:w="40" w:type="dxa"/>
+                    <w:bottom w:w="0" w:type="dxa"/>
+                    <w:end w:w="40" w:type="dxa"/>
+                  </w:tcMar>
+                  <w:tcBorders>
+                    <w:top w:val="nil"/>
+                    <w:start w:val="single" w:sz="9" w:space="0" w:color="CFE2ED"/>
+                    <w:bottom w:val="single" w:sz="9" w:space="0" w:color="CFE2ED"/>
+                    <w:end w:val="single" w:sz="9" w:space="0" w:color="CFE2ED"/>
+                  </w:tcBorders>
+                  <w:shd w:fill="FFF1E5"/>
+                </w:tcPr>
+                <w:p>
+                  <w:pPr>
+                    <w:spacing w:before="0" w:after="0"/>
+                    <w:jc w:val="center"/>
+                  </w:pPr>
+                  <w:r>
+                    <w:rPr>
+                      <w:rFonts w:ascii="Arial" w:hAnsi="Arial"/>
+                      <w:b w:val="0"/>
+                      <w:color w:val="123452"/>
+                      <w:sz w:val="23"/>
+                    </w:rPr>
+                    <w:t>7 × 10 = 70</w:t>
+                  </w:r>
+                </w:p>
+              </w:tc>
+            </w:tr>
+          </w:tbl>
+          <w:p/>
+        </w:tc>
+      </w:tr>
+      <w:tr>
+        <w:trPr>
+          <w:cantSplit/>
+          <w:trHeight w:val="3821" w:hRule="exact"/>
+        </w:trPr>
+        <w:tc>
+          <w:tcPr>
+            <w:tcW w:type="dxa" w:w="3700"/>
+            <w:vAlign w:val="center"/>
+            <w:tcMar>
+              <w:top w:w="45" w:type="dxa"/>
+              <w:start w:w="55" w:type="dxa"/>
+              <w:bottom w:w="45" w:type="dxa"/>
+              <w:end w:w="55" w:type="dxa"/>
+            </w:tcMar>
+            <w:tcBorders>
+              <w:top w:val="nil"/>
+              <w:start w:val="nil"/>
+              <w:bottom w:val="nil"/>
+              <w:end w:val="nil"/>
+            </w:tcBorders>
+          </w:tcPr>
+          <w:p>
+            <w:pPr>
+              <w:spacing w:before="0" w:after="0"/>
+            </w:pPr>
+          </w:p>
+          <w:tbl>
+            <w:tblPr>
+              <w:tblW w:type="dxa" w:w="3160"/>
+              <w:tblLayout w:type="fixed"/>
+              <w:tblLook w:firstColumn="1" w:firstRow="1" w:lastColumn="0" w:lastRow="0" w:noHBand="0" w:noVBand="1" w:val="04A0"/>
+              <w:jc w:val="center"/>
+              <w:tblInd w:w="0" w:type="dxa"/>
+            </w:tblPr>
+            <w:tblGrid>
+              <w:gridCol w:w="3160"/>
+            </w:tblGrid>
+            <w:tr>
+              <w:trPr>
+                <w:cantSplit/>
+                <w:trHeight w:val="499" w:hRule="exact"/>
+              </w:trPr>
+              <w:tc>
+                <w:tcPr>
+                  <w:tcW w:type="dxa" w:w="3160"/>
+                  <w:vAlign w:val="center"/>
+                  <w:tcMar>
+                    <w:top w:w="0" w:type="dxa"/>
+                    <w:start w:w="40" w:type="dxa"/>
+                    <w:bottom w:w="0" w:type="dxa"/>
+                    <w:end w:w="40" w:type="dxa"/>
+                  </w:tcMar>
+                  <w:tcBorders>
+                    <w:top w:val="single" w:sz="9" w:space="0" w:color="CFE2ED"/>
+                    <w:start w:val="single" w:sz="9" w:space="0" w:color="CFE2ED"/>
+                    <w:bottom w:val="nil"/>
+                    <w:end w:val="single" w:sz="9" w:space="0" w:color="CFE2ED"/>
+                  </w:tcBorders>
+                  <w:shd w:fill="087F75"/>
+                </w:tcPr>
+                <w:p>
+                  <w:pPr>
+                    <w:spacing w:before="0" w:after="0"/>
+                    <w:jc w:val="center"/>
+                  </w:pPr>
+                  <w:r>
+                    <w:rPr>
+                      <w:rFonts w:ascii="Arial" w:hAnsi="Arial"/>
+                      <w:b/>
+                      <w:color w:val="FFFFFF"/>
+                      <w:sz w:val="26"/>
+                    </w:rPr>
+                    <w:t>TABLE DE 8</w:t>
+                  </w:r>
+                </w:p>
+              </w:tc>
+            </w:tr>
+            <w:tr>
+              <w:trPr>
+                <w:cantSplit/>
+                <w:trHeight w:val="317" w:hRule="exact"/>
+              </w:trPr>
+              <w:tc>
+                <w:tcPr>
+                  <w:tcW w:type="dxa" w:w="3160"/>
+                  <w:vAlign w:val="center"/>
+                  <w:tcMar>
+                    <w:top w:w="0" w:type="dxa"/>
+                    <w:start w:w="40" w:type="dxa"/>
+                    <w:bottom w:w="0" w:type="dxa"/>
+                    <w:end w:w="40" w:type="dxa"/>
+                  </w:tcMar>
+                  <w:tcBorders>
+                    <w:top w:val="nil"/>
+                    <w:start w:val="single" w:sz="9" w:space="0" w:color="CFE2ED"/>
+                    <w:bottom w:val="nil"/>
+                    <w:end w:val="single" w:sz="9" w:space="0" w:color="CFE2ED"/>
+                  </w:tcBorders>
+                  <w:shd w:fill="FFFFFF"/>
+                </w:tcPr>
+                <w:p>
+                  <w:pPr>
+                    <w:spacing w:before="0" w:after="0"/>
+                    <w:jc w:val="center"/>
+                  </w:pPr>
+                  <w:r>
+                    <w:rPr>
+                      <w:rFonts w:ascii="Arial" w:hAnsi="Arial"/>
+                      <w:b w:val="0"/>
+                      <w:color w:val="123452"/>
+                      <w:sz w:val="23"/>
+                    </w:rPr>
+                    <w:t>8 × 1 = 8</w:t>
+                  </w:r>
+                </w:p>
+              </w:tc>
+            </w:tr>
+            <w:tr>
+              <w:trPr>
+                <w:cantSplit/>
+                <w:trHeight w:val="317" w:hRule="exact"/>
+              </w:trPr>
+              <w:tc>
+                <w:tcPr>
+                  <w:tcW w:type="dxa" w:w="3160"/>
+                  <w:vAlign w:val="center"/>
+                  <w:tcMar>
+                    <w:top w:w="0" w:type="dxa"/>
+                    <w:start w:w="40" w:type="dxa"/>
+                    <w:bottom w:w="0" w:type="dxa"/>
+                    <w:end w:w="40" w:type="dxa"/>
+                  </w:tcMar>
+                  <w:tcBorders>
+                    <w:top w:val="nil"/>
+                    <w:start w:val="single" w:sz="9" w:space="0" w:color="CFE2ED"/>
+                    <w:bottom w:val="nil"/>
+                    <w:end w:val="single" w:sz="9" w:space="0" w:color="CFE2ED"/>
+                  </w:tcBorders>
+                  <w:shd w:fill="E8F6F3"/>
+                </w:tcPr>
+                <w:p>
+                  <w:pPr>
+                    <w:spacing w:before="0" w:after="0"/>
+                    <w:jc w:val="center"/>
+                  </w:pPr>
+                  <w:r>
+                    <w:rPr>
+                      <w:rFonts w:ascii="Arial" w:hAnsi="Arial"/>
+                      <w:b w:val="0"/>
+                      <w:color w:val="123452"/>
+                      <w:sz w:val="23"/>
+                    </w:rPr>
+                    <w:t>8 × 2 = 16</w:t>
+                  </w:r>
+                </w:p>
+              </w:tc>
+            </w:tr>
+            <w:tr>
+              <w:trPr>
+                <w:cantSplit/>
+                <w:trHeight w:val="317" w:hRule="exact"/>
+              </w:trPr>
+              <w:tc>
+                <w:tcPr>
+                  <w:tcW w:type="dxa" w:w="3160"/>
+                  <w:vAlign w:val="center"/>
+                  <w:tcMar>
+                    <w:top w:w="0" w:type="dxa"/>
+                    <w:start w:w="40" w:type="dxa"/>
+                    <w:bottom w:w="0" w:type="dxa"/>
+                    <w:end w:w="40" w:type="dxa"/>
+                  </w:tcMar>
+                  <w:tcBorders>
+                    <w:top w:val="nil"/>
+                    <w:start w:val="single" w:sz="9" w:space="0" w:color="CFE2ED"/>
+                    <w:bottom w:val="nil"/>
+                    <w:end w:val="single" w:sz="9" w:space="0" w:color="CFE2ED"/>
+                  </w:tcBorders>
+                  <w:shd w:fill="FFFFFF"/>
+                </w:tcPr>
+                <w:p>
+                  <w:pPr>
+                    <w:spacing w:before="0" w:after="0"/>
+                    <w:jc w:val="center"/>
+                  </w:pPr>
+                  <w:r>
+                    <w:rPr>
+                      <w:rFonts w:ascii="Arial" w:hAnsi="Arial"/>
+                      <w:b w:val="0"/>
+                      <w:color w:val="123452"/>
+                      <w:sz w:val="23"/>
+                    </w:rPr>
+                    <w:t>8 × 3 = 24</w:t>
+                  </w:r>
+                </w:p>
+              </w:tc>
+            </w:tr>
+            <w:tr>
+              <w:trPr>
+                <w:cantSplit/>
+                <w:trHeight w:val="317" w:hRule="exact"/>
+              </w:trPr>
+              <w:tc>
+                <w:tcPr>
+                  <w:tcW w:type="dxa" w:w="3160"/>
+                  <w:vAlign w:val="center"/>
+                  <w:tcMar>
+                    <w:top w:w="0" w:type="dxa"/>
+                    <w:start w:w="40" w:type="dxa"/>
+                    <w:bottom w:w="0" w:type="dxa"/>
+                    <w:end w:w="40" w:type="dxa"/>
+                  </w:tcMar>
+                  <w:tcBorders>
+                    <w:top w:val="nil"/>
+                    <w:start w:val="single" w:sz="9" w:space="0" w:color="CFE2ED"/>
+                    <w:bottom w:val="nil"/>
+                    <w:end w:val="single" w:sz="9" w:space="0" w:color="CFE2ED"/>
+                  </w:tcBorders>
+                  <w:shd w:fill="E8F6F3"/>
+                </w:tcPr>
+                <w:p>
+                  <w:pPr>
+                    <w:spacing w:before="0" w:after="0"/>
+                    <w:jc w:val="center"/>
+                  </w:pPr>
+                  <w:r>
+                    <w:rPr>
+                      <w:rFonts w:ascii="Arial" w:hAnsi="Arial"/>
+                      <w:b w:val="0"/>
+                      <w:color w:val="123452"/>
+                      <w:sz w:val="23"/>
+                    </w:rPr>
+                    <w:t>8 × 4 = 32</w:t>
+                  </w:r>
+                </w:p>
+              </w:tc>
+            </w:tr>
+            <w:tr>
+              <w:trPr>
+                <w:cantSplit/>
+                <w:trHeight w:val="317" w:hRule="exact"/>
+              </w:trPr>
+              <w:tc>
+                <w:tcPr>
+                  <w:tcW w:type="dxa" w:w="3160"/>
+                  <w:vAlign w:val="center"/>
+                  <w:tcMar>
+                    <w:top w:w="0" w:type="dxa"/>
+                    <w:start w:w="40" w:type="dxa"/>
+                    <w:bottom w:w="0" w:type="dxa"/>
+                    <w:end w:w="40" w:type="dxa"/>
+                  </w:tcMar>
+                  <w:tcBorders>
+                    <w:top w:val="nil"/>
+                    <w:start w:val="single" w:sz="9" w:space="0" w:color="CFE2ED"/>
+                    <w:bottom w:val="nil"/>
+                    <w:end w:val="single" w:sz="9" w:space="0" w:color="CFE2ED"/>
+                  </w:tcBorders>
+                  <w:shd w:fill="FFFFFF"/>
+                </w:tcPr>
+                <w:p>
+                  <w:pPr>
+                    <w:spacing w:before="0" w:after="0"/>
+                    <w:jc w:val="center"/>
+                  </w:pPr>
+                  <w:r>
+                    <w:rPr>
+                      <w:rFonts w:ascii="Arial" w:hAnsi="Arial"/>
+                      <w:b w:val="0"/>
+                      <w:color w:val="123452"/>
+                      <w:sz w:val="23"/>
+                    </w:rPr>
+                    <w:t>8 × 5 = 40</w:t>
+                  </w:r>
+                </w:p>
+              </w:tc>
+            </w:tr>
+            <w:tr>
+              <w:trPr>
+                <w:cantSplit/>
+                <w:trHeight w:val="317" w:hRule="exact"/>
+              </w:trPr>
+              <w:tc>
+                <w:tcPr>
+                  <w:tcW w:type="dxa" w:w="3160"/>
+                  <w:vAlign w:val="center"/>
+                  <w:tcMar>
+                    <w:top w:w="0" w:type="dxa"/>
+                    <w:start w:w="40" w:type="dxa"/>
+                    <w:bottom w:w="0" w:type="dxa"/>
+                    <w:end w:w="40" w:type="dxa"/>
+                  </w:tcMar>
+                  <w:tcBorders>
+                    <w:top w:val="nil"/>
+                    <w:start w:val="single" w:sz="9" w:space="0" w:color="CFE2ED"/>
+                    <w:bottom w:val="nil"/>
+                    <w:end w:val="single" w:sz="9" w:space="0" w:color="CFE2ED"/>
+                  </w:tcBorders>
+                  <w:shd w:fill="E8F6F3"/>
+                </w:tcPr>
+                <w:p>
+                  <w:pPr>
+                    <w:spacing w:before="0" w:after="0"/>
+                    <w:jc w:val="center"/>
+                  </w:pPr>
+                  <w:r>
+                    <w:rPr>
+                      <w:rFonts w:ascii="Arial" w:hAnsi="Arial"/>
+                      <w:b w:val="0"/>
+                      <w:color w:val="123452"/>
+                      <w:sz w:val="23"/>
+                    </w:rPr>
+                    <w:t>8 × 6 = 48</w:t>
+                  </w:r>
+                </w:p>
+              </w:tc>
+            </w:tr>
+            <w:tr>
+              <w:trPr>
+                <w:cantSplit/>
+                <w:trHeight w:val="317" w:hRule="exact"/>
+              </w:trPr>
+              <w:tc>
+                <w:tcPr>
+                  <w:tcW w:type="dxa" w:w="3160"/>
+                  <w:vAlign w:val="center"/>
+                  <w:tcMar>
+                    <w:top w:w="0" w:type="dxa"/>
+                    <w:start w:w="40" w:type="dxa"/>
+                    <w:bottom w:w="0" w:type="dxa"/>
+                    <w:end w:w="40" w:type="dxa"/>
+                  </w:tcMar>
+                  <w:tcBorders>
+                    <w:top w:val="nil"/>
+                    <w:start w:val="single" w:sz="9" w:space="0" w:color="CFE2ED"/>
+                    <w:bottom w:val="nil"/>
+                    <w:end w:val="single" w:sz="9" w:space="0" w:color="CFE2ED"/>
+                  </w:tcBorders>
+                  <w:shd w:fill="FFFFFF"/>
+                </w:tcPr>
+                <w:p>
+                  <w:pPr>
+                    <w:spacing w:before="0" w:after="0"/>
+                    <w:jc w:val="center"/>
+                  </w:pPr>
+                  <w:r>
+                    <w:rPr>
+                      <w:rFonts w:ascii="Arial" w:hAnsi="Arial"/>
+                      <w:b w:val="0"/>
+                      <w:color w:val="123452"/>
+                      <w:sz w:val="23"/>
+                    </w:rPr>
+                    <w:t>8 × 7 = 56</w:t>
+                  </w:r>
+                </w:p>
+              </w:tc>
+            </w:tr>
+            <w:tr>
+              <w:trPr>
+                <w:cantSplit/>
+                <w:trHeight w:val="317" w:hRule="exact"/>
+              </w:trPr>
+              <w:tc>
+                <w:tcPr>
+                  <w:tcW w:type="dxa" w:w="3160"/>
+                  <w:vAlign w:val="center"/>
+                  <w:tcMar>
+                    <w:top w:w="0" w:type="dxa"/>
+                    <w:start w:w="40" w:type="dxa"/>
+                    <w:bottom w:w="0" w:type="dxa"/>
+                    <w:end w:w="40" w:type="dxa"/>
+                  </w:tcMar>
+                  <w:tcBorders>
+                    <w:top w:val="nil"/>
+                    <w:start w:val="single" w:sz="9" w:space="0" w:color="CFE2ED"/>
+                    <w:bottom w:val="nil"/>
+                    <w:end w:val="single" w:sz="9" w:space="0" w:color="CFE2ED"/>
+                  </w:tcBorders>
+                  <w:shd w:fill="E8F6F3"/>
+                </w:tcPr>
+                <w:p>
+                  <w:pPr>
+                    <w:spacing w:before="0" w:after="0"/>
+                    <w:jc w:val="center"/>
+                  </w:pPr>
+                  <w:r>
+                    <w:rPr>
+                      <w:rFonts w:ascii="Arial" w:hAnsi="Arial"/>
+                      <w:b w:val="0"/>
+                      <w:color w:val="123452"/>
+                      <w:sz w:val="23"/>
+                    </w:rPr>
+                    <w:t>8 × 8 = 64</w:t>
+                  </w:r>
+                </w:p>
+              </w:tc>
+            </w:tr>
+            <w:tr>
+              <w:trPr>
+                <w:cantSplit/>
+                <w:trHeight w:val="317" w:hRule="exact"/>
+              </w:trPr>
+              <w:tc>
+                <w:tcPr>
+                  <w:tcW w:type="dxa" w:w="3160"/>
+                  <w:vAlign w:val="center"/>
+                  <w:tcMar>
+                    <w:top w:w="0" w:type="dxa"/>
+                    <w:start w:w="40" w:type="dxa"/>
+                    <w:bottom w:w="0" w:type="dxa"/>
+                    <w:end w:w="40" w:type="dxa"/>
+                  </w:tcMar>
+                  <w:tcBorders>
+                    <w:top w:val="nil"/>
+                    <w:start w:val="single" w:sz="9" w:space="0" w:color="CFE2ED"/>
+                    <w:bottom w:val="nil"/>
+                    <w:end w:val="single" w:sz="9" w:space="0" w:color="CFE2ED"/>
+                  </w:tcBorders>
+                  <w:shd w:fill="FFFFFF"/>
+                </w:tcPr>
+                <w:p>
+                  <w:pPr>
+                    <w:spacing w:before="0" w:after="0"/>
+                    <w:jc w:val="center"/>
+                  </w:pPr>
+                  <w:r>
+                    <w:rPr>
+                      <w:rFonts w:ascii="Arial" w:hAnsi="Arial"/>
+                      <w:b w:val="0"/>
+                      <w:color w:val="123452"/>
+                      <w:sz w:val="23"/>
+                    </w:rPr>
+                    <w:t>8 × 9 = 72</w:t>
+                  </w:r>
+                </w:p>
+              </w:tc>
+            </w:tr>
+            <w:tr>
+              <w:trPr>
+                <w:cantSplit/>
+                <w:trHeight w:val="317" w:hRule="exact"/>
+              </w:trPr>
+              <w:tc>
+                <w:tcPr>
+                  <w:tcW w:type="dxa" w:w="3160"/>
+                  <w:vAlign w:val="center"/>
+                  <w:tcMar>
+                    <w:top w:w="0" w:type="dxa"/>
+                    <w:start w:w="40" w:type="dxa"/>
+                    <w:bottom w:w="0" w:type="dxa"/>
+                    <w:end w:w="40" w:type="dxa"/>
+                  </w:tcMar>
+                  <w:tcBorders>
+                    <w:top w:val="nil"/>
+                    <w:start w:val="single" w:sz="9" w:space="0" w:color="CFE2ED"/>
+                    <w:bottom w:val="single" w:sz="9" w:space="0" w:color="CFE2ED"/>
+                    <w:end w:val="single" w:sz="9" w:space="0" w:color="CFE2ED"/>
+                  </w:tcBorders>
+                  <w:shd w:fill="E8F6F3"/>
+                </w:tcPr>
+                <w:p>
+                  <w:pPr>
+                    <w:spacing w:before="0" w:after="0"/>
+                    <w:jc w:val="center"/>
+                  </w:pPr>
+                  <w:r>
+                    <w:rPr>
+                      <w:rFonts w:ascii="Arial" w:hAnsi="Arial"/>
+                      <w:b w:val="0"/>
+                      <w:color w:val="123452"/>
+                      <w:sz w:val="23"/>
+                    </w:rPr>
+                    <w:t>8 × 10 = 80</w:t>
+                  </w:r>
+                </w:p>
+              </w:tc>
+            </w:tr>
+          </w:tbl>
+          <w:p/>
+        </w:tc>
+        <w:tc>
+          <w:tcPr>
+            <w:tcW w:type="dxa" w:w="3700"/>
+            <w:vAlign w:val="center"/>
+            <w:tcMar>
+              <w:top w:w="45" w:type="dxa"/>
+              <w:start w:w="55" w:type="dxa"/>
+              <w:bottom w:w="45" w:type="dxa"/>
+              <w:end w:w="55" w:type="dxa"/>
+            </w:tcMar>
+            <w:tcBorders>
+              <w:top w:val="nil"/>
+              <w:start w:val="nil"/>
+              <w:bottom w:val="nil"/>
+              <w:end w:val="nil"/>
+            </w:tcBorders>
+          </w:tcPr>
+          <w:p>
+            <w:pPr>
+              <w:spacing w:before="0" w:after="0"/>
+            </w:pPr>
+          </w:p>
+          <w:tbl>
+            <w:tblPr>
+              <w:tblW w:type="dxa" w:w="3160"/>
+              <w:tblLayout w:type="fixed"/>
+              <w:tblLook w:firstColumn="1" w:firstRow="1" w:lastColumn="0" w:lastRow="0" w:noHBand="0" w:noVBand="1" w:val="04A0"/>
+              <w:jc w:val="center"/>
+              <w:tblInd w:w="0" w:type="dxa"/>
+            </w:tblPr>
+            <w:tblGrid>
+              <w:gridCol w:w="3160"/>
+            </w:tblGrid>
+            <w:tr>
+              <w:trPr>
+                <w:cantSplit/>
+                <w:trHeight w:val="499" w:hRule="exact"/>
+              </w:trPr>
+              <w:tc>
+                <w:tcPr>
+                  <w:tcW w:type="dxa" w:w="3160"/>
+                  <w:vAlign w:val="center"/>
+                  <w:tcMar>
+                    <w:top w:w="0" w:type="dxa"/>
+                    <w:start w:w="40" w:type="dxa"/>
+                    <w:bottom w:w="0" w:type="dxa"/>
+                    <w:end w:w="40" w:type="dxa"/>
+                  </w:tcMar>
+                  <w:tcBorders>
+                    <w:top w:val="single" w:sz="9" w:space="0" w:color="CFE2ED"/>
+                    <w:start w:val="single" w:sz="9" w:space="0" w:color="CFE2ED"/>
+                    <w:bottom w:val="nil"/>
+                    <w:end w:val="single" w:sz="9" w:space="0" w:color="CFE2ED"/>
+                  </w:tcBorders>
+                  <w:shd w:fill="0B57B7"/>
+                </w:tcPr>
+                <w:p>
+                  <w:pPr>
+                    <w:spacing w:before="0" w:after="0"/>
+                    <w:jc w:val="center"/>
+                  </w:pPr>
+                  <w:r>
+                    <w:rPr>
+                      <w:rFonts w:ascii="Arial" w:hAnsi="Arial"/>
+                      <w:b/>
+                      <w:color w:val="FFFFFF"/>
+                      <w:sz w:val="26"/>
+                    </w:rPr>
+                    <w:t>TABLE DE 9</w:t>
+                  </w:r>
+                </w:p>
+              </w:tc>
+            </w:tr>
+            <w:tr>
+              <w:trPr>
+                <w:cantSplit/>
+                <w:trHeight w:val="317" w:hRule="exact"/>
+              </w:trPr>
+              <w:tc>
+                <w:tcPr>
+                  <w:tcW w:type="dxa" w:w="3160"/>
+                  <w:vAlign w:val="center"/>
+                  <w:tcMar>
+                    <w:top w:w="0" w:type="dxa"/>
+                    <w:start w:w="40" w:type="dxa"/>
+                    <w:bottom w:w="0" w:type="dxa"/>
+                    <w:end w:w="40" w:type="dxa"/>
+                  </w:tcMar>
+                  <w:tcBorders>
+                    <w:top w:val="nil"/>
+                    <w:start w:val="single" w:sz="9" w:space="0" w:color="CFE2ED"/>
+                    <w:bottom w:val="nil"/>
+                    <w:end w:val="single" w:sz="9" w:space="0" w:color="CFE2ED"/>
+                  </w:tcBorders>
+                  <w:shd w:fill="FFFFFF"/>
+                </w:tcPr>
+                <w:p>
+                  <w:pPr>
+                    <w:spacing w:before="0" w:after="0"/>
+                    <w:jc w:val="center"/>
+                  </w:pPr>
+                  <w:r>
+                    <w:rPr>
+                      <w:rFonts w:ascii="Arial" w:hAnsi="Arial"/>
+                      <w:b w:val="0"/>
+                      <w:color w:val="123452"/>
+                      <w:sz w:val="23"/>
+                    </w:rPr>
+                    <w:t>9 × 1 = 9</w:t>
+                  </w:r>
+                </w:p>
+              </w:tc>
+            </w:tr>
+            <w:tr>
+              <w:trPr>
+                <w:cantSplit/>
+                <w:trHeight w:val="317" w:hRule="exact"/>
+              </w:trPr>
+              <w:tc>
+                <w:tcPr>
+                  <w:tcW w:type="dxa" w:w="3160"/>
+                  <w:vAlign w:val="center"/>
+                  <w:tcMar>
+                    <w:top w:w="0" w:type="dxa"/>
+                    <w:start w:w="40" w:type="dxa"/>
+                    <w:bottom w:w="0" w:type="dxa"/>
+                    <w:end w:w="40" w:type="dxa"/>
+                  </w:tcMar>
+                  <w:tcBorders>
+                    <w:top w:val="nil"/>
+                    <w:start w:val="single" w:sz="9" w:space="0" w:color="CFE2ED"/>
+                    <w:bottom w:val="nil"/>
+                    <w:end w:val="single" w:sz="9" w:space="0" w:color="CFE2ED"/>
+                  </w:tcBorders>
+                  <w:shd w:fill="EEF5FB"/>
+                </w:tcPr>
+                <w:p>
+                  <w:pPr>
+                    <w:spacing w:before="0" w:after="0"/>
+                    <w:jc w:val="center"/>
+                  </w:pPr>
+                  <w:r>
+                    <w:rPr>
+                      <w:rFonts w:ascii="Arial" w:hAnsi="Arial"/>
+                      <w:b w:val="0"/>
+                      <w:color w:val="123452"/>
+                      <w:sz w:val="23"/>
+                    </w:rPr>
+                    <w:t>9 × 2 = 18</w:t>
+                  </w:r>
+                </w:p>
+              </w:tc>
+            </w:tr>
+            <w:tr>
+              <w:trPr>
+                <w:cantSplit/>
+                <w:trHeight w:val="317" w:hRule="exact"/>
+              </w:trPr>
+              <w:tc>
+                <w:tcPr>
+                  <w:tcW w:type="dxa" w:w="3160"/>
+                  <w:vAlign w:val="center"/>
+                  <w:tcMar>
+                    <w:top w:w="0" w:type="dxa"/>
+                    <w:start w:w="40" w:type="dxa"/>
+                    <w:bottom w:w="0" w:type="dxa"/>
+                    <w:end w:w="40" w:type="dxa"/>
+                  </w:tcMar>
+                  <w:tcBorders>
+                    <w:top w:val="nil"/>
+                    <w:start w:val="single" w:sz="9" w:space="0" w:color="CFE2ED"/>
+                    <w:bottom w:val="nil"/>
+                    <w:end w:val="single" w:sz="9" w:space="0" w:color="CFE2ED"/>
+                  </w:tcBorders>
+                  <w:shd w:fill="FFFFFF"/>
+                </w:tcPr>
+                <w:p>
+                  <w:pPr>
+                    <w:spacing w:before="0" w:after="0"/>
+                    <w:jc w:val="center"/>
+                  </w:pPr>
+                  <w:r>
+                    <w:rPr>
+                      <w:rFonts w:ascii="Arial" w:hAnsi="Arial"/>
+                      <w:b w:val="0"/>
+                      <w:color w:val="123452"/>
+                      <w:sz w:val="23"/>
+                    </w:rPr>
+                    <w:t>9 × 3 = 27</w:t>
+                  </w:r>
+                </w:p>
+              </w:tc>
+            </w:tr>
+            <w:tr>
+              <w:trPr>
+                <w:cantSplit/>
+                <w:trHeight w:val="317" w:hRule="exact"/>
+              </w:trPr>
+              <w:tc>
+                <w:tcPr>
+                  <w:tcW w:type="dxa" w:w="3160"/>
+                  <w:vAlign w:val="center"/>
+                  <w:tcMar>
+                    <w:top w:w="0" w:type="dxa"/>
+                    <w:start w:w="40" w:type="dxa"/>
+                    <w:bottom w:w="0" w:type="dxa"/>
+                    <w:end w:w="40" w:type="dxa"/>
+                  </w:tcMar>
+                  <w:tcBorders>
+                    <w:top w:val="nil"/>
+                    <w:start w:val="single" w:sz="9" w:space="0" w:color="CFE2ED"/>
+                    <w:bottom w:val="nil"/>
+                    <w:end w:val="single" w:sz="9" w:space="0" w:color="CFE2ED"/>
+                  </w:tcBorders>
+                  <w:shd w:fill="EEF5FB"/>
+                </w:tcPr>
+                <w:p>
+                  <w:pPr>
+                    <w:spacing w:before="0" w:after="0"/>
+                    <w:jc w:val="center"/>
+                  </w:pPr>
+                  <w:r>
+                    <w:rPr>
+                      <w:rFonts w:ascii="Arial" w:hAnsi="Arial"/>
+                      <w:b w:val="0"/>
+                      <w:color w:val="123452"/>
+                      <w:sz w:val="23"/>
+                    </w:rPr>
+                    <w:t>9 × 4 = 36</w:t>
+                  </w:r>
+                </w:p>
+              </w:tc>
+            </w:tr>
+            <w:tr>
+              <w:trPr>
+                <w:cantSplit/>
+                <w:trHeight w:val="317" w:hRule="exact"/>
+              </w:trPr>
+              <w:tc>
+                <w:tcPr>
+                  <w:tcW w:type="dxa" w:w="3160"/>
+                  <w:vAlign w:val="center"/>
+                  <w:tcMar>
+                    <w:top w:w="0" w:type="dxa"/>
+                    <w:start w:w="40" w:type="dxa"/>
+                    <w:bottom w:w="0" w:type="dxa"/>
+                    <w:end w:w="40" w:type="dxa"/>
+                  </w:tcMar>
+                  <w:tcBorders>
+                    <w:top w:val="nil"/>
+                    <w:start w:val="single" w:sz="9" w:space="0" w:color="CFE2ED"/>
+                    <w:bottom w:val="nil"/>
+                    <w:end w:val="single" w:sz="9" w:space="0" w:color="CFE2ED"/>
+                  </w:tcBorders>
+                  <w:shd w:fill="FFFFFF"/>
+                </w:tcPr>
+                <w:p>
+                  <w:pPr>
+                    <w:spacing w:before="0" w:after="0"/>
+                    <w:jc w:val="center"/>
+                  </w:pPr>
+                  <w:r>
+                    <w:rPr>
+                      <w:rFonts w:ascii="Arial" w:hAnsi="Arial"/>
+                      <w:b w:val="0"/>
+                      <w:color w:val="123452"/>
+                      <w:sz w:val="23"/>
+                    </w:rPr>
+                    <w:t>9 × 5 = 45</w:t>
+                  </w:r>
+                </w:p>
+              </w:tc>
+            </w:tr>
+            <w:tr>
+              <w:trPr>
+                <w:cantSplit/>
+                <w:trHeight w:val="317" w:hRule="exact"/>
+              </w:trPr>
+              <w:tc>
+                <w:tcPr>
+                  <w:tcW w:type="dxa" w:w="3160"/>
+                  <w:vAlign w:val="center"/>
+                  <w:tcMar>
+                    <w:top w:w="0" w:type="dxa"/>
+                    <w:start w:w="40" w:type="dxa"/>
+                    <w:bottom w:w="0" w:type="dxa"/>
+                    <w:end w:w="40" w:type="dxa"/>
+                  </w:tcMar>
+                  <w:tcBorders>
+                    <w:top w:val="nil"/>
+                    <w:start w:val="single" w:sz="9" w:space="0" w:color="CFE2ED"/>
+                    <w:bottom w:val="nil"/>
+                    <w:end w:val="single" w:sz="9" w:space="0" w:color="CFE2ED"/>
+                  </w:tcBorders>
+                  <w:shd w:fill="EEF5FB"/>
+                </w:tcPr>
+                <w:p>
+                  <w:pPr>
+                    <w:spacing w:before="0" w:after="0"/>
+                    <w:jc w:val="center"/>
+                  </w:pPr>
+                  <w:r>
+                    <w:rPr>
+                      <w:rFonts w:ascii="Arial" w:hAnsi="Arial"/>
+                      <w:b w:val="0"/>
+                      <w:color w:val="123452"/>
+                      <w:sz w:val="23"/>
+                    </w:rPr>
+                    <w:t>9 × 6 = 54</w:t>
+                  </w:r>
+                </w:p>
+              </w:tc>
+            </w:tr>
+            <w:tr>
+              <w:trPr>
+                <w:cantSplit/>
+                <w:trHeight w:val="317" w:hRule="exact"/>
+              </w:trPr>
+              <w:tc>
+                <w:tcPr>
+                  <w:tcW w:type="dxa" w:w="3160"/>
+                  <w:vAlign w:val="center"/>
+                  <w:tcMar>
+                    <w:top w:w="0" w:type="dxa"/>
+                    <w:start w:w="40" w:type="dxa"/>
+                    <w:bottom w:w="0" w:type="dxa"/>
+                    <w:end w:w="40" w:type="dxa"/>
+                  </w:tcMar>
+                  <w:tcBorders>
+                    <w:top w:val="nil"/>
+                    <w:start w:val="single" w:sz="9" w:space="0" w:color="CFE2ED"/>
+                    <w:bottom w:val="nil"/>
+                    <w:end w:val="single" w:sz="9" w:space="0" w:color="CFE2ED"/>
+                  </w:tcBorders>
+                  <w:shd w:fill="FFFFFF"/>
+                </w:tcPr>
+                <w:p>
+                  <w:pPr>
+                    <w:spacing w:before="0" w:after="0"/>
+                    <w:jc w:val="center"/>
+                  </w:pPr>
+                  <w:r>
+                    <w:rPr>
+                      <w:rFonts w:ascii="Arial" w:hAnsi="Arial"/>
+                      <w:b w:val="0"/>
+                      <w:color w:val="123452"/>
+                      <w:sz w:val="23"/>
+                    </w:rPr>
+                    <w:t>9 × 7 = 63</w:t>
+                  </w:r>
+                </w:p>
+              </w:tc>
+            </w:tr>
+            <w:tr>
+              <w:trPr>
+                <w:cantSplit/>
+                <w:trHeight w:val="317" w:hRule="exact"/>
+              </w:trPr>
+              <w:tc>
+                <w:tcPr>
+                  <w:tcW w:type="dxa" w:w="3160"/>
+                  <w:vAlign w:val="center"/>
+                  <w:tcMar>
+                    <w:top w:w="0" w:type="dxa"/>
+                    <w:start w:w="40" w:type="dxa"/>
+                    <w:bottom w:w="0" w:type="dxa"/>
+                    <w:end w:w="40" w:type="dxa"/>
+                  </w:tcMar>
+                  <w:tcBorders>
+                    <w:top w:val="nil"/>
+                    <w:start w:val="single" w:sz="9" w:space="0" w:color="CFE2ED"/>
+                    <w:bottom w:val="nil"/>
+                    <w:end w:val="single" w:sz="9" w:space="0" w:color="CFE2ED"/>
+                  </w:tcBorders>
+                  <w:shd w:fill="EEF5FB"/>
+                </w:tcPr>
+                <w:p>
+                  <w:pPr>
+                    <w:spacing w:before="0" w:after="0"/>
+                    <w:jc w:val="center"/>
+                  </w:pPr>
+                  <w:r>
+                    <w:rPr>
+                      <w:rFonts w:ascii="Arial" w:hAnsi="Arial"/>
+                      <w:b w:val="0"/>
+                      <w:color w:val="123452"/>
+                      <w:sz w:val="23"/>
+                    </w:rPr>
+                    <w:t>9 × 8 = 72</w:t>
+                  </w:r>
+                </w:p>
+              </w:tc>
+            </w:tr>
+            <w:tr>
+              <w:trPr>
+                <w:cantSplit/>
+                <w:trHeight w:val="317" w:hRule="exact"/>
+              </w:trPr>
+              <w:tc>
+                <w:tcPr>
+                  <w:tcW w:type="dxa" w:w="3160"/>
+                  <w:vAlign w:val="center"/>
+                  <w:tcMar>
+                    <w:top w:w="0" w:type="dxa"/>
+                    <w:start w:w="40" w:type="dxa"/>
+                    <w:bottom w:w="0" w:type="dxa"/>
+                    <w:end w:w="40" w:type="dxa"/>
+                  </w:tcMar>
+                  <w:tcBorders>
+                    <w:top w:val="nil"/>
+                    <w:start w:val="single" w:sz="9" w:space="0" w:color="CFE2ED"/>
+                    <w:bottom w:val="nil"/>
+                    <w:end w:val="single" w:sz="9" w:space="0" w:color="CFE2ED"/>
+                  </w:tcBorders>
+                  <w:shd w:fill="FFFFFF"/>
+                </w:tcPr>
+                <w:p>
+                  <w:pPr>
+                    <w:spacing w:before="0" w:after="0"/>
+                    <w:jc w:val="center"/>
+                  </w:pPr>
+                  <w:r>
+                    <w:rPr>
+                      <w:rFonts w:ascii="Arial" w:hAnsi="Arial"/>
+                      <w:b w:val="0"/>
+                      <w:color w:val="123452"/>
+                      <w:sz w:val="23"/>
+                    </w:rPr>
+                    <w:t>9 × 9 = 81</w:t>
+                  </w:r>
+                </w:p>
+              </w:tc>
+            </w:tr>
+            <w:tr>
+              <w:trPr>
+                <w:cantSplit/>
+                <w:trHeight w:val="317" w:hRule="exact"/>
+              </w:trPr>
+              <w:tc>
+                <w:tcPr>
+                  <w:tcW w:type="dxa" w:w="3160"/>
+                  <w:vAlign w:val="center"/>
+                  <w:tcMar>
+                    <w:top w:w="0" w:type="dxa"/>
+                    <w:start w:w="40" w:type="dxa"/>
+                    <w:bottom w:w="0" w:type="dxa"/>
+                    <w:end w:w="40" w:type="dxa"/>
+                  </w:tcMar>
+                  <w:tcBorders>
+                    <w:top w:val="nil"/>
+                    <w:start w:val="single" w:sz="9" w:space="0" w:color="CFE2ED"/>
+                    <w:bottom w:val="single" w:sz="9" w:space="0" w:color="CFE2ED"/>
+                    <w:end w:val="single" w:sz="9" w:space="0" w:color="CFE2ED"/>
+                  </w:tcBorders>
+                  <w:shd w:fill="EEF5FB"/>
+                </w:tcPr>
+                <w:p>
+                  <w:pPr>
+                    <w:spacing w:before="0" w:after="0"/>
+                    <w:jc w:val="center"/>
+                  </w:pPr>
+                  <w:r>
+                    <w:rPr>
+                      <w:rFonts w:ascii="Arial" w:hAnsi="Arial"/>
+                      <w:b w:val="0"/>
+                      <w:color w:val="123452"/>
+                      <w:sz w:val="23"/>
+                    </w:rPr>
+                    <w:t>9 × 10 = 90</w:t>
+                  </w:r>
+                </w:p>
+              </w:tc>
+            </w:tr>
+          </w:tbl>
+          <w:p/>
+        </w:tc>
+        <w:tc>
+          <w:tcPr>
+            <w:tcW w:type="dxa" w:w="3700"/>
+            <w:vAlign w:val="center"/>
+            <w:tcMar>
+              <w:top w:w="45" w:type="dxa"/>
+              <w:start w:w="55" w:type="dxa"/>
+              <w:bottom w:w="45" w:type="dxa"/>
+              <w:end w:w="55" w:type="dxa"/>
+            </w:tcMar>
+            <w:tcBorders>
+              <w:top w:val="nil"/>
+              <w:start w:val="nil"/>
+              <w:bottom w:val="nil"/>
+              <w:end w:val="nil"/>
+            </w:tcBorders>
+          </w:tcPr>
+          <w:p>
+            <w:pPr>
+              <w:spacing w:before="0" w:after="0"/>
+            </w:pPr>
+          </w:p>
+          <w:tbl>
+            <w:tblPr>
+              <w:tblW w:type="dxa" w:w="3160"/>
+              <w:tblLayout w:type="fixed"/>
+              <w:tblLook w:firstColumn="1" w:firstRow="1" w:lastColumn="0" w:lastRow="0" w:noHBand="0" w:noVBand="1" w:val="04A0"/>
+              <w:jc w:val="center"/>
+              <w:tblInd w:w="0" w:type="dxa"/>
+            </w:tblPr>
+            <w:tblGrid>
+              <w:gridCol w:w="3160"/>
+            </w:tblGrid>
+            <w:tr>
+              <w:trPr>
+                <w:cantSplit/>
+                <w:trHeight w:val="499" w:hRule="exact"/>
+              </w:trPr>
+              <w:tc>
+                <w:tcPr>
+                  <w:tcW w:type="dxa" w:w="3160"/>
+                  <w:vAlign w:val="center"/>
+                  <w:tcMar>
+                    <w:top w:w="0" w:type="dxa"/>
+                    <w:start w:w="40" w:type="dxa"/>
+                    <w:bottom w:w="0" w:type="dxa"/>
+                    <w:end w:w="40" w:type="dxa"/>
+                  </w:tcMar>
+                  <w:tcBorders>
+                    <w:top w:val="single" w:sz="9" w:space="0" w:color="CFE2ED"/>
+                    <w:start w:val="single" w:sz="9" w:space="0" w:color="CFE2ED"/>
+                    <w:bottom w:val="nil"/>
+                    <w:end w:val="single" w:sz="9" w:space="0" w:color="CFE2ED"/>
+                  </w:tcBorders>
+                  <w:shd w:fill="E66D0A"/>
+                </w:tcPr>
+                <w:p>
+                  <w:pPr>
+                    <w:spacing w:before="0" w:after="0"/>
+                    <w:jc w:val="center"/>
+                  </w:pPr>
+                  <w:r>
+                    <w:rPr>
+                      <w:rFonts w:ascii="Arial" w:hAnsi="Arial"/>
+                      <w:b/>
+                      <w:color w:val="FFFFFF"/>
+                      <w:sz w:val="26"/>
+                    </w:rPr>
+                    <w:t>TABLE DE 10</w:t>
+                  </w:r>
+                </w:p>
+              </w:tc>
+            </w:tr>
+            <w:tr>
+              <w:trPr>
+                <w:cantSplit/>
+                <w:trHeight w:val="317" w:hRule="exact"/>
+              </w:trPr>
+              <w:tc>
+                <w:tcPr>
+                  <w:tcW w:type="dxa" w:w="3160"/>
+                  <w:vAlign w:val="center"/>
+                  <w:tcMar>
+                    <w:top w:w="0" w:type="dxa"/>
+                    <w:start w:w="40" w:type="dxa"/>
+                    <w:bottom w:w="0" w:type="dxa"/>
+                    <w:end w:w="40" w:type="dxa"/>
+                  </w:tcMar>
+                  <w:tcBorders>
+                    <w:top w:val="nil"/>
+                    <w:start w:val="single" w:sz="9" w:space="0" w:color="CFE2ED"/>
+                    <w:bottom w:val="nil"/>
+                    <w:end w:val="single" w:sz="9" w:space="0" w:color="CFE2ED"/>
+                  </w:tcBorders>
+                  <w:shd w:fill="FFFFFF"/>
+                </w:tcPr>
+                <w:p>
+                  <w:pPr>
+                    <w:spacing w:before="0" w:after="0"/>
+                    <w:jc w:val="center"/>
+                  </w:pPr>
+                  <w:r>
+                    <w:rPr>
+                      <w:rFonts w:ascii="Arial" w:hAnsi="Arial"/>
+                      <w:b w:val="0"/>
+                      <w:color w:val="123452"/>
+                      <w:sz w:val="23"/>
+                    </w:rPr>
+                    <w:t>10 × 1 = 10</w:t>
+                  </w:r>
+                </w:p>
+              </w:tc>
+            </w:tr>
+            <w:tr>
+              <w:trPr>
+                <w:cantSplit/>
+                <w:trHeight w:val="317" w:hRule="exact"/>
+              </w:trPr>
+              <w:tc>
+                <w:tcPr>
+                  <w:tcW w:type="dxa" w:w="3160"/>
+                  <w:vAlign w:val="center"/>
+                  <w:tcMar>
+                    <w:top w:w="0" w:type="dxa"/>
+                    <w:start w:w="40" w:type="dxa"/>
+                    <w:bottom w:w="0" w:type="dxa"/>
+                    <w:end w:w="40" w:type="dxa"/>
+                  </w:tcMar>
+                  <w:tcBorders>
+                    <w:top w:val="nil"/>
+                    <w:start w:val="single" w:sz="9" w:space="0" w:color="CFE2ED"/>
+                    <w:bottom w:val="nil"/>
+                    <w:end w:val="single" w:sz="9" w:space="0" w:color="CFE2ED"/>
+                  </w:tcBorders>
+                  <w:shd w:fill="FFF1E5"/>
+                </w:tcPr>
+                <w:p>
+                  <w:pPr>
+                    <w:spacing w:before="0" w:after="0"/>
+                    <w:jc w:val="center"/>
+                  </w:pPr>
+                  <w:r>
+                    <w:rPr>
+                      <w:rFonts w:ascii="Arial" w:hAnsi="Arial"/>
+                      <w:b w:val="0"/>
+                      <w:color w:val="123452"/>
+                      <w:sz w:val="23"/>
+                    </w:rPr>
+                    <w:t>10 × 2 = 20</w:t>
+                  </w:r>
+                </w:p>
+              </w:tc>
+            </w:tr>
+            <w:tr>
+              <w:trPr>
+                <w:cantSplit/>
+                <w:trHeight w:val="317" w:hRule="exact"/>
+              </w:trPr>
+              <w:tc>
+                <w:tcPr>
+                  <w:tcW w:type="dxa" w:w="3160"/>
+                  <w:vAlign w:val="center"/>
+                  <w:tcMar>
+                    <w:top w:w="0" w:type="dxa"/>
+                    <w:start w:w="40" w:type="dxa"/>
+                    <w:bottom w:w="0" w:type="dxa"/>
+                    <w:end w:w="40" w:type="dxa"/>
+                  </w:tcMar>
+                  <w:tcBorders>
+                    <w:top w:val="nil"/>
+                    <w:start w:val="single" w:sz="9" w:space="0" w:color="CFE2ED"/>
+                    <w:bottom w:val="nil"/>
+                    <w:end w:val="single" w:sz="9" w:space="0" w:color="CFE2ED"/>
+                  </w:tcBorders>
+                  <w:shd w:fill="FFFFFF"/>
+                </w:tcPr>
+                <w:p>
+                  <w:pPr>
+                    <w:spacing w:before="0" w:after="0"/>
+                    <w:jc w:val="center"/>
+                  </w:pPr>
+                  <w:r>
+                    <w:rPr>
+                      <w:rFonts w:ascii="Arial" w:hAnsi="Arial"/>
+                      <w:b w:val="0"/>
+                      <w:color w:val="123452"/>
+                      <w:sz w:val="23"/>
+                    </w:rPr>
+                    <w:t>10 × 3 = 30</w:t>
+                  </w:r>
+                </w:p>
+              </w:tc>
+            </w:tr>
+            <w:tr>
+              <w:trPr>
+                <w:cantSplit/>
+                <w:trHeight w:val="317" w:hRule="exact"/>
+              </w:trPr>
+              <w:tc>
+                <w:tcPr>
+                  <w:tcW w:type="dxa" w:w="3160"/>
+                  <w:vAlign w:val="center"/>
+                  <w:tcMar>
+                    <w:top w:w="0" w:type="dxa"/>
+                    <w:start w:w="40" w:type="dxa"/>
+                    <w:bottom w:w="0" w:type="dxa"/>
+                    <w:end w:w="40" w:type="dxa"/>
+                  </w:tcMar>
+                  <w:tcBorders>
+                    <w:top w:val="nil"/>
+                    <w:start w:val="single" w:sz="9" w:space="0" w:color="CFE2ED"/>
+                    <w:bottom w:val="nil"/>
+                    <w:end w:val="single" w:sz="9" w:space="0" w:color="CFE2ED"/>
+                  </w:tcBorders>
+                  <w:shd w:fill="FFF1E5"/>
+                </w:tcPr>
+                <w:p>
+                  <w:pPr>
+                    <w:spacing w:before="0" w:after="0"/>
+                    <w:jc w:val="center"/>
+                  </w:pPr>
+                  <w:r>
+                    <w:rPr>
+                      <w:rFonts w:ascii="Arial" w:hAnsi="Arial"/>
+                      <w:b w:val="0"/>
+                      <w:color w:val="123452"/>
+                      <w:sz w:val="23"/>
+                    </w:rPr>
+                    <w:t>10 × 4 = 40</w:t>
+                  </w:r>
+                </w:p>
+              </w:tc>
+            </w:tr>
+            <w:tr>
+              <w:trPr>
+                <w:cantSplit/>
+                <w:trHeight w:val="317" w:hRule="exact"/>
+              </w:trPr>
+              <w:tc>
+                <w:tcPr>
+                  <w:tcW w:type="dxa" w:w="3160"/>
+                  <w:vAlign w:val="center"/>
+                  <w:tcMar>
+                    <w:top w:w="0" w:type="dxa"/>
+                    <w:start w:w="40" w:type="dxa"/>
+                    <w:bottom w:w="0" w:type="dxa"/>
+                    <w:end w:w="40" w:type="dxa"/>
+                  </w:tcMar>
+                  <w:tcBorders>
+                    <w:top w:val="nil"/>
+                    <w:start w:val="single" w:sz="9" w:space="0" w:color="CFE2ED"/>
+                    <w:bottom w:val="nil"/>
+                    <w:end w:val="single" w:sz="9" w:space="0" w:color="CFE2ED"/>
+                  </w:tcBorders>
+                  <w:shd w:fill="FFFFFF"/>
+                </w:tcPr>
+                <w:p>
+                  <w:pPr>
+                    <w:spacing w:before="0" w:after="0"/>
+                    <w:jc w:val="center"/>
+                  </w:pPr>
+                  <w:r>
+                    <w:rPr>
+                      <w:rFonts w:ascii="Arial" w:hAnsi="Arial"/>
+                      <w:b w:val="0"/>
+                      <w:color w:val="123452"/>
+                      <w:sz w:val="23"/>
+                    </w:rPr>
+                    <w:t>10 × 5 = 50</w:t>
+                  </w:r>
+                </w:p>
+              </w:tc>
+            </w:tr>
+            <w:tr>
+              <w:trPr>
+                <w:cantSplit/>
+                <w:trHeight w:val="317" w:hRule="exact"/>
+              </w:trPr>
+              <w:tc>
+                <w:tcPr>
+                  <w:tcW w:type="dxa" w:w="3160"/>
+                  <w:vAlign w:val="center"/>
+                  <w:tcMar>
+                    <w:top w:w="0" w:type="dxa"/>
+                    <w:start w:w="40" w:type="dxa"/>
+                    <w:bottom w:w="0" w:type="dxa"/>
+                    <w:end w:w="40" w:type="dxa"/>
+                  </w:tcMar>
+                  <w:tcBorders>
+                    <w:top w:val="nil"/>
+                    <w:start w:val="single" w:sz="9" w:space="0" w:color="CFE2ED"/>
+                    <w:bottom w:val="nil"/>
+                    <w:end w:val="single" w:sz="9" w:space="0" w:color="CFE2ED"/>
+                  </w:tcBorders>
+                  <w:shd w:fill="FFF1E5"/>
+                </w:tcPr>
+                <w:p>
+                  <w:pPr>
+                    <w:spacing w:before="0" w:after="0"/>
+                    <w:jc w:val="center"/>
+                  </w:pPr>
+                  <w:r>
+                    <w:rPr>
+                      <w:rFonts w:ascii="Arial" w:hAnsi="Arial"/>
+                      <w:b w:val="0"/>
+                      <w:color w:val="123452"/>
+                      <w:sz w:val="23"/>
+                    </w:rPr>
+                    <w:t>10 × 6 = 60</w:t>
+                  </w:r>
+                </w:p>
+              </w:tc>
+            </w:tr>
+            <w:tr>
+              <w:trPr>
+                <w:cantSplit/>
+                <w:trHeight w:val="317" w:hRule="exact"/>
+              </w:trPr>
+              <w:tc>
+                <w:tcPr>
+                  <w:tcW w:type="dxa" w:w="3160"/>
+                  <w:vAlign w:val="center"/>
+                  <w:tcMar>
+                    <w:top w:w="0" w:type="dxa"/>
+                    <w:start w:w="40" w:type="dxa"/>
+                    <w:bottom w:w="0" w:type="dxa"/>
+                    <w:end w:w="40" w:type="dxa"/>
+                  </w:tcMar>
+                  <w:tcBorders>
+                    <w:top w:val="nil"/>
+                    <w:start w:val="single" w:sz="9" w:space="0" w:color="CFE2ED"/>
+                    <w:bottom w:val="nil"/>
+                    <w:end w:val="single" w:sz="9" w:space="0" w:color="CFE2ED"/>
+                  </w:tcBorders>
+                  <w:shd w:fill="FFFFFF"/>
+                </w:tcPr>
+                <w:p>
+                  <w:pPr>
+                    <w:spacing w:before="0" w:after="0"/>
+                    <w:jc w:val="center"/>
+                  </w:pPr>
+                  <w:r>
+                    <w:rPr>
+                      <w:rFonts w:ascii="Arial" w:hAnsi="Arial"/>
+                      <w:b w:val="0"/>
+                      <w:color w:val="123452"/>
+                      <w:sz w:val="23"/>
+                    </w:rPr>
+                    <w:t>10 × 7 = 70</w:t>
+                  </w:r>
+                </w:p>
+              </w:tc>
+            </w:tr>
+            <w:tr>
+              <w:trPr>
+                <w:cantSplit/>
+                <w:trHeight w:val="317" w:hRule="exact"/>
+              </w:trPr>
+              <w:tc>
+                <w:tcPr>
+                  <w:tcW w:type="dxa" w:w="3160"/>
+                  <w:vAlign w:val="center"/>
+                  <w:tcMar>
+                    <w:top w:w="0" w:type="dxa"/>
+                    <w:start w:w="40" w:type="dxa"/>
+                    <w:bottom w:w="0" w:type="dxa"/>
+                    <w:end w:w="40" w:type="dxa"/>
+                  </w:tcMar>
+                  <w:tcBorders>
+                    <w:top w:val="nil"/>
+                    <w:start w:val="single" w:sz="9" w:space="0" w:color="CFE2ED"/>
+                    <w:bottom w:val="nil"/>
+                    <w:end w:val="single" w:sz="9" w:space="0" w:color="CFE2ED"/>
+                  </w:tcBorders>
+                  <w:shd w:fill="FFF1E5"/>
+                </w:tcPr>
+                <w:p>
+                  <w:pPr>
+                    <w:spacing w:before="0" w:after="0"/>
+                    <w:jc w:val="center"/>
+                  </w:pPr>
+                  <w:r>
+                    <w:rPr>
+                      <w:rFonts w:ascii="Arial" w:hAnsi="Arial"/>
+                      <w:b w:val="0"/>
+                      <w:color w:val="123452"/>
+                      <w:sz w:val="23"/>
+                    </w:rPr>
+                    <w:t>10 × 8 = 80</w:t>
+                  </w:r>
+                </w:p>
+              </w:tc>
+            </w:tr>
+            <w:tr>
+              <w:trPr>
+                <w:cantSplit/>
+                <w:trHeight w:val="317" w:hRule="exact"/>
+              </w:trPr>
+              <w:tc>
+                <w:tcPr>
+                  <w:tcW w:type="dxa" w:w="3160"/>
+                  <w:vAlign w:val="center"/>
+                  <w:tcMar>
+                    <w:top w:w="0" w:type="dxa"/>
+                    <w:start w:w="40" w:type="dxa"/>
+                    <w:bottom w:w="0" w:type="dxa"/>
+                    <w:end w:w="40" w:type="dxa"/>
+                  </w:tcMar>
+                  <w:tcBorders>
+                    <w:top w:val="nil"/>
+                    <w:start w:val="single" w:sz="9" w:space="0" w:color="CFE2ED"/>
+                    <w:bottom w:val="nil"/>
+                    <w:end w:val="single" w:sz="9" w:space="0" w:color="CFE2ED"/>
+                  </w:tcBorders>
+                  <w:shd w:fill="FFFFFF"/>
+                </w:tcPr>
+                <w:p>
+                  <w:pPr>
+                    <w:spacing w:before="0" w:after="0"/>
+                    <w:jc w:val="center"/>
+                  </w:pPr>
+                  <w:r>
+                    <w:rPr>
+                      <w:rFonts w:ascii="Arial" w:hAnsi="Arial"/>
+                      <w:b w:val="0"/>
+                      <w:color w:val="123452"/>
+                      <w:sz w:val="23"/>
+                    </w:rPr>
+                    <w:t>10 × 9 = 90</w:t>
+                  </w:r>
+                </w:p>
+              </w:tc>
+            </w:tr>
+            <w:tr>
+              <w:trPr>
+                <w:cantSplit/>
+                <w:trHeight w:val="317" w:hRule="exact"/>
+              </w:trPr>
+              <w:tc>
+                <w:tcPr>
+                  <w:tcW w:type="dxa" w:w="3160"/>
+                  <w:vAlign w:val="center"/>
+                  <w:tcMar>
+                    <w:top w:w="0" w:type="dxa"/>
+                    <w:start w:w="40" w:type="dxa"/>
+                    <w:bottom w:w="0" w:type="dxa"/>
+                    <w:end w:w="40" w:type="dxa"/>
+                  </w:tcMar>
+                  <w:tcBorders>
+                    <w:top w:val="nil"/>
+                    <w:start w:val="single" w:sz="9" w:space="0" w:color="CFE2ED"/>
+                    <w:bottom w:val="single" w:sz="9" w:space="0" w:color="CFE2ED"/>
+                    <w:end w:val="single" w:sz="9" w:space="0" w:color="CFE2ED"/>
+                  </w:tcBorders>
+                  <w:shd w:fill="FFF1E5"/>
+                </w:tcPr>
+                <w:p>
+                  <w:pPr>
+                    <w:spacing w:before="0" w:after="0"/>
+                    <w:jc w:val="center"/>
+                  </w:pPr>
+                  <w:r>
+                    <w:rPr>
+                      <w:rFonts w:ascii="Arial" w:hAnsi="Arial"/>
+                      <w:b w:val="0"/>
+                      <w:color w:val="123452"/>
+                      <w:sz w:val="23"/>
+                    </w:rPr>
+                    <w:t>10 × 10 = 100</w:t>
+                  </w:r>
+                </w:p>
+              </w:tc>
+            </w:tr>
+          </w:tbl>
+          <w:p/>
+        </w:tc>
+      </w:tr>
+    </w:tbl>
     <w:sectPr>
       <w:footerReference w:type="default" r:id="rId11"/>
       <w:pgSz w:w="11906" w:h="16838"/>
-      <w:pgMar w:top="595" w:right="680" w:bottom="567" w:left="680" w:header="283" w:footer="255" w:gutter="0"/>
+      <w:pgMar w:top="408" w:right="522" w:bottom="408" w:left="522" w:header="170" w:footer="181" w:gutter="0"/>
       <w:cols w:space="720"/>
       <w:docGrid w:linePitch="360"/>
     </w:sectPr>
@@ -1842,12 +4612,12 @@
     </w:pPr>
     <w:r>
       <w:rPr>
-        <w:rFonts w:ascii="Calibri" w:hAnsi="Calibri"/>
+        <w:rFonts w:ascii="Arial" w:hAnsi="Arial"/>
         <w:b w:val="0"/>
         <w:color w:val="506B7D"/>
-        <w:sz w:val="16"/>
-      </w:rPr>
-      <w:t>mathsgo.re  ·  Gwenaël Bourgault</w:t>
+        <w:sz w:val="15"/>
+      </w:rPr>
+      <w:t>mathsgo.re  ·  CC BY-NC-SA 4.0</w:t>
     </w:r>
   </w:p>
 </w:ftr>
@@ -2217,12 +4987,12 @@
     <w:qFormat/>
     <w:rsid w:val="00FC693F"/>
     <w:pPr>
-      <w:spacing w:before="0" w:after="120" w:line="300" w:lineRule="auto"/>
+      <w:spacing w:before="0" w:after="0" w:line="240" w:lineRule="auto"/>
     </w:pPr>
     <w:rPr>
-      <w:rFonts w:ascii="Calibri" w:hAnsi="Calibri"/>
-      <w:color w:val="143451"/>
-      <w:sz w:val="22"/>
+      <w:rFonts w:ascii="Arial" w:hAnsi="Arial"/>
+      <w:color w:val="123452"/>
+      <w:sz w:val="20"/>
     </w:rPr>
   </w:style>
   <w:style w:type="paragraph" w:styleId="Header">

--- a/_sources/defi-tables/fiche_tables_multiplication.docx
+++ b/_sources/defi-tables/fiche_tables_multiplication.docx
@@ -105,7 +105,7 @@
                 <w:rFonts w:ascii="Arial" w:hAnsi="Arial"/>
                 <w:b/>
                 <w:color w:val="123452"/>
-                <w:sz w:val="43"/>
+                <w:sz w:val="39"/>
               </w:rPr>
               <w:t>MES TABLES</w:t>
               <w:br/>
@@ -115,7 +115,7 @@
                 <w:rFonts w:ascii="Arial" w:hAnsi="Arial"/>
                 <w:b/>
                 <w:color w:val="123452"/>
-                <w:sz w:val="36"/>
+                <w:sz w:val="31"/>
               </w:rPr>
               <w:t>DE MULTIPLICATION</w:t>
             </w:r>
